--- a/Sprint_0_TPI_Programacion_II.docx
+++ b/Sprint_0_TPI_Programacion_II.docx
@@ -1,6 +1,6 @@
 
 <file path=word/document.xml><?xml version="1.0" encoding="utf-8"?>
-<w:document xmlns:wpc="http://schemas.microsoft.com/office/word/2010/wordprocessingCanvas" xmlns:cx="http://schemas.microsoft.com/office/drawing/2014/chartex" xmlns:cx1="http://schemas.microsoft.com/office/drawing/2015/9/8/chartex" xmlns:mc="http://schemas.openxmlformats.org/markup-compatibility/2006" xmlns:o="urn:schemas-microsoft-com:office:office" xmlns:r="http://schemas.openxmlformats.org/officeDocument/2006/relationships" xmlns:m="http://schemas.openxmlformats.org/officeDocument/2006/math" xmlns:v="urn:schemas-microsoft-com:vml" xmlns:wp14="http://schemas.microsoft.com/office/word/2010/wordprocessingDrawing" xmlns:wp="http://schemas.openxmlformats.org/drawingml/2006/wordprocessingDrawing" xmlns:w10="urn:schemas-microsoft-com:office:word" xmlns:w="http://schemas.openxmlformats.org/wordprocessingml/2006/main" xmlns:w14="http://schemas.microsoft.com/office/word/2010/wordml" xmlns:w15="http://schemas.microsoft.com/office/word/2012/wordml" xmlns:w16se="http://schemas.microsoft.com/office/word/2015/wordml/symex" xmlns:wpg="http://schemas.microsoft.com/office/word/2010/wordprocessingGroup" xmlns:wpi="http://schemas.microsoft.com/office/word/2010/wordprocessingInk" xmlns:wne="http://schemas.microsoft.com/office/word/2006/wordml" xmlns:wps="http://schemas.microsoft.com/office/word/2010/wordprocessingShape" mc:Ignorable="w14 w15 w16se wp14">
+<w:document xmlns:w="http://schemas.openxmlformats.org/wordprocessingml/2006/main" xmlns:r="http://schemas.openxmlformats.org/officeDocument/2006/relationships" xmlns:wp="http://schemas.openxmlformats.org/drawingml/2006/wordprocessingDrawing" xmlns:a="http://schemas.openxmlformats.org/drawingml/2006/main" xmlns:c="http://schemas.openxmlformats.org/drawingml/2006/chart" xmlns:pic="http://schemas.openxmlformats.org/drawingml/2006/picture" xmlns:mc="http://schemas.openxmlformats.org/markup-compatibility/2006" xmlns:w14="http://schemas.microsoft.com/office/word/2010/wordml" xmlns:wpi="http://schemas.microsoft.com/office/word/2010/wordprocessingInk" xmlns:w15="http://schemas.microsoft.com/office/word/2012/wordml" xmlns:wp14="http://schemas.microsoft.com/office/word/2010/wordprocessingDrawing" xmlns:wps="http://schemas.microsoft.com/office/word/2010/wordprocessingShape" xmlns:wpg="http://schemas.microsoft.com/office/word/2010/wordprocessingGroup" xmlns:wpc="http://schemas.microsoft.com/office/word/2010/wordprocessingCanvas" xmlns:dgm="http://schemas.openxmlformats.org/drawingml/2006/diagram" xmlns:dsp="http://schemas.microsoft.com/office/drawing/2008/diagram" xmlns:m="http://schemas.openxmlformats.org/officeDocument/2006/math" xmlns:v="urn:schemas-microsoft-com:vml" xmlns:o="urn:schemas-microsoft-com:office:office" xmlns:w10="urn:schemas-microsoft-com:office:word" xmlns:cx="http://schemas.microsoft.com/office/drawing/2014/chartex" xmlns:cx1="http://schemas.microsoft.com/office/drawing/2015/9/8/chartex" xmlns:cx2="http://schemas.microsoft.com/office/drawing/2015/10/21/chartex" xmlns:cx3="http://schemas.microsoft.com/office/drawing/2016/5/9/chartex" xmlns:cx4="http://schemas.microsoft.com/office/drawing/2016/5/10/chartex" xmlns:cx5="http://schemas.microsoft.com/office/drawing/2016/5/11/chartex" xmlns:cx6="http://schemas.microsoft.com/office/drawing/2016/5/12/chartex" xmlns:cx7="http://schemas.microsoft.com/office/drawing/2016/5/13/chartex" xmlns:cx8="http://schemas.microsoft.com/office/drawing/2016/5/14/chartex" mc:Ignorable="w14 w15 wp14">
   <w:body>
     <w:p>
       <w:pPr>
@@ -9,13 +9,13 @@
       </w:pPr>
       <w:r>
         <w:rPr>
-          <w:rFonts w:ascii="Calibri" w:eastAsia="Calibri" w:hAnsi="Calibri" w:cs="Calibri"/>
+          <w:rFonts w:ascii="Calibri" w:hAnsi="Calibri" w:eastAsia="Calibri" w:cs="Calibri"/>
           <w:b/>
           <w:bCs/>
           <w:sz w:val="36"/>
           <w:szCs w:val="36"/>
         </w:rPr>
-        <w:t>Sistema de Gestión de Turnos Veterinarios</w:t>
+        <w:t xml:space="preserve">Sistema de Gestión de Turnos Veterinarios</w:t>
       </w:r>
     </w:p>
     <w:p>
@@ -25,14 +25,14 @@
       </w:pPr>
       <w:r>
         <w:rPr>
-          <w:rFonts w:ascii="Calibri" w:eastAsia="Calibri" w:hAnsi="Calibri" w:cs="Calibri"/>
+          <w:rFonts w:ascii="Calibri" w:hAnsi="Calibri" w:eastAsia="Calibri" w:cs="Calibri"/>
           <w:i/>
           <w:iCs/>
           <w:color w:val="555555"/>
           <w:sz w:val="24"/>
           <w:szCs w:val="24"/>
         </w:rPr>
-        <w:t>Documento de Relevamiento y Especificación — Etapa 1</w:t>
+        <w:t xml:space="preserve">Documento de Relevamiento y Especificación — Etapa 1</w:t>
       </w:r>
     </w:p>
     <w:p>
@@ -42,11 +42,11 @@
       </w:pPr>
       <w:r>
         <w:rPr>
-          <w:rFonts w:ascii="Calibri" w:eastAsia="Calibri" w:hAnsi="Calibri" w:cs="Calibri"/>
+          <w:rFonts w:ascii="Calibri" w:hAnsi="Calibri" w:eastAsia="Calibri" w:cs="Calibri"/>
           <w:b/>
           <w:bCs/>
         </w:rPr>
-        <w:t>1. Información del equipo</w:t>
+        <w:t xml:space="preserve">1. Información del equipo</w:t>
       </w:r>
     </w:p>
     <w:p>
@@ -55,9 +55,9 @@
       </w:pPr>
       <w:r>
         <w:rPr>
-          <w:rFonts w:ascii="Calibri" w:eastAsia="Calibri" w:hAnsi="Calibri" w:cs="Calibri"/>
-        </w:rPr>
-        <w:t>El equipo de trabajo está conformado por los siguientes integrantes:</w:t>
+          <w:rFonts w:ascii="Calibri" w:hAnsi="Calibri" w:eastAsia="Calibri" w:cs="Calibri"/>
+        </w:rPr>
+        <w:t xml:space="preserve">El equipo de trabajo está conformado por los siguientes integrantes:</w:t>
       </w:r>
     </w:p>
     <w:p>
@@ -71,9 +71,9 @@
       </w:pPr>
       <w:r>
         <w:rPr>
-          <w:rFonts w:ascii="Calibri" w:eastAsia="Calibri" w:hAnsi="Calibri" w:cs="Calibri"/>
-        </w:rPr>
-        <w:t>Junior Busso</w:t>
+          <w:rFonts w:ascii="Calibri" w:hAnsi="Calibri" w:eastAsia="Calibri" w:cs="Calibri"/>
+        </w:rPr>
+        <w:t xml:space="preserve">Junior Busso</w:t>
       </w:r>
     </w:p>
     <w:p>
@@ -87,9 +87,9 @@
       </w:pPr>
       <w:r>
         <w:rPr>
-          <w:rFonts w:ascii="Calibri" w:eastAsia="Calibri" w:hAnsi="Calibri" w:cs="Calibri"/>
-        </w:rPr>
-        <w:t>Gaspar Lynch</w:t>
+          <w:rFonts w:ascii="Calibri" w:hAnsi="Calibri" w:eastAsia="Calibri" w:cs="Calibri"/>
+        </w:rPr>
+        <w:t xml:space="preserve">Gaspar Lynch</w:t>
       </w:r>
     </w:p>
     <w:p>
@@ -103,232 +103,9 @@
       </w:pPr>
       <w:r>
         <w:rPr>
-          <w:rFonts w:ascii="Calibri" w:eastAsia="Calibri" w:hAnsi="Calibri" w:cs="Calibri"/>
-        </w:rPr>
-        <w:t>Agustín Moreno</w:t>
-      </w:r>
-    </w:p>
-    <w:p>
-      <w:pPr>
-        <w:pStyle w:val="Ttulo1"/>
-        <w:spacing w:before="320" w:after="160"/>
-      </w:pPr>
-      <w:r>
-        <w:rPr>
-          <w:rFonts w:ascii="Calibri" w:eastAsia="Calibri" w:hAnsi="Calibri" w:cs="Calibri"/>
-          <w:b/>
-          <w:bCs/>
-        </w:rPr>
-        <w:t>2. Descripción del problema</w:t>
-      </w:r>
-    </w:p>
-    <w:p>
-      <w:pPr>
-        <w:spacing w:after="160" w:line="276" w:lineRule="auto"/>
-      </w:pPr>
-      <w:r>
-        <w:rPr>
-          <w:rFonts w:ascii="Calibri" w:eastAsia="Calibri" w:hAnsi="Calibri" w:cs="Calibri"/>
-        </w:rPr>
-        <w:t xml:space="preserve">Las veterinarias y clínicas para mascotas suelen gestionar sus turnos </w:t>
-      </w:r>
-      <w:r>
-        <w:rPr>
-          <w:rFonts w:ascii="Calibri" w:eastAsia="Calibri" w:hAnsi="Calibri" w:cs="Calibri"/>
-        </w:rPr>
-        <w:t>manualmente</w:t>
-      </w:r>
-      <w:r>
-        <w:rPr>
-          <w:rFonts w:ascii="Calibri" w:eastAsia="Calibri" w:hAnsi="Calibri" w:cs="Calibri"/>
-        </w:rPr>
-        <w:t xml:space="preserve"> (</w:t>
-      </w:r>
-      <w:r>
-        <w:rPr>
-          <w:rFonts w:ascii="Calibri" w:eastAsia="Calibri" w:hAnsi="Calibri" w:cs="Calibri"/>
-        </w:rPr>
-        <w:t xml:space="preserve">por ejemplo, con </w:t>
-      </w:r>
-      <w:r>
-        <w:rPr>
-          <w:rFonts w:ascii="Calibri" w:eastAsia="Calibri" w:hAnsi="Calibri" w:cs="Calibri"/>
-        </w:rPr>
-        <w:t>agendas en papel</w:t>
-      </w:r>
-      <w:r>
-        <w:rPr>
-          <w:rFonts w:ascii="Calibri" w:eastAsia="Calibri" w:hAnsi="Calibri" w:cs="Calibri"/>
-        </w:rPr>
-        <w:t xml:space="preserve"> o planillas</w:t>
-      </w:r>
-      <w:r>
-        <w:rPr>
-          <w:rFonts w:ascii="Calibri" w:eastAsia="Calibri" w:hAnsi="Calibri" w:cs="Calibri"/>
-        </w:rPr>
-        <w:t>), lo que</w:t>
-      </w:r>
-      <w:r>
-        <w:rPr>
-          <w:rFonts w:ascii="Calibri" w:eastAsia="Calibri" w:hAnsi="Calibri" w:cs="Calibri"/>
-        </w:rPr>
-        <w:t xml:space="preserve"> puede</w:t>
-      </w:r>
-      <w:r>
-        <w:rPr>
-          <w:rFonts w:ascii="Calibri" w:eastAsia="Calibri" w:hAnsi="Calibri" w:cs="Calibri"/>
-        </w:rPr>
-        <w:t xml:space="preserve"> genera</w:t>
-      </w:r>
-      <w:r>
-        <w:rPr>
-          <w:rFonts w:ascii="Calibri" w:eastAsia="Calibri" w:hAnsi="Calibri" w:cs="Calibri"/>
-        </w:rPr>
-        <w:t>r</w:t>
-      </w:r>
-      <w:r>
-        <w:rPr>
-          <w:rFonts w:ascii="Calibri" w:eastAsia="Calibri" w:hAnsi="Calibri" w:cs="Calibri"/>
-        </w:rPr>
-        <w:t xml:space="preserve"> </w:t>
-      </w:r>
-      <w:r>
-        <w:rPr>
-          <w:rFonts w:ascii="Calibri" w:eastAsia="Calibri" w:hAnsi="Calibri" w:cs="Calibri"/>
-        </w:rPr>
-        <w:t>horarios superpuestos</w:t>
-      </w:r>
-      <w:r>
-        <w:rPr>
-          <w:rFonts w:ascii="Calibri" w:eastAsia="Calibri" w:hAnsi="Calibri" w:cs="Calibri"/>
-        </w:rPr>
-        <w:t xml:space="preserve"> entre profesionales, asignación de servicios a especialist</w:t>
-      </w:r>
-      <w:r>
-        <w:rPr>
-          <w:rFonts w:ascii="Calibri" w:eastAsia="Calibri" w:hAnsi="Calibri" w:cs="Calibri"/>
-        </w:rPr>
-        <w:t>as no</w:t>
-      </w:r>
-      <w:r>
-        <w:rPr>
-          <w:rFonts w:ascii="Calibri" w:eastAsia="Calibri" w:hAnsi="Calibri" w:cs="Calibri"/>
-        </w:rPr>
-        <w:t xml:space="preserve"> habilitados para realizarlos,</w:t>
-      </w:r>
-      <w:r>
-        <w:rPr>
-          <w:rFonts w:ascii="Calibri" w:eastAsia="Calibri" w:hAnsi="Calibri" w:cs="Calibri"/>
-        </w:rPr>
-        <w:t xml:space="preserve"> dificultad para </w:t>
-      </w:r>
-      <w:r>
-        <w:rPr>
-          <w:rFonts w:ascii="Calibri" w:eastAsia="Calibri" w:hAnsi="Calibri" w:cs="Calibri"/>
-        </w:rPr>
-        <w:t>saber la disponibilidad de un</w:t>
-      </w:r>
-      <w:r>
-        <w:rPr>
-          <w:rFonts w:ascii="Calibri" w:eastAsia="Calibri" w:hAnsi="Calibri" w:cs="Calibri"/>
-        </w:rPr>
-        <w:t xml:space="preserve"> veterinario en el momento de agendar una consulta.</w:t>
-      </w:r>
-    </w:p>
-    <w:p>
-      <w:pPr>
-        <w:spacing w:after="160" w:line="276" w:lineRule="auto"/>
-      </w:pPr>
-      <w:r>
-        <w:rPr>
-          <w:rFonts w:ascii="Calibri" w:eastAsia="Calibri" w:hAnsi="Calibri" w:cs="Calibri"/>
-        </w:rPr>
-        <w:t xml:space="preserve">El objetivo de este proyecto es desarrollar, aplicando el paradigma de Programación Orientada a Objetos (POO) </w:t>
-      </w:r>
-      <w:r>
-        <w:rPr>
-          <w:rFonts w:ascii="Calibri" w:eastAsia="Calibri" w:hAnsi="Calibri" w:cs="Calibri"/>
-        </w:rPr>
-        <w:t>en Java, un sistema que digitalice y agilice el flujo de trabajo de un</w:t>
-      </w:r>
-      <w:r>
-        <w:rPr>
-          <w:rFonts w:ascii="Calibri" w:eastAsia="Calibri" w:hAnsi="Calibri" w:cs="Calibri"/>
-        </w:rPr>
-        <w:t xml:space="preserve">a veterinaria, principalmente </w:t>
-      </w:r>
-      <w:r>
-        <w:rPr>
-          <w:rFonts w:ascii="Calibri" w:eastAsia="Calibri" w:hAnsi="Calibri" w:cs="Calibri"/>
-        </w:rPr>
-        <w:t>en la gestión de turnos. El sistema debe garantizar la coherencia entre clientes, mascotas, profesionales y servicios, validando las reglas de nego</w:t>
-      </w:r>
-      <w:r>
-        <w:rPr>
-          <w:rFonts w:ascii="Calibri" w:eastAsia="Calibri" w:hAnsi="Calibri" w:cs="Calibri"/>
-        </w:rPr>
-        <w:t xml:space="preserve">cio </w:t>
-      </w:r>
-      <w:r>
-        <w:rPr>
-          <w:rFonts w:ascii="Calibri" w:eastAsia="Calibri" w:hAnsi="Calibri" w:cs="Calibri"/>
-        </w:rPr>
-        <w:t>(compatibilidad de especialidad, disponibilidad horaria, ventanas de anticipación y cancelación) para evitar errores de agenda y mejorar la experiencia tanto del cliente como del personal de la veterinaria.</w:t>
-      </w:r>
-    </w:p>
-    <w:p>
-      <w:pPr>
-        <w:spacing w:after="160" w:line="276" w:lineRule="auto"/>
-      </w:pPr>
-      <w:r>
-        <w:rPr>
-          <w:rFonts w:ascii="Calibri" w:eastAsia="Calibri" w:hAnsi="Calibri" w:cs="Calibri"/>
-        </w:rPr>
-        <w:t>En esta primera etapa se definen las reglas de negocio, se diseñan preliminarmente las clases y se delimitan las funcionalidades que se implementarán y las que no.</w:t>
-      </w:r>
-    </w:p>
-    <w:p>
-      <w:pPr>
-        <w:pStyle w:val="Ttulo1"/>
-        <w:spacing w:before="320" w:after="160"/>
-      </w:pPr>
-      <w:r>
-        <w:rPr>
-          <w:rFonts w:ascii="Calibri" w:eastAsia="Calibri" w:hAnsi="Calibri" w:cs="Calibri"/>
-          <w:b/>
-          <w:bCs/>
-        </w:rPr>
-        <w:t>3</w:t>
-      </w:r>
-      <w:r>
-        <w:rPr>
-          <w:rFonts w:ascii="Calibri" w:eastAsia="Calibri" w:hAnsi="Calibri" w:cs="Calibri"/>
-          <w:b/>
-          <w:bCs/>
-        </w:rPr>
-        <w:t>. Reglas de negocio</w:t>
-      </w:r>
-    </w:p>
-    <w:p>
-      <w:pPr>
-        <w:pStyle w:val="Ttulo2"/>
-        <w:spacing w:before="240" w:after="120"/>
-      </w:pPr>
-      <w:r>
-        <w:rPr>
-          <w:rFonts w:ascii="Calibri" w:eastAsia="Calibri" w:hAnsi="Calibri" w:cs="Calibri"/>
-          <w:b/>
-          <w:bCs/>
-        </w:rPr>
-        <w:t>3.1 Client</w:t>
-      </w:r>
-      <w:r>
-        <w:rPr>
-          <w:rFonts w:ascii="Calibri" w:eastAsia="Calibri" w:hAnsi="Calibri" w:cs="Calibri"/>
-          <w:b/>
-          <w:bCs/>
-        </w:rPr>
-        <w:t>es</w:t>
+          <w:rFonts w:ascii="Calibri" w:hAnsi="Calibri" w:eastAsia="Calibri" w:cs="Calibri"/>
+        </w:rPr>
+        <w:t xml:space="preserve">Agustín Moreno</w:t>
       </w:r>
     </w:p>
     <w:p>
@@ -339,32 +116,15 @@
           <w:numId w:val="2"/>
         </w:numPr>
         <w:spacing w:after="80"/>
-      </w:pPr>
-      <w:r>
-        <w:rPr>
-          <w:rFonts w:ascii="Calibri" w:eastAsia="Calibri" w:hAnsi="Calibri" w:cs="Calibri"/>
-        </w:rPr>
-        <w:t>Un mismo cliente puede tener registradas varias mascotas, pero cada turno se agenda de forma individual por mascota, identificado con un I</w:t>
-      </w:r>
-      <w:r>
-        <w:rPr>
-          <w:rFonts w:ascii="Calibri" w:eastAsia="Calibri" w:hAnsi="Calibri" w:cs="Calibri"/>
-        </w:rPr>
-        <w:t>D propio.</w:t>
-      </w:r>
-    </w:p>
-    <w:p>
-      <w:pPr>
-        <w:pStyle w:val="Ttulo2"/>
-        <w:spacing w:before="240" w:after="120"/>
-      </w:pPr>
-      <w:r>
-        <w:rPr>
-          <w:rFonts w:ascii="Calibri" w:eastAsia="Calibri" w:hAnsi="Calibri" w:cs="Calibri"/>
-          <w:b/>
-          <w:bCs/>
-        </w:rPr>
-        <w:t>3.2 Profesionales</w:t>
+        <w:rPr>
+          <w:rFonts w:ascii="Calibri" w:hAnsi="Calibri" w:eastAsia="Calibri" w:cs="Calibri"/>
+        </w:rPr>
+      </w:pPr>
+      <w:r>
+        <w:rPr>
+          <w:rFonts w:ascii="Calibri" w:hAnsi="Calibri" w:eastAsia="Calibri" w:cs="Calibri"/>
+        </w:rPr>
+        <w:t xml:space="preserve">Faustino Rodriguez</w:t>
       </w:r>
     </w:p>
     <w:p>
@@ -375,12 +135,90 @@
           <w:numId w:val="2"/>
         </w:numPr>
         <w:spacing w:after="80"/>
-      </w:pPr>
-      <w:r>
-        <w:rPr>
-          <w:rFonts w:ascii="Calibri" w:eastAsia="Calibri" w:hAnsi="Calibri" w:cs="Calibri"/>
-        </w:rPr>
-        <w:t>Un veterinario o especialista no puede tener dos turnos asignados en el mismo horario.</w:t>
+        <w:rPr>
+          <w:rFonts w:ascii="Calibri" w:hAnsi="Calibri" w:eastAsia="Calibri" w:cs="Calibri"/>
+        </w:rPr>
+      </w:pPr>
+      <w:r>
+        <w:rPr>
+          <w:rFonts w:ascii="Calibri" w:hAnsi="Calibri" w:eastAsia="Calibri" w:cs="Calibri"/>
+        </w:rPr>
+        <w:t xml:space="preserve">Gonzalo Alvarez</w:t>
+      </w:r>
+    </w:p>
+    <w:p>
+      <w:pPr>
+        <w:pStyle w:val="Ttulo1"/>
+        <w:spacing w:before="320" w:after="160"/>
+      </w:pPr>
+      <w:r>
+        <w:rPr>
+          <w:rFonts w:ascii="Calibri" w:hAnsi="Calibri" w:eastAsia="Calibri" w:cs="Calibri"/>
+          <w:b/>
+          <w:bCs/>
+        </w:rPr>
+        <w:t xml:space="preserve">2. Descripción del problema</w:t>
+      </w:r>
+    </w:p>
+    <w:p>
+      <w:pPr>
+        <w:spacing w:after="160" w:line="276" w:lineRule="auto"/>
+      </w:pPr>
+      <w:r>
+        <w:rPr>
+          <w:rFonts w:ascii="Calibri" w:hAnsi="Calibri" w:eastAsia="Calibri" w:cs="Calibri"/>
+        </w:rPr>
+        <w:t xml:space="preserve">Las veterinarias y clínicas para mascotas suelen gestionar sus turnos manualmente (por ejemplo, con agendas en papel o planillas), lo que puede generar horarios superpuestos entre profesionales, asignación de servicios a especialistas no habilitados para realizarlos, dificultad para saber la disponibilidad de un veterinario en el momento de agendar una consulta.</w:t>
+      </w:r>
+    </w:p>
+    <w:p>
+      <w:pPr>
+        <w:spacing w:after="160" w:line="276" w:lineRule="auto"/>
+      </w:pPr>
+      <w:r>
+        <w:rPr>
+          <w:rFonts w:ascii="Calibri" w:hAnsi="Calibri" w:eastAsia="Calibri" w:cs="Calibri"/>
+        </w:rPr>
+        <w:t xml:space="preserve">El objetivo de este proyecto es desarrollar, aplicando el paradigma de Programación Orientada a Objetos (POO) en Java, un sistema que digitalice y agilice el flujo de trabajo de una veterinaria, principalmente en la gestión de turnos. El sistema debe garantizar la coherencia entre clientes, mascotas, profesionales y servicios, validando las reglas de negocio (compatibilidad de especialidad, disponibilidad horaria, ventanas de anticipación y cancelación) para evitar errores de agenda y mejorar la experiencia tanto del cliente como del personal de la veterinaria.</w:t>
+      </w:r>
+    </w:p>
+    <w:p>
+      <w:pPr>
+        <w:spacing w:after="160" w:line="276" w:lineRule="auto"/>
+      </w:pPr>
+      <w:r>
+        <w:rPr>
+          <w:rFonts w:ascii="Calibri" w:hAnsi="Calibri" w:eastAsia="Calibri" w:cs="Calibri"/>
+        </w:rPr>
+        <w:t xml:space="preserve">En esta primera etapa se definen las reglas de negocio, se diseñan preliminarmente las clases y se delimitan las funcionalidades que se implementarán y las que no.</w:t>
+      </w:r>
+    </w:p>
+    <w:p>
+      <w:pPr>
+        <w:pStyle w:val="Ttulo1"/>
+        <w:spacing w:before="320" w:after="160"/>
+      </w:pPr>
+      <w:r>
+        <w:rPr>
+          <w:rFonts w:ascii="Calibri" w:hAnsi="Calibri" w:eastAsia="Calibri" w:cs="Calibri"/>
+          <w:b/>
+          <w:bCs/>
+        </w:rPr>
+        <w:t xml:space="preserve">3. Reglas de negocio</w:t>
+      </w:r>
+    </w:p>
+    <w:p>
+      <w:pPr>
+        <w:pStyle w:val="Ttulo2"/>
+        <w:spacing w:before="240" w:after="120"/>
+      </w:pPr>
+      <w:r>
+        <w:rPr>
+          <w:rFonts w:ascii="Calibri" w:hAnsi="Calibri" w:eastAsia="Calibri" w:cs="Calibri"/>
+          <w:b/>
+          <w:bCs/>
+        </w:rPr>
+        <w:t xml:space="preserve">3.1 Clientes</w:t>
       </w:r>
     </w:p>
     <w:p>
@@ -394,9 +232,9 @@
       </w:pPr>
       <w:r>
         <w:rPr>
-          <w:rFonts w:ascii="Calibri" w:eastAsia="Calibri" w:hAnsi="Calibri" w:cs="Calibri"/>
-        </w:rPr>
-        <w:t>Determinados servicios solo pueden ser asignados a profesionales con la especialidad requerida para ese servicio.</w:t>
+          <w:rFonts w:ascii="Calibri" w:hAnsi="Calibri" w:eastAsia="Calibri" w:cs="Calibri"/>
+        </w:rPr>
+        <w:t xml:space="preserve">Un mismo cliente puede tener registradas varias mascotas, pero cada turno se agenda de forma individual por mascota, identificado con un ID propio.</w:t>
       </w:r>
     </w:p>
     <w:p>
@@ -406,11 +244,11 @@
       </w:pPr>
       <w:r>
         <w:rPr>
-          <w:rFonts w:ascii="Calibri" w:eastAsia="Calibri" w:hAnsi="Calibri" w:cs="Calibri"/>
+          <w:rFonts w:ascii="Calibri" w:hAnsi="Calibri" w:eastAsia="Calibri" w:cs="Calibri"/>
           <w:b/>
           <w:bCs/>
         </w:rPr>
-        <w:t>3.3 Turnos</w:t>
+        <w:t xml:space="preserve">3.2 Profesionales</w:t>
       </w:r>
     </w:p>
     <w:p>
@@ -424,9 +262,55 @@
       </w:pPr>
       <w:r>
         <w:rPr>
-          <w:rFonts w:ascii="Calibri" w:eastAsia="Calibri" w:hAnsi="Calibri" w:cs="Calibri"/>
-        </w:rPr>
-        <w:t>Cada turno debe estar asociado a una única mascota</w:t>
+          <w:rFonts w:ascii="Calibri" w:hAnsi="Calibri" w:eastAsia="Calibri" w:cs="Calibri"/>
+        </w:rPr>
+        <w:t xml:space="preserve">Un veterinario o especialista no puede tener dos turnos asignados en el mismo horario.</w:t>
+      </w:r>
+    </w:p>
+    <w:p>
+      <w:pPr>
+        <w:pStyle w:val="Prrafodelista"/>
+        <w:numPr>
+          <w:ilvl w:val="0"/>
+          <w:numId w:val="2"/>
+        </w:numPr>
+        <w:spacing w:after="80"/>
+      </w:pPr>
+      <w:r>
+        <w:rPr>
+          <w:rFonts w:ascii="Calibri" w:hAnsi="Calibri" w:eastAsia="Calibri" w:cs="Calibri"/>
+        </w:rPr>
+        <w:t xml:space="preserve">Determinados servicios solo pueden ser asignados a profesionales con la especialidad requerida para ese servicio.</w:t>
+      </w:r>
+    </w:p>
+    <w:p>
+      <w:pPr>
+        <w:pStyle w:val="Ttulo2"/>
+        <w:spacing w:before="240" w:after="120"/>
+      </w:pPr>
+      <w:r>
+        <w:rPr>
+          <w:rFonts w:ascii="Calibri" w:hAnsi="Calibri" w:eastAsia="Calibri" w:cs="Calibri"/>
+          <w:b/>
+          <w:bCs/>
+        </w:rPr>
+        <w:t xml:space="preserve">3.3 Turnos</w:t>
+      </w:r>
+    </w:p>
+    <w:p>
+      <w:pPr>
+        <w:pStyle w:val="Prrafodelista"/>
+        <w:numPr>
+          <w:ilvl w:val="0"/>
+          <w:numId w:val="2"/>
+        </w:numPr>
+        <w:spacing w:after="80"/>
+      </w:pPr>
+      <w:r>
+        <w:rPr>
+          <w:rFonts w:ascii="Calibri" w:hAnsi="Calibri" w:eastAsia="Calibri" w:cs="Calibri"/>
+        </w:rPr>
+        <w:t xml:space="preserve">Cada turno debe estar asociado a una única mascota</w:t>
       </w:r>
     </w:p>
     <w:p>
@@ -436,11 +320,11 @@
       </w:pPr>
       <w:r>
         <w:rPr>
-          <w:rFonts w:ascii="Calibri" w:eastAsia="Calibri" w:hAnsi="Calibri" w:cs="Calibri"/>
+          <w:rFonts w:ascii="Calibri" w:hAnsi="Calibri" w:eastAsia="Calibri" w:cs="Calibri"/>
           <w:b/>
           <w:bCs/>
         </w:rPr>
-        <w:t>4. Glosario de términos</w:t>
+        <w:t xml:space="preserve">4. Glosario de términos</w:t>
       </w:r>
     </w:p>
     <w:p>
@@ -449,25 +333,36 @@
       </w:pPr>
       <w:r>
         <w:rPr>
-          <w:rFonts w:ascii="Calibri" w:eastAsia="Calibri" w:hAnsi="Calibri" w:cs="Calibri"/>
+          <w:rFonts w:ascii="Calibri" w:hAnsi="Calibri" w:eastAsia="Calibri" w:cs="Calibri"/>
           <w:b/>
           <w:bCs/>
         </w:rPr>
-        <w:t>C</w:t>
-      </w:r>
-      <w:r>
-        <w:rPr>
-          <w:rFonts w:ascii="Calibri" w:eastAsia="Calibri" w:hAnsi="Calibri" w:cs="Calibri"/>
+        <w:t xml:space="preserve">Cliente: </w:t>
+      </w:r>
+      <w:r>
+        <w:rPr>
+          <w:rFonts w:ascii="Calibri" w:hAnsi="Calibri" w:eastAsia="Calibri" w:cs="Calibri"/>
+        </w:rPr>
+        <w:t xml:space="preserve">Persona responsable de una o más mascotas, encargada de solicitar y gestionar los turnos.</w:t>
+      </w:r>
+    </w:p>
+    <w:p>
+      <w:pPr>
+        <w:spacing w:after="120"/>
+      </w:pPr>
+      <w:r>
+        <w:rPr>
+          <w:rFonts w:ascii="Calibri" w:hAnsi="Calibri" w:eastAsia="Calibri" w:cs="Calibri"/>
           <w:b/>
           <w:bCs/>
         </w:rPr>
-        <w:t xml:space="preserve">liente: </w:t>
-      </w:r>
-      <w:r>
-        <w:rPr>
-          <w:rFonts w:ascii="Calibri" w:eastAsia="Calibri" w:hAnsi="Calibri" w:cs="Calibri"/>
-        </w:rPr>
-        <w:t>Persona responsable de una o más mascotas, encargada de solicitar y gestionar los turnos.</w:t>
+        <w:t xml:space="preserve">Mascota: </w:t>
+      </w:r>
+      <w:r>
+        <w:rPr>
+          <w:rFonts w:ascii="Calibri" w:hAnsi="Calibri" w:eastAsia="Calibri" w:cs="Calibri"/>
+        </w:rPr>
+        <w:t xml:space="preserve">Animal registrado en el sistema bajo la responsabilidad de un cliente (dueño), sobre el cual se agendan los turnos.</w:t>
       </w:r>
     </w:p>
     <w:p>
@@ -476,17 +371,17 @@
       </w:pPr>
       <w:r>
         <w:rPr>
-          <w:rFonts w:ascii="Calibri" w:eastAsia="Calibri" w:hAnsi="Calibri" w:cs="Calibri"/>
+          <w:rFonts w:ascii="Calibri" w:hAnsi="Calibri" w:eastAsia="Calibri" w:cs="Calibri"/>
           <w:b/>
           <w:bCs/>
         </w:rPr>
-        <w:t xml:space="preserve">Mascota: </w:t>
-      </w:r>
-      <w:r>
-        <w:rPr>
-          <w:rFonts w:ascii="Calibri" w:eastAsia="Calibri" w:hAnsi="Calibri" w:cs="Calibri"/>
-        </w:rPr>
-        <w:t>Animal registrado en el sistema bajo la responsabilidad de un cliente (dueño), sobre el cual se agendan los turnos.</w:t>
+        <w:t xml:space="preserve">Profesional: </w:t>
+      </w:r>
+      <w:r>
+        <w:rPr>
+          <w:rFonts w:ascii="Calibri" w:hAnsi="Calibri" w:eastAsia="Calibri" w:cs="Calibri"/>
+        </w:rPr>
+        <w:t xml:space="preserve">Veterinario o especialista habilitado para atender turnos, identificado por su matrícula y especialidad.</w:t>
       </w:r>
     </w:p>
     <w:p>
@@ -495,17 +390,17 @@
       </w:pPr>
       <w:r>
         <w:rPr>
-          <w:rFonts w:ascii="Calibri" w:eastAsia="Calibri" w:hAnsi="Calibri" w:cs="Calibri"/>
+          <w:rFonts w:ascii="Calibri" w:hAnsi="Calibri" w:eastAsia="Calibri" w:cs="Calibri"/>
           <w:b/>
           <w:bCs/>
         </w:rPr>
-        <w:t xml:space="preserve">Profesional: </w:t>
-      </w:r>
-      <w:r>
-        <w:rPr>
-          <w:rFonts w:ascii="Calibri" w:eastAsia="Calibri" w:hAnsi="Calibri" w:cs="Calibri"/>
-        </w:rPr>
-        <w:t>Veterinario o especialista habilitado para atender turnos, identificado por su matrícula y especialidad.</w:t>
+        <w:t xml:space="preserve">Especialidad: </w:t>
+      </w:r>
+      <w:r>
+        <w:rPr>
+          <w:rFonts w:ascii="Calibri" w:hAnsi="Calibri" w:eastAsia="Calibri" w:cs="Calibri"/>
+        </w:rPr>
+        <w:t xml:space="preserve">Área de competencia de un profesional (por ejemplo: clínica general, cirugía, dermatología) que determina qué servicios puede prestar.</w:t>
       </w:r>
     </w:p>
     <w:p>
@@ -514,25 +409,36 @@
       </w:pPr>
       <w:r>
         <w:rPr>
-          <w:rFonts w:ascii="Calibri" w:eastAsia="Calibri" w:hAnsi="Calibri" w:cs="Calibri"/>
+          <w:rFonts w:ascii="Calibri" w:hAnsi="Calibri" w:eastAsia="Calibri" w:cs="Calibri"/>
           <w:b/>
           <w:bCs/>
         </w:rPr>
-        <w:t>Especialidad</w:t>
-      </w:r>
-      <w:r>
-        <w:rPr>
-          <w:rFonts w:ascii="Calibri" w:eastAsia="Calibri" w:hAnsi="Calibri" w:cs="Calibri"/>
+        <w:t xml:space="preserve">Servicio: </w:t>
+      </w:r>
+      <w:r>
+        <w:rPr>
+          <w:rFonts w:ascii="Calibri" w:hAnsi="Calibri" w:eastAsia="Calibri" w:cs="Calibri"/>
+        </w:rPr>
+        <w:t xml:space="preserve">Prestación ofrecida por la veterinaria (consulta, cirugía, vacunación, etc.), que puede requerir una o más especialidades específicas.</w:t>
+      </w:r>
+    </w:p>
+    <w:p>
+      <w:pPr>
+        <w:spacing w:after="120"/>
+      </w:pPr>
+      <w:r>
+        <w:rPr>
+          <w:rFonts w:ascii="Calibri" w:hAnsi="Calibri" w:eastAsia="Calibri" w:cs="Calibri"/>
           <w:b/>
           <w:bCs/>
         </w:rPr>
-        <w:t xml:space="preserve">: </w:t>
-      </w:r>
-      <w:r>
-        <w:rPr>
-          <w:rFonts w:ascii="Calibri" w:eastAsia="Calibri" w:hAnsi="Calibri" w:cs="Calibri"/>
-        </w:rPr>
-        <w:t>Área de competencia de un profesional (por ejemplo: clínica general, cirugía, dermatología) que determina qué servicios puede prestar.</w:t>
+        <w:t xml:space="preserve">Turno: </w:t>
+      </w:r>
+      <w:r>
+        <w:rPr>
+          <w:rFonts w:ascii="Calibri" w:hAnsi="Calibri" w:eastAsia="Calibri" w:cs="Calibri"/>
+        </w:rPr>
+        <w:t xml:space="preserve">Reserva de un horario determinado que vincula a una mascota, un profesional y un servicio.</w:t>
       </w:r>
     </w:p>
     <w:p>
@@ -541,24 +447,17 @@
       </w:pPr>
       <w:r>
         <w:rPr>
-          <w:rFonts w:ascii="Calibri" w:eastAsia="Calibri" w:hAnsi="Calibri" w:cs="Calibri"/>
+          <w:rFonts w:ascii="Calibri" w:hAnsi="Calibri" w:eastAsia="Calibri" w:cs="Calibri"/>
           <w:b/>
           <w:bCs/>
         </w:rPr>
-        <w:lastRenderedPageBreak/>
-        <w:t xml:space="preserve">Servicio: </w:t>
-      </w:r>
-      <w:r>
-        <w:rPr>
-          <w:rFonts w:ascii="Calibri" w:eastAsia="Calibri" w:hAnsi="Calibri" w:cs="Calibri"/>
-        </w:rPr>
-        <w:t>Prestación ofrecida por la veterinaria (consulta, cirugía, vacunación, etc.), que puede requerir una o más es</w:t>
-      </w:r>
-      <w:r>
-        <w:rPr>
-          <w:rFonts w:ascii="Calibri" w:eastAsia="Calibri" w:hAnsi="Calibri" w:cs="Calibri"/>
-        </w:rPr>
-        <w:t>pecialidades específicas.</w:t>
+        <w:t xml:space="preserve">Disponibilidad horaria: </w:t>
+      </w:r>
+      <w:r>
+        <w:rPr>
+          <w:rFonts w:ascii="Calibri" w:hAnsi="Calibri" w:eastAsia="Calibri" w:cs="Calibri"/>
+        </w:rPr>
+        <w:t xml:space="preserve">Conjunto de horarios en los que un profesional o recurso (como el quirófano) se encuentra libre para ser asignado a un turno.</w:t>
       </w:r>
     </w:p>
     <w:p>
@@ -567,83 +466,31 @@
       </w:pPr>
       <w:r>
         <w:rPr>
-          <w:rFonts w:ascii="Calibri" w:eastAsia="Calibri" w:hAnsi="Calibri" w:cs="Calibri"/>
+          <w:rFonts w:ascii="Calibri" w:hAnsi="Calibri" w:eastAsia="Calibri" w:cs="Calibri"/>
           <w:b/>
           <w:bCs/>
         </w:rPr>
-        <w:t xml:space="preserve">Turno: </w:t>
-      </w:r>
-      <w:r>
-        <w:rPr>
-          <w:rFonts w:ascii="Calibri" w:eastAsia="Calibri" w:hAnsi="Calibri" w:cs="Calibri"/>
-        </w:rPr>
-        <w:t>Reserva de un horario determinado que vincula a una mascota, un profesional y un servicio.</w:t>
-      </w:r>
-    </w:p>
-    <w:p>
-      <w:pPr>
-        <w:spacing w:after="120"/>
-      </w:pPr>
-      <w:r>
-        <w:rPr>
-          <w:rFonts w:ascii="Calibri" w:eastAsia="Calibri" w:hAnsi="Calibri" w:cs="Calibri"/>
+        <w:t xml:space="preserve">Cancelación: </w:t>
+      </w:r>
+      <w:r>
+        <w:rPr>
+          <w:rFonts w:ascii="Calibri" w:hAnsi="Calibri" w:eastAsia="Calibri" w:cs="Calibri"/>
+        </w:rPr>
+        <w:t xml:space="preserve">Acción de anular un turno previamente agendado, sujeta al límite de tiempo mínimo definido en las reglas de negocio.</w:t>
+      </w:r>
+    </w:p>
+    <w:p>
+      <w:pPr>
+        <w:pStyle w:val="Ttulo1"/>
+        <w:spacing w:before="320" w:after="160"/>
+      </w:pPr>
+      <w:r>
+        <w:rPr>
+          <w:rFonts w:ascii="Calibri" w:hAnsi="Calibri" w:eastAsia="Calibri" w:cs="Calibri"/>
           <w:b/>
           <w:bCs/>
         </w:rPr>
-        <w:t>D</w:t>
-      </w:r>
-      <w:r>
-        <w:rPr>
-          <w:rFonts w:ascii="Calibri" w:eastAsia="Calibri" w:hAnsi="Calibri" w:cs="Calibri"/>
-          <w:b/>
-          <w:bCs/>
-        </w:rPr>
-        <w:t xml:space="preserve">isponibilidad horaria: </w:t>
-      </w:r>
-      <w:r>
-        <w:rPr>
-          <w:rFonts w:ascii="Calibri" w:eastAsia="Calibri" w:hAnsi="Calibri" w:cs="Calibri"/>
-        </w:rPr>
-        <w:t>Conjunto de horarios en los que un profesional o recurso (como el quirófano) se encuentra libre para ser asignado a un turno.</w:t>
-      </w:r>
-    </w:p>
-    <w:p>
-      <w:pPr>
-        <w:spacing w:after="120"/>
-      </w:pPr>
-      <w:r>
-        <w:rPr>
-          <w:rFonts w:ascii="Calibri" w:eastAsia="Calibri" w:hAnsi="Calibri" w:cs="Calibri"/>
-          <w:b/>
-          <w:bCs/>
-        </w:rPr>
-        <w:t xml:space="preserve">Cancelación: </w:t>
-      </w:r>
-      <w:r>
-        <w:rPr>
-          <w:rFonts w:ascii="Calibri" w:eastAsia="Calibri" w:hAnsi="Calibri" w:cs="Calibri"/>
-        </w:rPr>
-        <w:t>Acción de anular un turno previamente agendado, sujeta al límite de tiempo mínimo defi</w:t>
-      </w:r>
-      <w:r>
-        <w:rPr>
-          <w:rFonts w:ascii="Calibri" w:eastAsia="Calibri" w:hAnsi="Calibri" w:cs="Calibri"/>
-        </w:rPr>
-        <w:t>nido en las reglas de negocio.</w:t>
-      </w:r>
-    </w:p>
-    <w:p>
-      <w:pPr>
-        <w:pStyle w:val="Ttulo1"/>
-        <w:spacing w:before="320" w:after="160"/>
-      </w:pPr>
-      <w:r>
-        <w:rPr>
-          <w:rFonts w:ascii="Calibri" w:eastAsia="Calibri" w:hAnsi="Calibri" w:cs="Calibri"/>
-          <w:b/>
-          <w:bCs/>
-        </w:rPr>
-        <w:t>5. Bocetos preliminares de las clases</w:t>
+        <w:t xml:space="preserve">5. Bocetos preliminares de las clases</w:t>
       </w:r>
     </w:p>
     <w:p>
@@ -652,39 +499,9 @@
       </w:pPr>
       <w:r>
         <w:rPr>
-          <w:rFonts w:ascii="Calibri" w:eastAsia="Calibri" w:hAnsi="Calibri" w:cs="Calibri"/>
-        </w:rPr>
-        <w:t>A continuación</w:t>
-      </w:r>
-      <w:r>
-        <w:rPr>
-          <w:rFonts w:ascii="Calibri" w:eastAsia="Calibri" w:hAnsi="Calibri" w:cs="Calibri"/>
-        </w:rPr>
-        <w:t>,</w:t>
-      </w:r>
-      <w:r>
-        <w:rPr>
-          <w:rFonts w:ascii="Calibri" w:eastAsia="Calibri" w:hAnsi="Calibri" w:cs="Calibri"/>
-        </w:rPr>
-        <w:t xml:space="preserve"> se presenta el</w:t>
-      </w:r>
-      <w:r>
-        <w:rPr>
-          <w:rFonts w:ascii="Calibri" w:eastAsia="Calibri" w:hAnsi="Calibri" w:cs="Calibri"/>
-        </w:rPr>
-        <w:t xml:space="preserve"> diseño preliminar de las clases</w:t>
-      </w:r>
-      <w:r>
-        <w:rPr>
-          <w:rFonts w:ascii="Calibri" w:eastAsia="Calibri" w:hAnsi="Calibri" w:cs="Calibri"/>
-        </w:rPr>
-        <w:t xml:space="preserve"> con sus atributos principales. Este boceto</w:t>
-      </w:r>
-      <w:r>
-        <w:rPr>
-          <w:rFonts w:ascii="Calibri" w:eastAsia="Calibri" w:hAnsi="Calibri" w:cs="Calibri"/>
-        </w:rPr>
-        <w:t xml:space="preserve"> no necesariamente representa la estructura final de las clases.</w:t>
+          <w:rFonts w:ascii="Calibri" w:hAnsi="Calibri" w:eastAsia="Calibri" w:cs="Calibri"/>
+        </w:rPr>
+        <w:t xml:space="preserve">A continuación, se presenta el diseño preliminar de las clases con sus atributos principales. Este boceto no necesariamente representa la estructura final de las clases.</w:t>
       </w:r>
     </w:p>
     <w:p>
@@ -693,7 +510,7 @@
       </w:pPr>
       <w:r>
         <w:rPr>
-          <w:rFonts w:ascii="Calibri" w:eastAsia="Calibri" w:hAnsi="Calibri" w:cs="Calibri"/>
+          <w:rFonts w:ascii="Calibri" w:hAnsi="Calibri" w:eastAsia="Calibri" w:cs="Calibri"/>
           <w:b/>
           <w:bCs/>
           <w:i/>
@@ -701,7 +518,7 @@
           <w:sz w:val="22"/>
           <w:szCs w:val="22"/>
         </w:rPr>
-        <w:t>Clase: Cliente</w:t>
+        <w:t xml:space="preserve">Clase: Cliente</w:t>
       </w:r>
     </w:p>
     <w:tbl>
@@ -716,7 +533,9 @@
           <w:insideV w:val="single" w:sz="4" w:space="0" w:color="auto"/>
         </w:tblBorders>
         <w:tblCellMar>
+          <w:top w:w="0" w:type="dxa"/>
           <w:left w:w="10" w:type="dxa"/>
+          <w:bottom w:w="0" w:type="dxa"/>
           <w:right w:w="10" w:type="dxa"/>
         </w:tblCellMar>
         <w:tblLook w:val="04A0" w:firstRow="1" w:lastRow="0" w:firstColumn="1" w:lastColumn="0" w:noHBand="0" w:noVBand="1"/>
@@ -730,7 +549,9 @@
         <w:tblPrEx>
           <w:tblCellMar>
             <w:top w:w="0" w:type="dxa"/>
+            <w:left w:w="0" w:type="dxa"/>
             <w:bottom w:w="0" w:type="dxa"/>
+            <w:right w:w="0" w:type="dxa"/>
           </w:tblCellMar>
         </w:tblPrEx>
         <w:trPr>
@@ -750,12 +571,12 @@
           <w:p>
             <w:r>
               <w:rPr>
-                <w:rFonts w:ascii="Calibri" w:eastAsia="Calibri" w:hAnsi="Calibri" w:cs="Calibri"/>
+                <w:rFonts w:ascii="Calibri" w:hAnsi="Calibri" w:eastAsia="Calibri" w:cs="Calibri"/>
                 <w:b/>
                 <w:bCs/>
                 <w:color w:val="FFFFFF"/>
               </w:rPr>
-              <w:t>Atributo</w:t>
+              <w:t xml:space="preserve">Atributo</w:t>
             </w:r>
           </w:p>
         </w:tc>
@@ -773,12 +594,12 @@
           <w:p>
             <w:r>
               <w:rPr>
-                <w:rFonts w:ascii="Calibri" w:eastAsia="Calibri" w:hAnsi="Calibri" w:cs="Calibri"/>
+                <w:rFonts w:ascii="Calibri" w:hAnsi="Calibri" w:eastAsia="Calibri" w:cs="Calibri"/>
                 <w:b/>
                 <w:bCs/>
                 <w:color w:val="FFFFFF"/>
               </w:rPr>
-              <w:t>Tipo</w:t>
+              <w:t xml:space="preserve">Tipo</w:t>
             </w:r>
           </w:p>
         </w:tc>
@@ -796,12 +617,12 @@
           <w:p>
             <w:r>
               <w:rPr>
-                <w:rFonts w:ascii="Calibri" w:eastAsia="Calibri" w:hAnsi="Calibri" w:cs="Calibri"/>
+                <w:rFonts w:ascii="Calibri" w:hAnsi="Calibri" w:eastAsia="Calibri" w:cs="Calibri"/>
                 <w:b/>
                 <w:bCs/>
                 <w:color w:val="FFFFFF"/>
               </w:rPr>
-              <w:t>Descripción</w:t>
+              <w:t xml:space="preserve">Descripción</w:t>
             </w:r>
           </w:p>
         </w:tc>
@@ -810,7 +631,9 @@
         <w:tblPrEx>
           <w:tblCellMar>
             <w:top w:w="0" w:type="dxa"/>
+            <w:left w:w="0" w:type="dxa"/>
             <w:bottom w:w="0" w:type="dxa"/>
+            <w:right w:w="0" w:type="dxa"/>
           </w:tblCellMar>
         </w:tblPrEx>
         <w:tc>
@@ -826,10 +649,10 @@
           <w:p>
             <w:r>
               <w:rPr>
-                <w:rFonts w:ascii="Calibri" w:eastAsia="Calibri" w:hAnsi="Calibri" w:cs="Calibri"/>
-                <w:color w:val="000000"/>
-              </w:rPr>
-              <w:t>id</w:t>
+                <w:rFonts w:ascii="Calibri" w:hAnsi="Calibri" w:eastAsia="Calibri" w:cs="Calibri"/>
+                <w:color w:val="000000"/>
+              </w:rPr>
+              <w:t xml:space="preserve">id</w:t>
             </w:r>
           </w:p>
         </w:tc>
@@ -844,15 +667,13 @@
             </w:tcMar>
           </w:tcPr>
           <w:p>
-            <w:proofErr w:type="spellStart"/>
-            <w:r>
-              <w:rPr>
-                <w:rFonts w:ascii="Calibri" w:eastAsia="Calibri" w:hAnsi="Calibri" w:cs="Calibri"/>
-                <w:color w:val="000000"/>
-              </w:rPr>
-              <w:t>int</w:t>
-            </w:r>
-            <w:proofErr w:type="spellEnd"/>
+            <w:r>
+              <w:rPr>
+                <w:rFonts w:ascii="Calibri" w:hAnsi="Calibri" w:eastAsia="Calibri" w:cs="Calibri"/>
+                <w:color w:val="000000"/>
+              </w:rPr>
+              <w:t xml:space="preserve">int</w:t>
+            </w:r>
           </w:p>
         </w:tc>
         <w:tc>
@@ -868,10 +689,10 @@
           <w:p>
             <w:r>
               <w:rPr>
-                <w:rFonts w:ascii="Calibri" w:eastAsia="Calibri" w:hAnsi="Calibri" w:cs="Calibri"/>
-                <w:color w:val="000000"/>
-              </w:rPr>
-              <w:t>Identificador único del cliente</w:t>
+                <w:rFonts w:ascii="Calibri" w:hAnsi="Calibri" w:eastAsia="Calibri" w:cs="Calibri"/>
+                <w:color w:val="000000"/>
+              </w:rPr>
+              <w:t xml:space="preserve">Identificador único del cliente</w:t>
             </w:r>
           </w:p>
         </w:tc>
@@ -880,7 +701,9 @@
         <w:tblPrEx>
           <w:tblCellMar>
             <w:top w:w="0" w:type="dxa"/>
+            <w:left w:w="0" w:type="dxa"/>
             <w:bottom w:w="0" w:type="dxa"/>
+            <w:right w:w="0" w:type="dxa"/>
           </w:tblCellMar>
         </w:tblPrEx>
         <w:tc>
@@ -896,10 +719,10 @@
           <w:p>
             <w:r>
               <w:rPr>
-                <w:rFonts w:ascii="Calibri" w:eastAsia="Calibri" w:hAnsi="Calibri" w:cs="Calibri"/>
-                <w:color w:val="000000"/>
-              </w:rPr>
-              <w:t>nombre</w:t>
+                <w:rFonts w:ascii="Calibri" w:hAnsi="Calibri" w:eastAsia="Calibri" w:cs="Calibri"/>
+                <w:color w:val="000000"/>
+              </w:rPr>
+              <w:t xml:space="preserve">nombre</w:t>
             </w:r>
           </w:p>
         </w:tc>
@@ -914,15 +737,13 @@
             </w:tcMar>
           </w:tcPr>
           <w:p>
-            <w:proofErr w:type="spellStart"/>
-            <w:r>
-              <w:rPr>
-                <w:rFonts w:ascii="Calibri" w:eastAsia="Calibri" w:hAnsi="Calibri" w:cs="Calibri"/>
-                <w:color w:val="000000"/>
-              </w:rPr>
-              <w:t>String</w:t>
-            </w:r>
-            <w:proofErr w:type="spellEnd"/>
+            <w:r>
+              <w:rPr>
+                <w:rFonts w:ascii="Calibri" w:hAnsi="Calibri" w:eastAsia="Calibri" w:cs="Calibri"/>
+                <w:color w:val="000000"/>
+              </w:rPr>
+              <w:t xml:space="preserve">String</w:t>
+            </w:r>
           </w:p>
         </w:tc>
         <w:tc>
@@ -938,10 +759,10 @@
           <w:p>
             <w:r>
               <w:rPr>
-                <w:rFonts w:ascii="Calibri" w:eastAsia="Calibri" w:hAnsi="Calibri" w:cs="Calibri"/>
-                <w:color w:val="000000"/>
-              </w:rPr>
-              <w:t>Nombre del cliente</w:t>
+                <w:rFonts w:ascii="Calibri" w:hAnsi="Calibri" w:eastAsia="Calibri" w:cs="Calibri"/>
+                <w:color w:val="000000"/>
+              </w:rPr>
+              <w:t xml:space="preserve">Nombre del cliente</w:t>
             </w:r>
           </w:p>
         </w:tc>
@@ -950,7 +771,9 @@
         <w:tblPrEx>
           <w:tblCellMar>
             <w:top w:w="0" w:type="dxa"/>
+            <w:left w:w="0" w:type="dxa"/>
             <w:bottom w:w="0" w:type="dxa"/>
+            <w:right w:w="0" w:type="dxa"/>
           </w:tblCellMar>
         </w:tblPrEx>
         <w:tc>
@@ -966,10 +789,10 @@
           <w:p>
             <w:r>
               <w:rPr>
-                <w:rFonts w:ascii="Calibri" w:eastAsia="Calibri" w:hAnsi="Calibri" w:cs="Calibri"/>
-                <w:color w:val="000000"/>
-              </w:rPr>
-              <w:t>apellido</w:t>
+                <w:rFonts w:ascii="Calibri" w:hAnsi="Calibri" w:eastAsia="Calibri" w:cs="Calibri"/>
+                <w:color w:val="000000"/>
+              </w:rPr>
+              <w:t xml:space="preserve">apellido</w:t>
             </w:r>
           </w:p>
         </w:tc>
@@ -984,15 +807,13 @@
             </w:tcMar>
           </w:tcPr>
           <w:p>
-            <w:proofErr w:type="spellStart"/>
-            <w:r>
-              <w:rPr>
-                <w:rFonts w:ascii="Calibri" w:eastAsia="Calibri" w:hAnsi="Calibri" w:cs="Calibri"/>
-                <w:color w:val="000000"/>
-              </w:rPr>
-              <w:t>String</w:t>
-            </w:r>
-            <w:proofErr w:type="spellEnd"/>
+            <w:r>
+              <w:rPr>
+                <w:rFonts w:ascii="Calibri" w:hAnsi="Calibri" w:eastAsia="Calibri" w:cs="Calibri"/>
+                <w:color w:val="000000"/>
+              </w:rPr>
+              <w:t xml:space="preserve">String</w:t>
+            </w:r>
           </w:p>
         </w:tc>
         <w:tc>
@@ -1008,10 +829,10 @@
           <w:p>
             <w:r>
               <w:rPr>
-                <w:rFonts w:ascii="Calibri" w:eastAsia="Calibri" w:hAnsi="Calibri" w:cs="Calibri"/>
-                <w:color w:val="000000"/>
-              </w:rPr>
-              <w:t>Apellido del cliente</w:t>
+                <w:rFonts w:ascii="Calibri" w:hAnsi="Calibri" w:eastAsia="Calibri" w:cs="Calibri"/>
+                <w:color w:val="000000"/>
+              </w:rPr>
+              <w:t xml:space="preserve">Apellido del cliente</w:t>
             </w:r>
           </w:p>
         </w:tc>
@@ -1020,7 +841,9 @@
         <w:tblPrEx>
           <w:tblCellMar>
             <w:top w:w="0" w:type="dxa"/>
+            <w:left w:w="0" w:type="dxa"/>
             <w:bottom w:w="0" w:type="dxa"/>
+            <w:right w:w="0" w:type="dxa"/>
           </w:tblCellMar>
         </w:tblPrEx>
         <w:tc>
@@ -1034,15 +857,13 @@
             </w:tcMar>
           </w:tcPr>
           <w:p>
-            <w:proofErr w:type="spellStart"/>
-            <w:r>
-              <w:rPr>
-                <w:rFonts w:ascii="Calibri" w:eastAsia="Calibri" w:hAnsi="Calibri" w:cs="Calibri"/>
-                <w:color w:val="000000"/>
-              </w:rPr>
-              <w:t>telefono</w:t>
-            </w:r>
-            <w:proofErr w:type="spellEnd"/>
+            <w:r>
+              <w:rPr>
+                <w:rFonts w:ascii="Calibri" w:hAnsi="Calibri" w:eastAsia="Calibri" w:cs="Calibri"/>
+                <w:color w:val="000000"/>
+              </w:rPr>
+              <w:t xml:space="preserve">telefono</w:t>
+            </w:r>
           </w:p>
         </w:tc>
         <w:tc>
@@ -1056,15 +877,13 @@
             </w:tcMar>
           </w:tcPr>
           <w:p>
-            <w:proofErr w:type="spellStart"/>
-            <w:r>
-              <w:rPr>
-                <w:rFonts w:ascii="Calibri" w:eastAsia="Calibri" w:hAnsi="Calibri" w:cs="Calibri"/>
-                <w:color w:val="000000"/>
-              </w:rPr>
-              <w:t>String</w:t>
-            </w:r>
-            <w:proofErr w:type="spellEnd"/>
+            <w:r>
+              <w:rPr>
+                <w:rFonts w:ascii="Calibri" w:hAnsi="Calibri" w:eastAsia="Calibri" w:cs="Calibri"/>
+                <w:color w:val="000000"/>
+              </w:rPr>
+              <w:t xml:space="preserve">String</w:t>
+            </w:r>
           </w:p>
         </w:tc>
         <w:tc>
@@ -1080,10 +899,10 @@
           <w:p>
             <w:r>
               <w:rPr>
-                <w:rFonts w:ascii="Calibri" w:eastAsia="Calibri" w:hAnsi="Calibri" w:cs="Calibri"/>
-                <w:color w:val="000000"/>
-              </w:rPr>
-              <w:t>Número telefónico del cliente</w:t>
+                <w:rFonts w:ascii="Calibri" w:hAnsi="Calibri" w:eastAsia="Calibri" w:cs="Calibri"/>
+                <w:color w:val="000000"/>
+              </w:rPr>
+              <w:t xml:space="preserve">Número telefónico del cliente</w:t>
             </w:r>
           </w:p>
         </w:tc>
@@ -1092,7 +911,9 @@
         <w:tblPrEx>
           <w:tblCellMar>
             <w:top w:w="0" w:type="dxa"/>
+            <w:left w:w="0" w:type="dxa"/>
             <w:bottom w:w="0" w:type="dxa"/>
+            <w:right w:w="0" w:type="dxa"/>
           </w:tblCellMar>
         </w:tblPrEx>
         <w:tc>
@@ -1108,10 +929,10 @@
           <w:p>
             <w:r>
               <w:rPr>
-                <w:rFonts w:ascii="Calibri" w:eastAsia="Calibri" w:hAnsi="Calibri" w:cs="Calibri"/>
-                <w:color w:val="000000"/>
-              </w:rPr>
-              <w:t>mascotas</w:t>
+                <w:rFonts w:ascii="Calibri" w:hAnsi="Calibri" w:eastAsia="Calibri" w:cs="Calibri"/>
+                <w:color w:val="000000"/>
+              </w:rPr>
+              <w:t xml:space="preserve">mascotas</w:t>
             </w:r>
           </w:p>
         </w:tc>
@@ -1126,21 +947,12 @@
             </w:tcMar>
           </w:tcPr>
           <w:p>
-            <w:proofErr w:type="spellStart"/>
-            <w:r>
-              <w:rPr>
-                <w:rFonts w:ascii="Calibri" w:eastAsia="Calibri" w:hAnsi="Calibri" w:cs="Calibri"/>
-                <w:color w:val="000000"/>
-              </w:rPr>
-              <w:t>List</w:t>
-            </w:r>
-            <w:proofErr w:type="spellEnd"/>
-            <w:r>
-              <w:rPr>
-                <w:rFonts w:ascii="Calibri" w:eastAsia="Calibri" w:hAnsi="Calibri" w:cs="Calibri"/>
-                <w:color w:val="000000"/>
-              </w:rPr>
-              <w:t>&lt;Mascota&gt;</w:t>
+            <w:r>
+              <w:rPr>
+                <w:rFonts w:ascii="Calibri" w:hAnsi="Calibri" w:eastAsia="Calibri" w:cs="Calibri"/>
+                <w:color w:val="000000"/>
+              </w:rPr>
+              <w:t xml:space="preserve">List&lt;Mascota&gt;</w:t>
             </w:r>
           </w:p>
         </w:tc>
@@ -1157,17 +969,10 @@
           <w:p>
             <w:r>
               <w:rPr>
-                <w:rFonts w:ascii="Calibri" w:eastAsia="Calibri" w:hAnsi="Calibri" w:cs="Calibri"/>
-                <w:color w:val="000000"/>
-              </w:rPr>
-              <w:t xml:space="preserve">Mascotas </w:t>
-            </w:r>
-            <w:r>
-              <w:rPr>
-                <w:rFonts w:ascii="Calibri" w:eastAsia="Calibri" w:hAnsi="Calibri" w:cs="Calibri"/>
-                <w:color w:val="000000"/>
-              </w:rPr>
-              <w:t>del cliente</w:t>
+                <w:rFonts w:ascii="Calibri" w:hAnsi="Calibri" w:eastAsia="Calibri" w:cs="Calibri"/>
+                <w:color w:val="000000"/>
+              </w:rPr>
+              <w:t xml:space="preserve">Mascotas del cliente</w:t>
             </w:r>
           </w:p>
         </w:tc>
@@ -1184,7 +989,7 @@
       </w:pPr>
       <w:r>
         <w:rPr>
-          <w:rFonts w:ascii="Calibri" w:eastAsia="Calibri" w:hAnsi="Calibri" w:cs="Calibri"/>
+          <w:rFonts w:ascii="Calibri" w:hAnsi="Calibri" w:eastAsia="Calibri" w:cs="Calibri"/>
           <w:b/>
           <w:bCs/>
           <w:i/>
@@ -1192,7 +997,7 @@
           <w:sz w:val="22"/>
           <w:szCs w:val="22"/>
         </w:rPr>
-        <w:t>Clase: Mascota</w:t>
+        <w:t xml:space="preserve">Clase: Mascota</w:t>
       </w:r>
     </w:p>
     <w:tbl>
@@ -1207,7 +1012,9 @@
           <w:insideV w:val="single" w:sz="4" w:space="0" w:color="auto"/>
         </w:tblBorders>
         <w:tblCellMar>
+          <w:top w:w="0" w:type="dxa"/>
           <w:left w:w="10" w:type="dxa"/>
+          <w:bottom w:w="0" w:type="dxa"/>
           <w:right w:w="10" w:type="dxa"/>
         </w:tblCellMar>
         <w:tblLook w:val="04A0" w:firstRow="1" w:lastRow="0" w:firstColumn="1" w:lastColumn="0" w:noHBand="0" w:noVBand="1"/>
@@ -1221,7 +1028,9 @@
         <w:tblPrEx>
           <w:tblCellMar>
             <w:top w:w="0" w:type="dxa"/>
+            <w:left w:w="0" w:type="dxa"/>
             <w:bottom w:w="0" w:type="dxa"/>
+            <w:right w:w="0" w:type="dxa"/>
           </w:tblCellMar>
         </w:tblPrEx>
         <w:trPr>
@@ -1241,12 +1050,12 @@
           <w:p>
             <w:r>
               <w:rPr>
-                <w:rFonts w:ascii="Calibri" w:eastAsia="Calibri" w:hAnsi="Calibri" w:cs="Calibri"/>
+                <w:rFonts w:ascii="Calibri" w:hAnsi="Calibri" w:eastAsia="Calibri" w:cs="Calibri"/>
                 <w:b/>
                 <w:bCs/>
                 <w:color w:val="FFFFFF"/>
               </w:rPr>
-              <w:t>Atributo</w:t>
+              <w:t xml:space="preserve">Atributo</w:t>
             </w:r>
           </w:p>
         </w:tc>
@@ -1264,12 +1073,12 @@
           <w:p>
             <w:r>
               <w:rPr>
-                <w:rFonts w:ascii="Calibri" w:eastAsia="Calibri" w:hAnsi="Calibri" w:cs="Calibri"/>
+                <w:rFonts w:ascii="Calibri" w:hAnsi="Calibri" w:eastAsia="Calibri" w:cs="Calibri"/>
                 <w:b/>
                 <w:bCs/>
                 <w:color w:val="FFFFFF"/>
               </w:rPr>
-              <w:t>Tipo</w:t>
+              <w:t xml:space="preserve">Tipo</w:t>
             </w:r>
           </w:p>
         </w:tc>
@@ -1287,12 +1096,12 @@
           <w:p>
             <w:r>
               <w:rPr>
-                <w:rFonts w:ascii="Calibri" w:eastAsia="Calibri" w:hAnsi="Calibri" w:cs="Calibri"/>
+                <w:rFonts w:ascii="Calibri" w:hAnsi="Calibri" w:eastAsia="Calibri" w:cs="Calibri"/>
                 <w:b/>
                 <w:bCs/>
                 <w:color w:val="FFFFFF"/>
               </w:rPr>
-              <w:t>Descripción</w:t>
+              <w:t xml:space="preserve">Descripción</w:t>
             </w:r>
           </w:p>
         </w:tc>
@@ -1301,7 +1110,9 @@
         <w:tblPrEx>
           <w:tblCellMar>
             <w:top w:w="0" w:type="dxa"/>
+            <w:left w:w="0" w:type="dxa"/>
             <w:bottom w:w="0" w:type="dxa"/>
+            <w:right w:w="0" w:type="dxa"/>
           </w:tblCellMar>
         </w:tblPrEx>
         <w:tc>
@@ -1317,10 +1128,10 @@
           <w:p>
             <w:r>
               <w:rPr>
-                <w:rFonts w:ascii="Calibri" w:eastAsia="Calibri" w:hAnsi="Calibri" w:cs="Calibri"/>
-                <w:color w:val="000000"/>
-              </w:rPr>
-              <w:t>id</w:t>
+                <w:rFonts w:ascii="Calibri" w:hAnsi="Calibri" w:eastAsia="Calibri" w:cs="Calibri"/>
+                <w:color w:val="000000"/>
+              </w:rPr>
+              <w:t xml:space="preserve">id</w:t>
             </w:r>
           </w:p>
         </w:tc>
@@ -1335,15 +1146,13 @@
             </w:tcMar>
           </w:tcPr>
           <w:p>
-            <w:proofErr w:type="spellStart"/>
-            <w:r>
-              <w:rPr>
-                <w:rFonts w:ascii="Calibri" w:eastAsia="Calibri" w:hAnsi="Calibri" w:cs="Calibri"/>
-                <w:color w:val="000000"/>
-              </w:rPr>
-              <w:t>int</w:t>
-            </w:r>
-            <w:proofErr w:type="spellEnd"/>
+            <w:r>
+              <w:rPr>
+                <w:rFonts w:ascii="Calibri" w:hAnsi="Calibri" w:eastAsia="Calibri" w:cs="Calibri"/>
+                <w:color w:val="000000"/>
+              </w:rPr>
+              <w:t xml:space="preserve">int</w:t>
+            </w:r>
           </w:p>
         </w:tc>
         <w:tc>
@@ -1359,17 +1168,10 @@
           <w:p>
             <w:r>
               <w:rPr>
-                <w:rFonts w:ascii="Calibri" w:eastAsia="Calibri" w:hAnsi="Calibri" w:cs="Calibri"/>
-                <w:color w:val="000000"/>
-              </w:rPr>
-              <w:t>Id</w:t>
-            </w:r>
-            <w:r>
-              <w:rPr>
-                <w:rFonts w:ascii="Calibri" w:eastAsia="Calibri" w:hAnsi="Calibri" w:cs="Calibri"/>
-                <w:color w:val="000000"/>
-              </w:rPr>
-              <w:t>entificador único de la mascota</w:t>
+                <w:rFonts w:ascii="Calibri" w:hAnsi="Calibri" w:eastAsia="Calibri" w:cs="Calibri"/>
+                <w:color w:val="000000"/>
+              </w:rPr>
+              <w:t xml:space="preserve">Identificador único de la mascota</w:t>
             </w:r>
           </w:p>
         </w:tc>
@@ -1378,7 +1180,9 @@
         <w:tblPrEx>
           <w:tblCellMar>
             <w:top w:w="0" w:type="dxa"/>
+            <w:left w:w="0" w:type="dxa"/>
             <w:bottom w:w="0" w:type="dxa"/>
+            <w:right w:w="0" w:type="dxa"/>
           </w:tblCellMar>
         </w:tblPrEx>
         <w:tc>
@@ -1394,10 +1198,10 @@
           <w:p>
             <w:r>
               <w:rPr>
-                <w:rFonts w:ascii="Calibri" w:eastAsia="Calibri" w:hAnsi="Calibri" w:cs="Calibri"/>
-                <w:color w:val="000000"/>
-              </w:rPr>
-              <w:t>animal</w:t>
+                <w:rFonts w:ascii="Calibri" w:hAnsi="Calibri" w:eastAsia="Calibri" w:cs="Calibri"/>
+                <w:color w:val="000000"/>
+              </w:rPr>
+              <w:t xml:space="preserve">animal</w:t>
             </w:r>
           </w:p>
         </w:tc>
@@ -1412,15 +1216,13 @@
             </w:tcMar>
           </w:tcPr>
           <w:p>
-            <w:proofErr w:type="spellStart"/>
-            <w:r>
-              <w:rPr>
-                <w:rFonts w:ascii="Calibri" w:eastAsia="Calibri" w:hAnsi="Calibri" w:cs="Calibri"/>
-                <w:color w:val="000000"/>
-              </w:rPr>
-              <w:t>String</w:t>
-            </w:r>
-            <w:proofErr w:type="spellEnd"/>
+            <w:r>
+              <w:rPr>
+                <w:rFonts w:ascii="Calibri" w:hAnsi="Calibri" w:eastAsia="Calibri" w:cs="Calibri"/>
+                <w:color w:val="000000"/>
+              </w:rPr>
+              <w:t xml:space="preserve">String</w:t>
+            </w:r>
           </w:p>
         </w:tc>
         <w:tc>
@@ -1436,17 +1238,10 @@
           <w:p>
             <w:r>
               <w:rPr>
-                <w:rFonts w:ascii="Calibri" w:eastAsia="Calibri" w:hAnsi="Calibri" w:cs="Calibri"/>
-                <w:color w:val="000000"/>
-              </w:rPr>
-              <w:t>Especie o tip</w:t>
-            </w:r>
-            <w:r>
-              <w:rPr>
-                <w:rFonts w:ascii="Calibri" w:eastAsia="Calibri" w:hAnsi="Calibri" w:cs="Calibri"/>
-                <w:color w:val="000000"/>
-              </w:rPr>
-              <w:t>o de animal (perro, gato, etc.)</w:t>
+                <w:rFonts w:ascii="Calibri" w:hAnsi="Calibri" w:eastAsia="Calibri" w:cs="Calibri"/>
+                <w:color w:val="000000"/>
+              </w:rPr>
+              <w:t xml:space="preserve">Especie o tipo de animal (perro, gato, etc.)</w:t>
             </w:r>
           </w:p>
         </w:tc>
@@ -1455,7 +1250,9 @@
         <w:tblPrEx>
           <w:tblCellMar>
             <w:top w:w="0" w:type="dxa"/>
+            <w:left w:w="0" w:type="dxa"/>
             <w:bottom w:w="0" w:type="dxa"/>
+            <w:right w:w="0" w:type="dxa"/>
           </w:tblCellMar>
         </w:tblPrEx>
         <w:tc>
@@ -1471,10 +1268,10 @@
           <w:p>
             <w:r>
               <w:rPr>
-                <w:rFonts w:ascii="Calibri" w:eastAsia="Calibri" w:hAnsi="Calibri" w:cs="Calibri"/>
-                <w:color w:val="000000"/>
-              </w:rPr>
-              <w:t>nombre</w:t>
+                <w:rFonts w:ascii="Calibri" w:hAnsi="Calibri" w:eastAsia="Calibri" w:cs="Calibri"/>
+                <w:color w:val="000000"/>
+              </w:rPr>
+              <w:t xml:space="preserve">nombre</w:t>
             </w:r>
           </w:p>
         </w:tc>
@@ -1489,15 +1286,13 @@
             </w:tcMar>
           </w:tcPr>
           <w:p>
-            <w:proofErr w:type="spellStart"/>
-            <w:r>
-              <w:rPr>
-                <w:rFonts w:ascii="Calibri" w:eastAsia="Calibri" w:hAnsi="Calibri" w:cs="Calibri"/>
-                <w:color w:val="000000"/>
-              </w:rPr>
-              <w:t>String</w:t>
-            </w:r>
-            <w:proofErr w:type="spellEnd"/>
+            <w:r>
+              <w:rPr>
+                <w:rFonts w:ascii="Calibri" w:hAnsi="Calibri" w:eastAsia="Calibri" w:cs="Calibri"/>
+                <w:color w:val="000000"/>
+              </w:rPr>
+              <w:t xml:space="preserve">String</w:t>
+            </w:r>
           </w:p>
         </w:tc>
         <w:tc>
@@ -1513,10 +1308,10 @@
           <w:p>
             <w:r>
               <w:rPr>
-                <w:rFonts w:ascii="Calibri" w:eastAsia="Calibri" w:hAnsi="Calibri" w:cs="Calibri"/>
-                <w:color w:val="000000"/>
-              </w:rPr>
-              <w:t>Nombre de la mascota</w:t>
+                <w:rFonts w:ascii="Calibri" w:hAnsi="Calibri" w:eastAsia="Calibri" w:cs="Calibri"/>
+                <w:color w:val="000000"/>
+              </w:rPr>
+              <w:t xml:space="preserve">Nombre de la mascota</w:t>
             </w:r>
           </w:p>
         </w:tc>
@@ -1525,7 +1320,9 @@
         <w:tblPrEx>
           <w:tblCellMar>
             <w:top w:w="0" w:type="dxa"/>
+            <w:left w:w="0" w:type="dxa"/>
             <w:bottom w:w="0" w:type="dxa"/>
+            <w:right w:w="0" w:type="dxa"/>
           </w:tblCellMar>
         </w:tblPrEx>
         <w:tc>
@@ -1541,10 +1338,10 @@
           <w:p>
             <w:r>
               <w:rPr>
-                <w:rFonts w:ascii="Calibri" w:eastAsia="Calibri" w:hAnsi="Calibri" w:cs="Calibri"/>
-                <w:color w:val="000000"/>
-              </w:rPr>
-              <w:t>dueño</w:t>
+                <w:rFonts w:ascii="Calibri" w:hAnsi="Calibri" w:eastAsia="Calibri" w:cs="Calibri"/>
+                <w:color w:val="000000"/>
+              </w:rPr>
+              <w:t xml:space="preserve">dueño</w:t>
             </w:r>
           </w:p>
         </w:tc>
@@ -1561,10 +1358,10 @@
           <w:p>
             <w:r>
               <w:rPr>
-                <w:rFonts w:ascii="Calibri" w:eastAsia="Calibri" w:hAnsi="Calibri" w:cs="Calibri"/>
-                <w:color w:val="000000"/>
-              </w:rPr>
-              <w:t>Cliente</w:t>
+                <w:rFonts w:ascii="Calibri" w:hAnsi="Calibri" w:eastAsia="Calibri" w:cs="Calibri"/>
+                <w:color w:val="000000"/>
+              </w:rPr>
+              <w:t xml:space="preserve">Cliente</w:t>
             </w:r>
           </w:p>
         </w:tc>
@@ -1581,10 +1378,10 @@
           <w:p>
             <w:r>
               <w:rPr>
-                <w:rFonts w:ascii="Calibri" w:eastAsia="Calibri" w:hAnsi="Calibri" w:cs="Calibri"/>
-                <w:color w:val="000000"/>
-              </w:rPr>
-              <w:t>Cliente registrado como dueño de la mascota</w:t>
+                <w:rFonts w:ascii="Calibri" w:hAnsi="Calibri" w:eastAsia="Calibri" w:cs="Calibri"/>
+                <w:color w:val="000000"/>
+              </w:rPr>
+              <w:t xml:space="preserve">Cliente registrado como dueño de la mascota</w:t>
             </w:r>
           </w:p>
         </w:tc>
@@ -1601,7 +1398,7 @@
       </w:pPr>
       <w:r>
         <w:rPr>
-          <w:rFonts w:ascii="Calibri" w:eastAsia="Calibri" w:hAnsi="Calibri" w:cs="Calibri"/>
+          <w:rFonts w:ascii="Calibri" w:hAnsi="Calibri" w:eastAsia="Calibri" w:cs="Calibri"/>
           <w:b/>
           <w:bCs/>
           <w:i/>
@@ -1609,7 +1406,7 @@
           <w:sz w:val="22"/>
           <w:szCs w:val="22"/>
         </w:rPr>
-        <w:t>Clase: Profesional</w:t>
+        <w:t xml:space="preserve">Clase: Profesional</w:t>
       </w:r>
     </w:p>
     <w:tbl>
@@ -1624,7 +1421,9 @@
           <w:insideV w:val="single" w:sz="4" w:space="0" w:color="auto"/>
         </w:tblBorders>
         <w:tblCellMar>
+          <w:top w:w="0" w:type="dxa"/>
           <w:left w:w="10" w:type="dxa"/>
+          <w:bottom w:w="0" w:type="dxa"/>
           <w:right w:w="10" w:type="dxa"/>
         </w:tblCellMar>
         <w:tblLook w:val="04A0" w:firstRow="1" w:lastRow="0" w:firstColumn="1" w:lastColumn="0" w:noHBand="0" w:noVBand="1"/>
@@ -1638,7 +1437,9 @@
         <w:tblPrEx>
           <w:tblCellMar>
             <w:top w:w="0" w:type="dxa"/>
+            <w:left w:w="0" w:type="dxa"/>
             <w:bottom w:w="0" w:type="dxa"/>
+            <w:right w:w="0" w:type="dxa"/>
           </w:tblCellMar>
         </w:tblPrEx>
         <w:trPr>
@@ -1658,12 +1459,12 @@
           <w:p>
             <w:r>
               <w:rPr>
-                <w:rFonts w:ascii="Calibri" w:eastAsia="Calibri" w:hAnsi="Calibri" w:cs="Calibri"/>
+                <w:rFonts w:ascii="Calibri" w:hAnsi="Calibri" w:eastAsia="Calibri" w:cs="Calibri"/>
                 <w:b/>
                 <w:bCs/>
                 <w:color w:val="FFFFFF"/>
               </w:rPr>
-              <w:t>Atributo</w:t>
+              <w:t xml:space="preserve">Atributo</w:t>
             </w:r>
           </w:p>
         </w:tc>
@@ -1681,12 +1482,12 @@
           <w:p>
             <w:r>
               <w:rPr>
-                <w:rFonts w:ascii="Calibri" w:eastAsia="Calibri" w:hAnsi="Calibri" w:cs="Calibri"/>
+                <w:rFonts w:ascii="Calibri" w:hAnsi="Calibri" w:eastAsia="Calibri" w:cs="Calibri"/>
                 <w:b/>
                 <w:bCs/>
                 <w:color w:val="FFFFFF"/>
               </w:rPr>
-              <w:t>Tipo</w:t>
+              <w:t xml:space="preserve">Tipo</w:t>
             </w:r>
           </w:p>
         </w:tc>
@@ -1704,12 +1505,12 @@
           <w:p>
             <w:r>
               <w:rPr>
-                <w:rFonts w:ascii="Calibri" w:eastAsia="Calibri" w:hAnsi="Calibri" w:cs="Calibri"/>
+                <w:rFonts w:ascii="Calibri" w:hAnsi="Calibri" w:eastAsia="Calibri" w:cs="Calibri"/>
                 <w:b/>
                 <w:bCs/>
                 <w:color w:val="FFFFFF"/>
               </w:rPr>
-              <w:t>Descripción</w:t>
+              <w:t xml:space="preserve">Descripción</w:t>
             </w:r>
           </w:p>
         </w:tc>
@@ -1718,7 +1519,9 @@
         <w:tblPrEx>
           <w:tblCellMar>
             <w:top w:w="0" w:type="dxa"/>
+            <w:left w:w="0" w:type="dxa"/>
             <w:bottom w:w="0" w:type="dxa"/>
+            <w:right w:w="0" w:type="dxa"/>
           </w:tblCellMar>
         </w:tblPrEx>
         <w:tc>
@@ -1734,10 +1537,10 @@
           <w:p>
             <w:r>
               <w:rPr>
-                <w:rFonts w:ascii="Calibri" w:eastAsia="Calibri" w:hAnsi="Calibri" w:cs="Calibri"/>
-                <w:color w:val="000000"/>
-              </w:rPr>
-              <w:t>matricula</w:t>
+                <w:rFonts w:ascii="Calibri" w:hAnsi="Calibri" w:eastAsia="Calibri" w:cs="Calibri"/>
+                <w:color w:val="000000"/>
+              </w:rPr>
+              <w:t xml:space="preserve">matricula</w:t>
             </w:r>
           </w:p>
         </w:tc>
@@ -1752,15 +1555,13 @@
             </w:tcMar>
           </w:tcPr>
           <w:p>
-            <w:proofErr w:type="spellStart"/>
-            <w:r>
-              <w:rPr>
-                <w:rFonts w:ascii="Calibri" w:eastAsia="Calibri" w:hAnsi="Calibri" w:cs="Calibri"/>
-                <w:color w:val="000000"/>
-              </w:rPr>
-              <w:t>int</w:t>
-            </w:r>
-            <w:proofErr w:type="spellEnd"/>
+            <w:r>
+              <w:rPr>
+                <w:rFonts w:ascii="Calibri" w:hAnsi="Calibri" w:eastAsia="Calibri" w:cs="Calibri"/>
+                <w:color w:val="000000"/>
+              </w:rPr>
+              <w:t xml:space="preserve">int</w:t>
+            </w:r>
           </w:p>
         </w:tc>
         <w:tc>
@@ -1776,17 +1577,10 @@
           <w:p>
             <w:r>
               <w:rPr>
-                <w:rFonts w:ascii="Calibri" w:eastAsia="Calibri" w:hAnsi="Calibri" w:cs="Calibri"/>
-                <w:color w:val="000000"/>
-              </w:rPr>
-              <w:t>Número de matrícula, iden</w:t>
-            </w:r>
-            <w:r>
-              <w:rPr>
-                <w:rFonts w:ascii="Calibri" w:eastAsia="Calibri" w:hAnsi="Calibri" w:cs="Calibri"/>
-                <w:color w:val="000000"/>
-              </w:rPr>
-              <w:t>tificador único del profesional</w:t>
+                <w:rFonts w:ascii="Calibri" w:hAnsi="Calibri" w:eastAsia="Calibri" w:cs="Calibri"/>
+                <w:color w:val="000000"/>
+              </w:rPr>
+              <w:t xml:space="preserve">Número de matrícula, identificador único del profesional</w:t>
             </w:r>
           </w:p>
         </w:tc>
@@ -1795,7 +1589,9 @@
         <w:tblPrEx>
           <w:tblCellMar>
             <w:top w:w="0" w:type="dxa"/>
+            <w:left w:w="0" w:type="dxa"/>
             <w:bottom w:w="0" w:type="dxa"/>
+            <w:right w:w="0" w:type="dxa"/>
           </w:tblCellMar>
         </w:tblPrEx>
         <w:tc>
@@ -1811,10 +1607,10 @@
           <w:p>
             <w:r>
               <w:rPr>
-                <w:rFonts w:ascii="Calibri" w:eastAsia="Calibri" w:hAnsi="Calibri" w:cs="Calibri"/>
-                <w:color w:val="000000"/>
-              </w:rPr>
-              <w:t>nombre</w:t>
+                <w:rFonts w:ascii="Calibri" w:hAnsi="Calibri" w:eastAsia="Calibri" w:cs="Calibri"/>
+                <w:color w:val="000000"/>
+              </w:rPr>
+              <w:t xml:space="preserve">nombre</w:t>
             </w:r>
           </w:p>
         </w:tc>
@@ -1829,15 +1625,13 @@
             </w:tcMar>
           </w:tcPr>
           <w:p>
-            <w:proofErr w:type="spellStart"/>
-            <w:r>
-              <w:rPr>
-                <w:rFonts w:ascii="Calibri" w:eastAsia="Calibri" w:hAnsi="Calibri" w:cs="Calibri"/>
-                <w:color w:val="000000"/>
-              </w:rPr>
-              <w:t>String</w:t>
-            </w:r>
-            <w:proofErr w:type="spellEnd"/>
+            <w:r>
+              <w:rPr>
+                <w:rFonts w:ascii="Calibri" w:hAnsi="Calibri" w:eastAsia="Calibri" w:cs="Calibri"/>
+                <w:color w:val="000000"/>
+              </w:rPr>
+              <w:t xml:space="preserve">String</w:t>
+            </w:r>
           </w:p>
         </w:tc>
         <w:tc>
@@ -1853,10 +1647,10 @@
           <w:p>
             <w:r>
               <w:rPr>
-                <w:rFonts w:ascii="Calibri" w:eastAsia="Calibri" w:hAnsi="Calibri" w:cs="Calibri"/>
-                <w:color w:val="000000"/>
-              </w:rPr>
-              <w:t>Nombre del profesional</w:t>
+                <w:rFonts w:ascii="Calibri" w:hAnsi="Calibri" w:eastAsia="Calibri" w:cs="Calibri"/>
+                <w:color w:val="000000"/>
+              </w:rPr>
+              <w:t xml:space="preserve">Nombre del profesional</w:t>
             </w:r>
           </w:p>
         </w:tc>
@@ -1865,7 +1659,9 @@
         <w:tblPrEx>
           <w:tblCellMar>
             <w:top w:w="0" w:type="dxa"/>
+            <w:left w:w="0" w:type="dxa"/>
             <w:bottom w:w="0" w:type="dxa"/>
+            <w:right w:w="0" w:type="dxa"/>
           </w:tblCellMar>
         </w:tblPrEx>
         <w:tc>
@@ -1881,10 +1677,10 @@
           <w:p>
             <w:r>
               <w:rPr>
-                <w:rFonts w:ascii="Calibri" w:eastAsia="Calibri" w:hAnsi="Calibri" w:cs="Calibri"/>
-                <w:color w:val="000000"/>
-              </w:rPr>
-              <w:t>apellido</w:t>
+                <w:rFonts w:ascii="Calibri" w:hAnsi="Calibri" w:eastAsia="Calibri" w:cs="Calibri"/>
+                <w:color w:val="000000"/>
+              </w:rPr>
+              <w:t xml:space="preserve">apellido</w:t>
             </w:r>
           </w:p>
         </w:tc>
@@ -1899,15 +1695,13 @@
             </w:tcMar>
           </w:tcPr>
           <w:p>
-            <w:proofErr w:type="spellStart"/>
-            <w:r>
-              <w:rPr>
-                <w:rFonts w:ascii="Calibri" w:eastAsia="Calibri" w:hAnsi="Calibri" w:cs="Calibri"/>
-                <w:color w:val="000000"/>
-              </w:rPr>
-              <w:t>String</w:t>
-            </w:r>
-            <w:proofErr w:type="spellEnd"/>
+            <w:r>
+              <w:rPr>
+                <w:rFonts w:ascii="Calibri" w:hAnsi="Calibri" w:eastAsia="Calibri" w:cs="Calibri"/>
+                <w:color w:val="000000"/>
+              </w:rPr>
+              <w:t xml:space="preserve">String</w:t>
+            </w:r>
           </w:p>
         </w:tc>
         <w:tc>
@@ -1923,10 +1717,10 @@
           <w:p>
             <w:r>
               <w:rPr>
-                <w:rFonts w:ascii="Calibri" w:eastAsia="Calibri" w:hAnsi="Calibri" w:cs="Calibri"/>
-                <w:color w:val="000000"/>
-              </w:rPr>
-              <w:t>Apellido del profesional</w:t>
+                <w:rFonts w:ascii="Calibri" w:hAnsi="Calibri" w:eastAsia="Calibri" w:cs="Calibri"/>
+                <w:color w:val="000000"/>
+              </w:rPr>
+              <w:t xml:space="preserve">Apellido del profesional</w:t>
             </w:r>
           </w:p>
         </w:tc>
@@ -1935,7 +1729,9 @@
         <w:tblPrEx>
           <w:tblCellMar>
             <w:top w:w="0" w:type="dxa"/>
+            <w:left w:w="0" w:type="dxa"/>
             <w:bottom w:w="0" w:type="dxa"/>
+            <w:right w:w="0" w:type="dxa"/>
           </w:tblCellMar>
         </w:tblPrEx>
         <w:tc>
@@ -1949,15 +1745,13 @@
             </w:tcMar>
           </w:tcPr>
           <w:p>
-            <w:proofErr w:type="spellStart"/>
-            <w:r>
-              <w:rPr>
-                <w:rFonts w:ascii="Calibri" w:eastAsia="Calibri" w:hAnsi="Calibri" w:cs="Calibri"/>
-                <w:color w:val="000000"/>
-              </w:rPr>
-              <w:t>telefono</w:t>
-            </w:r>
-            <w:proofErr w:type="spellEnd"/>
+            <w:r>
+              <w:rPr>
+                <w:rFonts w:ascii="Calibri" w:hAnsi="Calibri" w:eastAsia="Calibri" w:cs="Calibri"/>
+                <w:color w:val="000000"/>
+              </w:rPr>
+              <w:t xml:space="preserve">telefono</w:t>
+            </w:r>
           </w:p>
         </w:tc>
         <w:tc>
@@ -1971,15 +1765,13 @@
             </w:tcMar>
           </w:tcPr>
           <w:p>
-            <w:proofErr w:type="spellStart"/>
-            <w:r>
-              <w:rPr>
-                <w:rFonts w:ascii="Calibri" w:eastAsia="Calibri" w:hAnsi="Calibri" w:cs="Calibri"/>
-                <w:color w:val="000000"/>
-              </w:rPr>
-              <w:t>String</w:t>
-            </w:r>
-            <w:proofErr w:type="spellEnd"/>
+            <w:r>
+              <w:rPr>
+                <w:rFonts w:ascii="Calibri" w:hAnsi="Calibri" w:eastAsia="Calibri" w:cs="Calibri"/>
+                <w:color w:val="000000"/>
+              </w:rPr>
+              <w:t xml:space="preserve">String</w:t>
+            </w:r>
           </w:p>
         </w:tc>
         <w:tc>
@@ -1995,10 +1787,10 @@
           <w:p>
             <w:r>
               <w:rPr>
-                <w:rFonts w:ascii="Calibri" w:eastAsia="Calibri" w:hAnsi="Calibri" w:cs="Calibri"/>
-                <w:color w:val="000000"/>
-              </w:rPr>
-              <w:t>Número telefónico del profesional</w:t>
+                <w:rFonts w:ascii="Calibri" w:hAnsi="Calibri" w:eastAsia="Calibri" w:cs="Calibri"/>
+                <w:color w:val="000000"/>
+              </w:rPr>
+              <w:t xml:space="preserve">Número telefónico del profesional</w:t>
             </w:r>
           </w:p>
         </w:tc>
@@ -2007,7 +1799,9 @@
         <w:tblPrEx>
           <w:tblCellMar>
             <w:top w:w="0" w:type="dxa"/>
+            <w:left w:w="0" w:type="dxa"/>
             <w:bottom w:w="0" w:type="dxa"/>
+            <w:right w:w="0" w:type="dxa"/>
           </w:tblCellMar>
         </w:tblPrEx>
         <w:tc>
@@ -2023,10 +1817,10 @@
           <w:p>
             <w:r>
               <w:rPr>
-                <w:rFonts w:ascii="Calibri" w:eastAsia="Calibri" w:hAnsi="Calibri" w:cs="Calibri"/>
-                <w:color w:val="000000"/>
-              </w:rPr>
-              <w:t>correo</w:t>
+                <w:rFonts w:ascii="Calibri" w:hAnsi="Calibri" w:eastAsia="Calibri" w:cs="Calibri"/>
+                <w:color w:val="000000"/>
+              </w:rPr>
+              <w:t xml:space="preserve">correo</w:t>
             </w:r>
           </w:p>
         </w:tc>
@@ -2041,15 +1835,13 @@
             </w:tcMar>
           </w:tcPr>
           <w:p>
-            <w:proofErr w:type="spellStart"/>
-            <w:r>
-              <w:rPr>
-                <w:rFonts w:ascii="Calibri" w:eastAsia="Calibri" w:hAnsi="Calibri" w:cs="Calibri"/>
-                <w:color w:val="000000"/>
-              </w:rPr>
-              <w:t>String</w:t>
-            </w:r>
-            <w:proofErr w:type="spellEnd"/>
+            <w:r>
+              <w:rPr>
+                <w:rFonts w:ascii="Calibri" w:hAnsi="Calibri" w:eastAsia="Calibri" w:cs="Calibri"/>
+                <w:color w:val="000000"/>
+              </w:rPr>
+              <w:t xml:space="preserve">String</w:t>
+            </w:r>
           </w:p>
         </w:tc>
         <w:tc>
@@ -2065,17 +1857,10 @@
           <w:p>
             <w:r>
               <w:rPr>
-                <w:rFonts w:ascii="Calibri" w:eastAsia="Calibri" w:hAnsi="Calibri" w:cs="Calibri"/>
-                <w:color w:val="000000"/>
-              </w:rPr>
-              <w:t>Correo electrónico de contacto</w:t>
-            </w:r>
-            <w:r>
-              <w:rPr>
-                <w:rFonts w:ascii="Calibri" w:eastAsia="Calibri" w:hAnsi="Calibri" w:cs="Calibri"/>
-                <w:color w:val="000000"/>
-              </w:rPr>
-              <w:t xml:space="preserve"> del profesional</w:t>
+                <w:rFonts w:ascii="Calibri" w:hAnsi="Calibri" w:eastAsia="Calibri" w:cs="Calibri"/>
+                <w:color w:val="000000"/>
+              </w:rPr>
+              <w:t xml:space="preserve">Correo electrónico de contacto del profesional</w:t>
             </w:r>
           </w:p>
         </w:tc>
@@ -2084,7 +1869,9 @@
         <w:tblPrEx>
           <w:tblCellMar>
             <w:top w:w="0" w:type="dxa"/>
+            <w:left w:w="0" w:type="dxa"/>
             <w:bottom w:w="0" w:type="dxa"/>
+            <w:right w:w="0" w:type="dxa"/>
           </w:tblCellMar>
         </w:tblPrEx>
         <w:tc>
@@ -2100,10 +1887,10 @@
           <w:p>
             <w:r>
               <w:rPr>
-                <w:rFonts w:ascii="Calibri" w:eastAsia="Calibri" w:hAnsi="Calibri" w:cs="Calibri"/>
-                <w:color w:val="000000"/>
-              </w:rPr>
-              <w:t>horarios</w:t>
+                <w:rFonts w:ascii="Calibri" w:hAnsi="Calibri" w:eastAsia="Calibri" w:cs="Calibri"/>
+                <w:color w:val="000000"/>
+              </w:rPr>
+              <w:t xml:space="preserve">horarios</w:t>
             </w:r>
           </w:p>
         </w:tc>
@@ -2118,28 +1905,12 @@
             </w:tcMar>
           </w:tcPr>
           <w:p>
-            <w:proofErr w:type="spellStart"/>
-            <w:r>
-              <w:rPr>
-                <w:rFonts w:ascii="Calibri" w:eastAsia="Calibri" w:hAnsi="Calibri" w:cs="Calibri"/>
-                <w:color w:val="000000"/>
-              </w:rPr>
-              <w:t>List</w:t>
-            </w:r>
-            <w:proofErr w:type="spellEnd"/>
-            <w:r>
-              <w:rPr>
-                <w:rFonts w:ascii="Calibri" w:eastAsia="Calibri" w:hAnsi="Calibri" w:cs="Calibri"/>
-                <w:color w:val="000000"/>
-              </w:rPr>
-              <w:t>&lt;</w:t>
-            </w:r>
-            <w:r>
-              <w:rPr>
-                <w:rFonts w:ascii="Calibri" w:eastAsia="Calibri" w:hAnsi="Calibri" w:cs="Calibri"/>
-                <w:color w:val="000000"/>
-              </w:rPr>
-              <w:t>&gt;</w:t>
+            <w:r>
+              <w:rPr>
+                <w:rFonts w:ascii="Calibri" w:hAnsi="Calibri" w:eastAsia="Calibri" w:cs="Calibri"/>
+                <w:color w:val="000000"/>
+              </w:rPr>
+              <w:t xml:space="preserve">List&lt;&gt;</w:t>
             </w:r>
           </w:p>
         </w:tc>
@@ -2156,17 +1927,10 @@
           <w:p>
             <w:r>
               <w:rPr>
-                <w:rFonts w:ascii="Calibri" w:eastAsia="Calibri" w:hAnsi="Calibri" w:cs="Calibri"/>
-                <w:color w:val="000000"/>
-              </w:rPr>
-              <w:t>Horarios de</w:t>
-            </w:r>
-            <w:r>
-              <w:rPr>
-                <w:rFonts w:ascii="Calibri" w:eastAsia="Calibri" w:hAnsi="Calibri" w:cs="Calibri"/>
-                <w:color w:val="000000"/>
-              </w:rPr>
-              <w:t xml:space="preserve"> disponibilidad del profesional</w:t>
+                <w:rFonts w:ascii="Calibri" w:hAnsi="Calibri" w:eastAsia="Calibri" w:cs="Calibri"/>
+                <w:color w:val="000000"/>
+              </w:rPr>
+              <w:t xml:space="preserve">Horarios de disponibilidad del profesional</w:t>
             </w:r>
           </w:p>
         </w:tc>
@@ -2175,7 +1939,9 @@
         <w:tblPrEx>
           <w:tblCellMar>
             <w:top w:w="0" w:type="dxa"/>
+            <w:left w:w="0" w:type="dxa"/>
             <w:bottom w:w="0" w:type="dxa"/>
+            <w:right w:w="0" w:type="dxa"/>
           </w:tblCellMar>
         </w:tblPrEx>
         <w:tc>
@@ -2191,10 +1957,10 @@
           <w:p>
             <w:r>
               <w:rPr>
-                <w:rFonts w:ascii="Calibri" w:eastAsia="Calibri" w:hAnsi="Calibri" w:cs="Calibri"/>
-                <w:color w:val="000000"/>
-              </w:rPr>
-              <w:t>especialidad</w:t>
+                <w:rFonts w:ascii="Calibri" w:hAnsi="Calibri" w:eastAsia="Calibri" w:cs="Calibri"/>
+                <w:color w:val="000000"/>
+              </w:rPr>
+              <w:t xml:space="preserve">especialidad</w:t>
             </w:r>
           </w:p>
         </w:tc>
@@ -2209,15 +1975,13 @@
             </w:tcMar>
           </w:tcPr>
           <w:p>
-            <w:proofErr w:type="spellStart"/>
-            <w:r>
-              <w:rPr>
-                <w:rFonts w:ascii="Calibri" w:eastAsia="Calibri" w:hAnsi="Calibri" w:cs="Calibri"/>
-                <w:color w:val="000000"/>
-              </w:rPr>
-              <w:t>String</w:t>
-            </w:r>
-            <w:proofErr w:type="spellEnd"/>
+            <w:r>
+              <w:rPr>
+                <w:rFonts w:ascii="Calibri" w:hAnsi="Calibri" w:eastAsia="Calibri" w:cs="Calibri"/>
+                <w:color w:val="000000"/>
+              </w:rPr>
+              <w:t xml:space="preserve">String</w:t>
+            </w:r>
           </w:p>
         </w:tc>
         <w:tc>
@@ -2233,10 +1997,10 @@
           <w:p>
             <w:r>
               <w:rPr>
-                <w:rFonts w:ascii="Calibri" w:eastAsia="Calibri" w:hAnsi="Calibri" w:cs="Calibri"/>
-                <w:color w:val="000000"/>
-              </w:rPr>
-              <w:t>Especialidad del profesional</w:t>
+                <w:rFonts w:ascii="Calibri" w:hAnsi="Calibri" w:eastAsia="Calibri" w:cs="Calibri"/>
+                <w:color w:val="000000"/>
+              </w:rPr>
+              <w:t xml:space="preserve">Especialidad del profesional</w:t>
             </w:r>
           </w:p>
         </w:tc>
@@ -2263,7 +2027,7 @@
       </w:pPr>
       <w:r>
         <w:rPr>
-          <w:rFonts w:ascii="Calibri" w:eastAsia="Calibri" w:hAnsi="Calibri" w:cs="Calibri"/>
+          <w:rFonts w:ascii="Calibri" w:hAnsi="Calibri" w:eastAsia="Calibri" w:cs="Calibri"/>
           <w:b/>
           <w:bCs/>
           <w:i/>
@@ -2271,8 +2035,7 @@
           <w:sz w:val="22"/>
           <w:szCs w:val="22"/>
         </w:rPr>
-        <w:lastRenderedPageBreak/>
-        <w:t>Clase: Servicio</w:t>
+        <w:t xml:space="preserve">Clase: Servicio</w:t>
       </w:r>
     </w:p>
     <w:tbl>
@@ -2287,7 +2050,9 @@
           <w:insideV w:val="single" w:sz="4" w:space="0" w:color="auto"/>
         </w:tblBorders>
         <w:tblCellMar>
+          <w:top w:w="0" w:type="dxa"/>
           <w:left w:w="10" w:type="dxa"/>
+          <w:bottom w:w="0" w:type="dxa"/>
           <w:right w:w="10" w:type="dxa"/>
         </w:tblCellMar>
         <w:tblLook w:val="04A0" w:firstRow="1" w:lastRow="0" w:firstColumn="1" w:lastColumn="0" w:noHBand="0" w:noVBand="1"/>
@@ -2301,7 +2066,9 @@
         <w:tblPrEx>
           <w:tblCellMar>
             <w:top w:w="0" w:type="dxa"/>
+            <w:left w:w="0" w:type="dxa"/>
             <w:bottom w:w="0" w:type="dxa"/>
+            <w:right w:w="0" w:type="dxa"/>
           </w:tblCellMar>
         </w:tblPrEx>
         <w:trPr>
@@ -2321,12 +2088,12 @@
           <w:p>
             <w:r>
               <w:rPr>
-                <w:rFonts w:ascii="Calibri" w:eastAsia="Calibri" w:hAnsi="Calibri" w:cs="Calibri"/>
+                <w:rFonts w:ascii="Calibri" w:hAnsi="Calibri" w:eastAsia="Calibri" w:cs="Calibri"/>
                 <w:b/>
                 <w:bCs/>
                 <w:color w:val="FFFFFF"/>
               </w:rPr>
-              <w:t>Atributo</w:t>
+              <w:t xml:space="preserve">Atributo</w:t>
             </w:r>
           </w:p>
         </w:tc>
@@ -2344,12 +2111,12 @@
           <w:p>
             <w:r>
               <w:rPr>
-                <w:rFonts w:ascii="Calibri" w:eastAsia="Calibri" w:hAnsi="Calibri" w:cs="Calibri"/>
+                <w:rFonts w:ascii="Calibri" w:hAnsi="Calibri" w:eastAsia="Calibri" w:cs="Calibri"/>
                 <w:b/>
                 <w:bCs/>
                 <w:color w:val="FFFFFF"/>
               </w:rPr>
-              <w:t>Tipo</w:t>
+              <w:t xml:space="preserve">Tipo</w:t>
             </w:r>
           </w:p>
         </w:tc>
@@ -2367,12 +2134,12 @@
           <w:p>
             <w:r>
               <w:rPr>
-                <w:rFonts w:ascii="Calibri" w:eastAsia="Calibri" w:hAnsi="Calibri" w:cs="Calibri"/>
+                <w:rFonts w:ascii="Calibri" w:hAnsi="Calibri" w:eastAsia="Calibri" w:cs="Calibri"/>
                 <w:b/>
                 <w:bCs/>
                 <w:color w:val="FFFFFF"/>
               </w:rPr>
-              <w:t>Descripción</w:t>
+              <w:t xml:space="preserve">Descripción</w:t>
             </w:r>
           </w:p>
         </w:tc>
@@ -2381,7 +2148,9 @@
         <w:tblPrEx>
           <w:tblCellMar>
             <w:top w:w="0" w:type="dxa"/>
+            <w:left w:w="0" w:type="dxa"/>
             <w:bottom w:w="0" w:type="dxa"/>
+            <w:right w:w="0" w:type="dxa"/>
           </w:tblCellMar>
         </w:tblPrEx>
         <w:tc>
@@ -2397,10 +2166,10 @@
           <w:p>
             <w:r>
               <w:rPr>
-                <w:rFonts w:ascii="Calibri" w:eastAsia="Calibri" w:hAnsi="Calibri" w:cs="Calibri"/>
-                <w:color w:val="000000"/>
-              </w:rPr>
-              <w:t>id</w:t>
+                <w:rFonts w:ascii="Calibri" w:hAnsi="Calibri" w:eastAsia="Calibri" w:cs="Calibri"/>
+                <w:color w:val="000000"/>
+              </w:rPr>
+              <w:t xml:space="preserve">id</w:t>
             </w:r>
           </w:p>
         </w:tc>
@@ -2415,15 +2184,13 @@
             </w:tcMar>
           </w:tcPr>
           <w:p>
-            <w:proofErr w:type="spellStart"/>
-            <w:r>
-              <w:rPr>
-                <w:rFonts w:ascii="Calibri" w:eastAsia="Calibri" w:hAnsi="Calibri" w:cs="Calibri"/>
-                <w:color w:val="000000"/>
-              </w:rPr>
-              <w:t>int</w:t>
-            </w:r>
-            <w:proofErr w:type="spellEnd"/>
+            <w:r>
+              <w:rPr>
+                <w:rFonts w:ascii="Calibri" w:hAnsi="Calibri" w:eastAsia="Calibri" w:cs="Calibri"/>
+                <w:color w:val="000000"/>
+              </w:rPr>
+              <w:t xml:space="preserve">int</w:t>
+            </w:r>
           </w:p>
         </w:tc>
         <w:tc>
@@ -2439,17 +2206,10 @@
           <w:p>
             <w:r>
               <w:rPr>
-                <w:rFonts w:ascii="Calibri" w:eastAsia="Calibri" w:hAnsi="Calibri" w:cs="Calibri"/>
-                <w:color w:val="000000"/>
-              </w:rPr>
-              <w:t>I</w:t>
-            </w:r>
-            <w:r>
-              <w:rPr>
-                <w:rFonts w:ascii="Calibri" w:eastAsia="Calibri" w:hAnsi="Calibri" w:cs="Calibri"/>
-                <w:color w:val="000000"/>
-              </w:rPr>
-              <w:t>dentificador único del servicio</w:t>
+                <w:rFonts w:ascii="Calibri" w:hAnsi="Calibri" w:eastAsia="Calibri" w:cs="Calibri"/>
+                <w:color w:val="000000"/>
+              </w:rPr>
+              <w:t xml:space="preserve">Identificador único del servicio</w:t>
             </w:r>
           </w:p>
         </w:tc>
@@ -2458,7 +2218,9 @@
         <w:tblPrEx>
           <w:tblCellMar>
             <w:top w:w="0" w:type="dxa"/>
+            <w:left w:w="0" w:type="dxa"/>
             <w:bottom w:w="0" w:type="dxa"/>
+            <w:right w:w="0" w:type="dxa"/>
           </w:tblCellMar>
         </w:tblPrEx>
         <w:tc>
@@ -2474,10 +2236,10 @@
           <w:p>
             <w:r>
               <w:rPr>
-                <w:rFonts w:ascii="Calibri" w:eastAsia="Calibri" w:hAnsi="Calibri" w:cs="Calibri"/>
-                <w:color w:val="000000"/>
-              </w:rPr>
-              <w:t>nombre</w:t>
+                <w:rFonts w:ascii="Calibri" w:hAnsi="Calibri" w:eastAsia="Calibri" w:cs="Calibri"/>
+                <w:color w:val="000000"/>
+              </w:rPr>
+              <w:t xml:space="preserve">nombre</w:t>
             </w:r>
           </w:p>
         </w:tc>
@@ -2492,15 +2254,13 @@
             </w:tcMar>
           </w:tcPr>
           <w:p>
-            <w:proofErr w:type="spellStart"/>
-            <w:r>
-              <w:rPr>
-                <w:rFonts w:ascii="Calibri" w:eastAsia="Calibri" w:hAnsi="Calibri" w:cs="Calibri"/>
-                <w:color w:val="000000"/>
-              </w:rPr>
-              <w:t>String</w:t>
-            </w:r>
-            <w:proofErr w:type="spellEnd"/>
+            <w:r>
+              <w:rPr>
+                <w:rFonts w:ascii="Calibri" w:hAnsi="Calibri" w:eastAsia="Calibri" w:cs="Calibri"/>
+                <w:color w:val="000000"/>
+              </w:rPr>
+              <w:t xml:space="preserve">String</w:t>
+            </w:r>
           </w:p>
         </w:tc>
         <w:tc>
@@ -2516,33 +2276,10 @@
           <w:p>
             <w:r>
               <w:rPr>
-                <w:rFonts w:ascii="Calibri" w:eastAsia="Calibri" w:hAnsi="Calibri" w:cs="Calibri"/>
-                <w:color w:val="000000"/>
-              </w:rPr>
-              <w:t>Nombre del servicio (consu</w:t>
-            </w:r>
-            <w:r>
-              <w:rPr>
-                <w:rFonts w:ascii="Calibri" w:eastAsia="Calibri" w:hAnsi="Calibri" w:cs="Calibri"/>
-                <w:color w:val="000000"/>
-              </w:rPr>
-              <w:t xml:space="preserve">lta, cirugía, vacunación, </w:t>
-            </w:r>
-            <w:proofErr w:type="spellStart"/>
-            <w:r>
-              <w:rPr>
-                <w:rFonts w:ascii="Calibri" w:eastAsia="Calibri" w:hAnsi="Calibri" w:cs="Calibri"/>
-                <w:color w:val="000000"/>
-              </w:rPr>
-              <w:t>etc</w:t>
-            </w:r>
-            <w:proofErr w:type="spellEnd"/>
-            <w:r>
-              <w:rPr>
-                <w:rFonts w:ascii="Calibri" w:eastAsia="Calibri" w:hAnsi="Calibri" w:cs="Calibri"/>
-                <w:color w:val="000000"/>
-              </w:rPr>
-              <w:t>)</w:t>
+                <w:rFonts w:ascii="Calibri" w:hAnsi="Calibri" w:eastAsia="Calibri" w:cs="Calibri"/>
+                <w:color w:val="000000"/>
+              </w:rPr>
+              <w:t xml:space="preserve">Nombre del servicio (consulta, cirugía, vacunación, etc)</w:t>
             </w:r>
           </w:p>
         </w:tc>
@@ -2551,7 +2288,9 @@
         <w:tblPrEx>
           <w:tblCellMar>
             <w:top w:w="0" w:type="dxa"/>
+            <w:left w:w="0" w:type="dxa"/>
             <w:bottom w:w="0" w:type="dxa"/>
+            <w:right w:w="0" w:type="dxa"/>
           </w:tblCellMar>
         </w:tblPrEx>
         <w:tc>
@@ -2565,15 +2304,13 @@
             </w:tcMar>
           </w:tcPr>
           <w:p>
-            <w:proofErr w:type="spellStart"/>
-            <w:r>
-              <w:rPr>
-                <w:rFonts w:ascii="Calibri" w:eastAsia="Calibri" w:hAnsi="Calibri" w:cs="Calibri"/>
-                <w:color w:val="000000"/>
-              </w:rPr>
-              <w:t>especialidadRequerida</w:t>
-            </w:r>
-            <w:proofErr w:type="spellEnd"/>
+            <w:r>
+              <w:rPr>
+                <w:rFonts w:ascii="Calibri" w:hAnsi="Calibri" w:eastAsia="Calibri" w:cs="Calibri"/>
+                <w:color w:val="000000"/>
+              </w:rPr>
+              <w:t xml:space="preserve">especialidadRequerida</w:t>
+            </w:r>
           </w:p>
         </w:tc>
         <w:tc>
@@ -2587,37 +2324,12 @@
             </w:tcMar>
           </w:tcPr>
           <w:p>
-            <w:proofErr w:type="spellStart"/>
-            <w:r>
-              <w:rPr>
-                <w:rFonts w:ascii="Calibri" w:eastAsia="Calibri" w:hAnsi="Calibri" w:cs="Calibri"/>
-                <w:color w:val="000000"/>
-              </w:rPr>
-              <w:t>List</w:t>
-            </w:r>
-            <w:proofErr w:type="spellEnd"/>
-            <w:r>
-              <w:rPr>
-                <w:rFonts w:ascii="Calibri" w:eastAsia="Calibri" w:hAnsi="Calibri" w:cs="Calibri"/>
-                <w:color w:val="000000"/>
-              </w:rPr>
-              <w:t>&lt;</w:t>
-            </w:r>
-            <w:proofErr w:type="spellStart"/>
-            <w:r>
-              <w:rPr>
-                <w:rFonts w:ascii="Calibri" w:eastAsia="Calibri" w:hAnsi="Calibri" w:cs="Calibri"/>
-                <w:color w:val="000000"/>
-              </w:rPr>
-              <w:t>String</w:t>
-            </w:r>
-            <w:proofErr w:type="spellEnd"/>
-            <w:r>
-              <w:rPr>
-                <w:rFonts w:ascii="Calibri" w:eastAsia="Calibri" w:hAnsi="Calibri" w:cs="Calibri"/>
-                <w:color w:val="000000"/>
-              </w:rPr>
-              <w:t>&gt;</w:t>
+            <w:r>
+              <w:rPr>
+                <w:rFonts w:ascii="Calibri" w:hAnsi="Calibri" w:eastAsia="Calibri" w:cs="Calibri"/>
+                <w:color w:val="000000"/>
+              </w:rPr>
+              <w:t xml:space="preserve">List&lt;String&gt;</w:t>
             </w:r>
           </w:p>
         </w:tc>
@@ -2634,17 +2346,10 @@
           <w:p>
             <w:r>
               <w:rPr>
-                <w:rFonts w:ascii="Calibri" w:eastAsia="Calibri" w:hAnsi="Calibri" w:cs="Calibri"/>
-                <w:color w:val="000000"/>
-              </w:rPr>
-              <w:t>Especialidades habilit</w:t>
-            </w:r>
-            <w:r>
-              <w:rPr>
-                <w:rFonts w:ascii="Calibri" w:eastAsia="Calibri" w:hAnsi="Calibri" w:cs="Calibri"/>
-                <w:color w:val="000000"/>
-              </w:rPr>
-              <w:t>adas para prestar este servicio</w:t>
+                <w:rFonts w:ascii="Calibri" w:hAnsi="Calibri" w:eastAsia="Calibri" w:cs="Calibri"/>
+                <w:color w:val="000000"/>
+              </w:rPr>
+              <w:t xml:space="preserve">Especialidades habilitadas para prestar este servicio</w:t>
             </w:r>
           </w:p>
         </w:tc>
@@ -2661,7 +2366,7 @@
       </w:pPr>
       <w:r>
         <w:rPr>
-          <w:rFonts w:ascii="Calibri" w:eastAsia="Calibri" w:hAnsi="Calibri" w:cs="Calibri"/>
+          <w:rFonts w:ascii="Calibri" w:hAnsi="Calibri" w:eastAsia="Calibri" w:cs="Calibri"/>
           <w:b/>
           <w:bCs/>
           <w:i/>
@@ -2669,7 +2374,7 @@
           <w:sz w:val="22"/>
           <w:szCs w:val="22"/>
         </w:rPr>
-        <w:t>Clase: Turno</w:t>
+        <w:t xml:space="preserve">Clase: Turno</w:t>
       </w:r>
     </w:p>
     <w:tbl>
@@ -2684,7 +2389,9 @@
           <w:insideV w:val="single" w:sz="4" w:space="0" w:color="auto"/>
         </w:tblBorders>
         <w:tblCellMar>
+          <w:top w:w="0" w:type="dxa"/>
           <w:left w:w="10" w:type="dxa"/>
+          <w:bottom w:w="0" w:type="dxa"/>
           <w:right w:w="10" w:type="dxa"/>
         </w:tblCellMar>
         <w:tblLook w:val="04A0" w:firstRow="1" w:lastRow="0" w:firstColumn="1" w:lastColumn="0" w:noHBand="0" w:noVBand="1"/>
@@ -2698,7 +2405,9 @@
         <w:tblPrEx>
           <w:tblCellMar>
             <w:top w:w="0" w:type="dxa"/>
+            <w:left w:w="0" w:type="dxa"/>
             <w:bottom w:w="0" w:type="dxa"/>
+            <w:right w:w="0" w:type="dxa"/>
           </w:tblCellMar>
         </w:tblPrEx>
         <w:trPr>
@@ -2718,12 +2427,12 @@
           <w:p>
             <w:r>
               <w:rPr>
-                <w:rFonts w:ascii="Calibri" w:eastAsia="Calibri" w:hAnsi="Calibri" w:cs="Calibri"/>
+                <w:rFonts w:ascii="Calibri" w:hAnsi="Calibri" w:eastAsia="Calibri" w:cs="Calibri"/>
                 <w:b/>
                 <w:bCs/>
                 <w:color w:val="FFFFFF"/>
               </w:rPr>
-              <w:t>Atributo</w:t>
+              <w:t xml:space="preserve">Atributo</w:t>
             </w:r>
           </w:p>
         </w:tc>
@@ -2741,12 +2450,12 @@
           <w:p>
             <w:r>
               <w:rPr>
-                <w:rFonts w:ascii="Calibri" w:eastAsia="Calibri" w:hAnsi="Calibri" w:cs="Calibri"/>
+                <w:rFonts w:ascii="Calibri" w:hAnsi="Calibri" w:eastAsia="Calibri" w:cs="Calibri"/>
                 <w:b/>
                 <w:bCs/>
                 <w:color w:val="FFFFFF"/>
               </w:rPr>
-              <w:t>Tipo</w:t>
+              <w:t xml:space="preserve">Tipo</w:t>
             </w:r>
           </w:p>
         </w:tc>
@@ -2764,12 +2473,12 @@
           <w:p>
             <w:r>
               <w:rPr>
-                <w:rFonts w:ascii="Calibri" w:eastAsia="Calibri" w:hAnsi="Calibri" w:cs="Calibri"/>
+                <w:rFonts w:ascii="Calibri" w:hAnsi="Calibri" w:eastAsia="Calibri" w:cs="Calibri"/>
                 <w:b/>
                 <w:bCs/>
                 <w:color w:val="FFFFFF"/>
               </w:rPr>
-              <w:t>Descripción</w:t>
+              <w:t xml:space="preserve">Descripción</w:t>
             </w:r>
           </w:p>
         </w:tc>
@@ -2778,7 +2487,9 @@
         <w:tblPrEx>
           <w:tblCellMar>
             <w:top w:w="0" w:type="dxa"/>
+            <w:left w:w="0" w:type="dxa"/>
             <w:bottom w:w="0" w:type="dxa"/>
+            <w:right w:w="0" w:type="dxa"/>
           </w:tblCellMar>
         </w:tblPrEx>
         <w:tc>
@@ -2794,10 +2505,10 @@
           <w:p>
             <w:r>
               <w:rPr>
-                <w:rFonts w:ascii="Calibri" w:eastAsia="Calibri" w:hAnsi="Calibri" w:cs="Calibri"/>
-                <w:color w:val="000000"/>
-              </w:rPr>
-              <w:t>id</w:t>
+                <w:rFonts w:ascii="Calibri" w:hAnsi="Calibri" w:eastAsia="Calibri" w:cs="Calibri"/>
+                <w:color w:val="000000"/>
+              </w:rPr>
+              <w:t xml:space="preserve">id</w:t>
             </w:r>
           </w:p>
         </w:tc>
@@ -2812,15 +2523,13 @@
             </w:tcMar>
           </w:tcPr>
           <w:p>
-            <w:proofErr w:type="spellStart"/>
-            <w:r>
-              <w:rPr>
-                <w:rFonts w:ascii="Calibri" w:eastAsia="Calibri" w:hAnsi="Calibri" w:cs="Calibri"/>
-                <w:color w:val="000000"/>
-              </w:rPr>
-              <w:t>int</w:t>
-            </w:r>
-            <w:proofErr w:type="spellEnd"/>
+            <w:r>
+              <w:rPr>
+                <w:rFonts w:ascii="Calibri" w:hAnsi="Calibri" w:eastAsia="Calibri" w:cs="Calibri"/>
+                <w:color w:val="000000"/>
+              </w:rPr>
+              <w:t xml:space="preserve">int</w:t>
+            </w:r>
           </w:p>
         </w:tc>
         <w:tc>
@@ -2836,10 +2545,10 @@
           <w:p>
             <w:r>
               <w:rPr>
-                <w:rFonts w:ascii="Calibri" w:eastAsia="Calibri" w:hAnsi="Calibri" w:cs="Calibri"/>
-                <w:color w:val="000000"/>
-              </w:rPr>
-              <w:t>Identificador único del turno</w:t>
+                <w:rFonts w:ascii="Calibri" w:hAnsi="Calibri" w:eastAsia="Calibri" w:cs="Calibri"/>
+                <w:color w:val="000000"/>
+              </w:rPr>
+              <w:t xml:space="preserve">Identificador único del turno</w:t>
             </w:r>
           </w:p>
         </w:tc>
@@ -2848,7 +2557,9 @@
         <w:tblPrEx>
           <w:tblCellMar>
             <w:top w:w="0" w:type="dxa"/>
+            <w:left w:w="0" w:type="dxa"/>
             <w:bottom w:w="0" w:type="dxa"/>
+            <w:right w:w="0" w:type="dxa"/>
           </w:tblCellMar>
         </w:tblPrEx>
         <w:tc>
@@ -2864,10 +2575,10 @@
           <w:p>
             <w:r>
               <w:rPr>
-                <w:rFonts w:ascii="Calibri" w:eastAsia="Calibri" w:hAnsi="Calibri" w:cs="Calibri"/>
-                <w:color w:val="000000"/>
-              </w:rPr>
-              <w:t>profesional</w:t>
+                <w:rFonts w:ascii="Calibri" w:hAnsi="Calibri" w:eastAsia="Calibri" w:cs="Calibri"/>
+                <w:color w:val="000000"/>
+              </w:rPr>
+              <w:t xml:space="preserve">profesional</w:t>
             </w:r>
           </w:p>
         </w:tc>
@@ -2884,10 +2595,10 @@
           <w:p>
             <w:r>
               <w:rPr>
-                <w:rFonts w:ascii="Calibri" w:eastAsia="Calibri" w:hAnsi="Calibri" w:cs="Calibri"/>
-                <w:color w:val="000000"/>
-              </w:rPr>
-              <w:t>Profesional</w:t>
+                <w:rFonts w:ascii="Calibri" w:hAnsi="Calibri" w:eastAsia="Calibri" w:cs="Calibri"/>
+                <w:color w:val="000000"/>
+              </w:rPr>
+              <w:t xml:space="preserve">Profesional</w:t>
             </w:r>
           </w:p>
         </w:tc>
@@ -2904,10 +2615,10 @@
           <w:p>
             <w:r>
               <w:rPr>
-                <w:rFonts w:ascii="Calibri" w:eastAsia="Calibri" w:hAnsi="Calibri" w:cs="Calibri"/>
-                <w:color w:val="000000"/>
-              </w:rPr>
-              <w:t>Profesional asignado al turno</w:t>
+                <w:rFonts w:ascii="Calibri" w:hAnsi="Calibri" w:eastAsia="Calibri" w:cs="Calibri"/>
+                <w:color w:val="000000"/>
+              </w:rPr>
+              <w:t xml:space="preserve">Profesional asignado al turno</w:t>
             </w:r>
           </w:p>
         </w:tc>
@@ -2916,7 +2627,9 @@
         <w:tblPrEx>
           <w:tblCellMar>
             <w:top w:w="0" w:type="dxa"/>
+            <w:left w:w="0" w:type="dxa"/>
             <w:bottom w:w="0" w:type="dxa"/>
+            <w:right w:w="0" w:type="dxa"/>
           </w:tblCellMar>
         </w:tblPrEx>
         <w:tc>
@@ -2932,10 +2645,10 @@
           <w:p>
             <w:r>
               <w:rPr>
-                <w:rFonts w:ascii="Calibri" w:eastAsia="Calibri" w:hAnsi="Calibri" w:cs="Calibri"/>
-                <w:color w:val="000000"/>
-              </w:rPr>
-              <w:t>mascota</w:t>
+                <w:rFonts w:ascii="Calibri" w:hAnsi="Calibri" w:eastAsia="Calibri" w:cs="Calibri"/>
+                <w:color w:val="000000"/>
+              </w:rPr>
+              <w:t xml:space="preserve">mascota</w:t>
             </w:r>
           </w:p>
         </w:tc>
@@ -2952,10 +2665,10 @@
           <w:p>
             <w:r>
               <w:rPr>
-                <w:rFonts w:ascii="Calibri" w:eastAsia="Calibri" w:hAnsi="Calibri" w:cs="Calibri"/>
-                <w:color w:val="000000"/>
-              </w:rPr>
-              <w:t>Mascota</w:t>
+                <w:rFonts w:ascii="Calibri" w:hAnsi="Calibri" w:eastAsia="Calibri" w:cs="Calibri"/>
+                <w:color w:val="000000"/>
+              </w:rPr>
+              <w:t xml:space="preserve">Mascota</w:t>
             </w:r>
           </w:p>
         </w:tc>
@@ -2972,17 +2685,10 @@
           <w:p>
             <w:r>
               <w:rPr>
-                <w:rFonts w:ascii="Calibri" w:eastAsia="Calibri" w:hAnsi="Calibri" w:cs="Calibri"/>
-                <w:color w:val="000000"/>
-              </w:rPr>
-              <w:t>Mascota pa</w:t>
-            </w:r>
-            <w:r>
-              <w:rPr>
-                <w:rFonts w:ascii="Calibri" w:eastAsia="Calibri" w:hAnsi="Calibri" w:cs="Calibri"/>
-                <w:color w:val="000000"/>
-              </w:rPr>
-              <w:t>ra la cual se solicita el turno</w:t>
+                <w:rFonts w:ascii="Calibri" w:hAnsi="Calibri" w:eastAsia="Calibri" w:cs="Calibri"/>
+                <w:color w:val="000000"/>
+              </w:rPr>
+              <w:t xml:space="preserve">Mascota para la cual se solicita el turno</w:t>
             </w:r>
           </w:p>
         </w:tc>
@@ -2991,7 +2697,9 @@
         <w:tblPrEx>
           <w:tblCellMar>
             <w:top w:w="0" w:type="dxa"/>
+            <w:left w:w="0" w:type="dxa"/>
             <w:bottom w:w="0" w:type="dxa"/>
+            <w:right w:w="0" w:type="dxa"/>
           </w:tblCellMar>
         </w:tblPrEx>
         <w:tc>
@@ -3007,10 +2715,10 @@
           <w:p>
             <w:r>
               <w:rPr>
-                <w:rFonts w:ascii="Calibri" w:eastAsia="Calibri" w:hAnsi="Calibri" w:cs="Calibri"/>
-                <w:color w:val="000000"/>
-              </w:rPr>
-              <w:t>horario</w:t>
+                <w:rFonts w:ascii="Calibri" w:hAnsi="Calibri" w:eastAsia="Calibri" w:cs="Calibri"/>
+                <w:color w:val="000000"/>
+              </w:rPr>
+              <w:t xml:space="preserve">horario</w:t>
             </w:r>
           </w:p>
         </w:tc>
@@ -3027,10 +2735,10 @@
           <w:p>
             <w:r>
               <w:rPr>
-                <w:rFonts w:ascii="Calibri" w:eastAsia="Calibri" w:hAnsi="Calibri" w:cs="Calibri"/>
-                <w:color w:val="000000"/>
-              </w:rPr>
-              <w:t>Time</w:t>
+                <w:rFonts w:ascii="Calibri" w:hAnsi="Calibri" w:eastAsia="Calibri" w:cs="Calibri"/>
+                <w:color w:val="000000"/>
+              </w:rPr>
+              <w:t xml:space="preserve">Time</w:t>
             </w:r>
           </w:p>
         </w:tc>
@@ -3047,10 +2755,10 @@
           <w:p>
             <w:r>
               <w:rPr>
-                <w:rFonts w:ascii="Calibri" w:eastAsia="Calibri" w:hAnsi="Calibri" w:cs="Calibri"/>
-                <w:color w:val="000000"/>
-              </w:rPr>
-              <w:t>Fecha y hora del turno</w:t>
+                <w:rFonts w:ascii="Calibri" w:hAnsi="Calibri" w:eastAsia="Calibri" w:cs="Calibri"/>
+                <w:color w:val="000000"/>
+              </w:rPr>
+              <w:t xml:space="preserve">Fecha y hora del turno</w:t>
             </w:r>
           </w:p>
         </w:tc>
@@ -3059,7 +2767,9 @@
         <w:tblPrEx>
           <w:tblCellMar>
             <w:top w:w="0" w:type="dxa"/>
+            <w:left w:w="0" w:type="dxa"/>
             <w:bottom w:w="0" w:type="dxa"/>
+            <w:right w:w="0" w:type="dxa"/>
           </w:tblCellMar>
         </w:tblPrEx>
         <w:tc>
@@ -3075,10 +2785,10 @@
           <w:p>
             <w:r>
               <w:rPr>
-                <w:rFonts w:ascii="Calibri" w:eastAsia="Calibri" w:hAnsi="Calibri" w:cs="Calibri"/>
-                <w:color w:val="000000"/>
-              </w:rPr>
-              <w:t>servicio</w:t>
+                <w:rFonts w:ascii="Calibri" w:hAnsi="Calibri" w:eastAsia="Calibri" w:cs="Calibri"/>
+                <w:color w:val="000000"/>
+              </w:rPr>
+              <w:t xml:space="preserve">servicio</w:t>
             </w:r>
           </w:p>
         </w:tc>
@@ -3095,10 +2805,10 @@
           <w:p>
             <w:r>
               <w:rPr>
-                <w:rFonts w:ascii="Calibri" w:eastAsia="Calibri" w:hAnsi="Calibri" w:cs="Calibri"/>
-                <w:color w:val="000000"/>
-              </w:rPr>
-              <w:t>Servicio</w:t>
+                <w:rFonts w:ascii="Calibri" w:hAnsi="Calibri" w:eastAsia="Calibri" w:cs="Calibri"/>
+                <w:color w:val="000000"/>
+              </w:rPr>
+              <w:t xml:space="preserve">Servicio</w:t>
             </w:r>
           </w:p>
         </w:tc>
@@ -3115,10 +2825,10 @@
           <w:p>
             <w:r>
               <w:rPr>
-                <w:rFonts w:ascii="Calibri" w:eastAsia="Calibri" w:hAnsi="Calibri" w:cs="Calibri"/>
-                <w:color w:val="000000"/>
-              </w:rPr>
-              <w:t>Servicio solicitado</w:t>
+                <w:rFonts w:ascii="Calibri" w:hAnsi="Calibri" w:eastAsia="Calibri" w:cs="Calibri"/>
+                <w:color w:val="000000"/>
+              </w:rPr>
+              <w:t xml:space="preserve">Servicio solicitado</w:t>
             </w:r>
           </w:p>
         </w:tc>
@@ -3127,7 +2837,9 @@
         <w:tblPrEx>
           <w:tblCellMar>
             <w:top w:w="0" w:type="dxa"/>
+            <w:left w:w="0" w:type="dxa"/>
             <w:bottom w:w="0" w:type="dxa"/>
+            <w:right w:w="0" w:type="dxa"/>
           </w:tblCellMar>
         </w:tblPrEx>
         <w:tc>
@@ -3143,10 +2855,10 @@
           <w:p>
             <w:r>
               <w:rPr>
-                <w:rFonts w:ascii="Calibri" w:eastAsia="Calibri" w:hAnsi="Calibri" w:cs="Calibri"/>
-                <w:color w:val="000000"/>
-              </w:rPr>
-              <w:t>cancelado</w:t>
+                <w:rFonts w:ascii="Calibri" w:hAnsi="Calibri" w:eastAsia="Calibri" w:cs="Calibri"/>
+                <w:color w:val="000000"/>
+              </w:rPr>
+              <w:t xml:space="preserve">cancelado</w:t>
             </w:r>
           </w:p>
         </w:tc>
@@ -3161,15 +2873,13 @@
             </w:tcMar>
           </w:tcPr>
           <w:p>
-            <w:proofErr w:type="spellStart"/>
-            <w:r>
-              <w:rPr>
-                <w:rFonts w:ascii="Calibri" w:eastAsia="Calibri" w:hAnsi="Calibri" w:cs="Calibri"/>
-                <w:color w:val="000000"/>
-              </w:rPr>
-              <w:t>boolean</w:t>
-            </w:r>
-            <w:proofErr w:type="spellEnd"/>
+            <w:r>
+              <w:rPr>
+                <w:rFonts w:ascii="Calibri" w:hAnsi="Calibri" w:eastAsia="Calibri" w:cs="Calibri"/>
+                <w:color w:val="000000"/>
+              </w:rPr>
+              <w:t xml:space="preserve">boolean</w:t>
+            </w:r>
           </w:p>
         </w:tc>
         <w:tc>
@@ -3185,17 +2895,10 @@
           <w:p>
             <w:r>
               <w:rPr>
-                <w:rFonts w:ascii="Calibri" w:eastAsia="Calibri" w:hAnsi="Calibri" w:cs="Calibri"/>
-                <w:color w:val="000000"/>
-              </w:rPr>
-              <w:t>I</w:t>
-            </w:r>
-            <w:r>
-              <w:rPr>
-                <w:rFonts w:ascii="Calibri" w:eastAsia="Calibri" w:hAnsi="Calibri" w:cs="Calibri"/>
-                <w:color w:val="000000"/>
-              </w:rPr>
-              <w:t>ndica si el turno fue cancelado</w:t>
+                <w:rFonts w:ascii="Calibri" w:hAnsi="Calibri" w:eastAsia="Calibri" w:cs="Calibri"/>
+                <w:color w:val="000000"/>
+              </w:rPr>
+              <w:t xml:space="preserve">Indica si el turno fue cancelado</w:t>
             </w:r>
           </w:p>
         </w:tc>
@@ -3213,11 +2916,11 @@
       </w:pPr>
       <w:r>
         <w:rPr>
-          <w:rFonts w:ascii="Calibri" w:eastAsia="Calibri" w:hAnsi="Calibri" w:cs="Calibri"/>
+          <w:rFonts w:ascii="Calibri" w:hAnsi="Calibri" w:eastAsia="Calibri" w:cs="Calibri"/>
           <w:b/>
           <w:bCs/>
         </w:rPr>
-        <w:t>6. Requerimientos funcionales que el equipo desarrollará</w:t>
+        <w:t xml:space="preserve">6. Requerimientos funcionales que el equipo desarrollará</w:t>
       </w:r>
     </w:p>
     <w:p>
@@ -3231,9 +2934,9 @@
       </w:pPr>
       <w:r>
         <w:rPr>
-          <w:rFonts w:ascii="Calibri" w:eastAsia="Calibri" w:hAnsi="Calibri" w:cs="Calibri"/>
-        </w:rPr>
-        <w:t>Pedir turno: permitir a un cliente solicitar un turno para una mascota, validando especialidad, disponibilidad y ventana de anticipación.</w:t>
+          <w:rFonts w:ascii="Calibri" w:hAnsi="Calibri" w:eastAsia="Calibri" w:cs="Calibri"/>
+        </w:rPr>
+        <w:t xml:space="preserve">Pedir turno: permitir a un cliente solicitar un turno para una mascota, validando especialidad, disponibilidad y ventana de anticipación.</w:t>
       </w:r>
     </w:p>
     <w:p>
@@ -3247,27 +2950,9 @@
       </w:pPr>
       <w:r>
         <w:rPr>
-          <w:rFonts w:ascii="Calibri" w:eastAsia="Calibri" w:hAnsi="Calibri" w:cs="Calibri"/>
-        </w:rPr>
-        <w:t xml:space="preserve">Cancelar turno: permitir </w:t>
-      </w:r>
-      <w:r>
-        <w:rPr>
-          <w:rFonts w:ascii="Calibri" w:eastAsia="Calibri" w:hAnsi="Calibri" w:cs="Calibri"/>
-        </w:rPr>
-        <w:t xml:space="preserve">a un cliente o a un profesional </w:t>
-      </w:r>
-      <w:r>
-        <w:rPr>
-          <w:rFonts w:ascii="Calibri" w:eastAsia="Calibri" w:hAnsi="Calibri" w:cs="Calibri"/>
-        </w:rPr>
-        <w:t>cancelar un turno existente</w:t>
-      </w:r>
-      <w:r>
-        <w:rPr>
-          <w:rFonts w:ascii="Calibri" w:eastAsia="Calibri" w:hAnsi="Calibri" w:cs="Calibri"/>
-        </w:rPr>
-        <w:t>.</w:t>
+          <w:rFonts w:ascii="Calibri" w:hAnsi="Calibri" w:eastAsia="Calibri" w:cs="Calibri"/>
+        </w:rPr>
+        <w:t xml:space="preserve">Cancelar turno: permitir a un cliente o a un profesional cancelar un turno existente.</w:t>
       </w:r>
     </w:p>
     <w:p>
@@ -3281,9 +2966,9 @@
       </w:pPr>
       <w:r>
         <w:rPr>
-          <w:rFonts w:ascii="Calibri" w:eastAsia="Calibri" w:hAnsi="Calibri" w:cs="Calibri"/>
-        </w:rPr>
-        <w:t>Ver disponibilidad horaria de un profesional: consultar los horarios libres de un profesional dentro del horario de atención de la veterinaria.</w:t>
+          <w:rFonts w:ascii="Calibri" w:hAnsi="Calibri" w:eastAsia="Calibri" w:cs="Calibri"/>
+        </w:rPr>
+        <w:t xml:space="preserve">Ver disponibilidad horaria de un profesional: consultar los horarios libres de un profesional dentro del horario de atención de la veterinaria.</w:t>
       </w:r>
     </w:p>
     <w:p>
@@ -3293,19 +2978,11 @@
       </w:pPr>
       <w:r>
         <w:rPr>
-          <w:rFonts w:ascii="Calibri" w:eastAsia="Calibri" w:hAnsi="Calibri" w:cs="Calibri"/>
+          <w:rFonts w:ascii="Calibri" w:hAnsi="Calibri" w:eastAsia="Calibri" w:cs="Calibri"/>
           <w:b/>
           <w:bCs/>
         </w:rPr>
-        <w:t>7. Requerimi</w:t>
-      </w:r>
-      <w:r>
-        <w:rPr>
-          <w:rFonts w:ascii="Calibri" w:eastAsia="Calibri" w:hAnsi="Calibri" w:cs="Calibri"/>
-          <w:b/>
-          <w:bCs/>
-        </w:rPr>
-        <w:t>entos funcionales que no serán desarrollados en el cuatrimestre</w:t>
+        <w:t xml:space="preserve">7. Requerimientos funcionales que no serán desarrollados en el cuatrimestre</w:t>
       </w:r>
     </w:p>
     <w:p>
@@ -3319,9 +2996,9 @@
       </w:pPr>
       <w:r>
         <w:rPr>
-          <w:rFonts w:ascii="Calibri" w:eastAsia="Calibri" w:hAnsi="Calibri" w:cs="Calibri"/>
-        </w:rPr>
-        <w:t>Atender una mascota (registro clínico de la consulta, diagnóstico, tratamiento, etc.).</w:t>
+          <w:rFonts w:ascii="Calibri" w:hAnsi="Calibri" w:eastAsia="Calibri" w:cs="Calibri"/>
+        </w:rPr>
+        <w:t xml:space="preserve">Atender una mascota (registro clínico de la consulta, diagnóstico, tratamiento, etc.).</w:t>
       </w:r>
     </w:p>
     <w:p>
@@ -3335,23 +3012,756 @@
       </w:pPr>
       <w:r>
         <w:rPr>
-          <w:rFonts w:ascii="Calibri" w:eastAsia="Calibri" w:hAnsi="Calibri" w:cs="Calibri"/>
-        </w:rPr>
-        <w:t>Vender</w:t>
-      </w:r>
-      <w:r>
-        <w:rPr>
-          <w:rFonts w:ascii="Calibri" w:eastAsia="Calibri" w:hAnsi="Calibri" w:cs="Calibri"/>
-        </w:rPr>
-        <w:t xml:space="preserve"> mascotas.</w:t>
+          <w:rFonts w:ascii="Calibri" w:hAnsi="Calibri" w:eastAsia="Calibri" w:cs="Calibri"/>
+        </w:rPr>
+        <w:t xml:space="preserve">Vender mascotas.</w:t>
+      </w:r>
+    </w:p>
+    <w:p>
+      <w:pPr>
+        <w:pStyle w:val="Prrafodelista"/>
+        <w:numPr>
+          <w:ilvl w:val="0"/>
+          <w:numId w:val="0"/>
+        </w:numPr>
+        <w:spacing w:after="80"/>
+        <w:rPr>
+          <w:rFonts w:ascii="Calibri" w:hAnsi="Calibri" w:eastAsia="Calibri" w:cs="Calibri"/>
+        </w:rPr>
+      </w:pPr>
+    </w:p>
+    <w:p>
+      <w:pPr>
+        <w:pStyle w:val="Ttulo1"/>
+        <w:numPr>
+          <w:ilvl w:val="0"/>
+          <w:numId w:val="0"/>
+        </w:numPr>
+        <w:spacing w:after="80"/>
+        <w:jc w:val="center"/>
+      </w:pPr>
+      <w:r>
+        <w:rPr>
+          <w:rFonts w:ascii="Calibri" w:hAnsi="Calibri" w:cs="Calibri"/>
+          <w:b/>
+          <w:bCs/>
+        </w:rPr>
+        <w:t xml:space="preserve">SPRINT 1</w:t>
+      </w:r>
+    </w:p>
+    <w:p>
+      <w:pPr>
+        <w:pStyle w:val="Ttulo1"/>
+        <w:numPr>
+          <w:ilvl w:val="0"/>
+          <w:numId w:val="0"/>
+        </w:numPr>
+        <w:spacing w:after="80"/>
+        <w:jc w:val="left"/>
+        <w:rPr>
+          <w:b/>
+          <w:bCs/>
+        </w:rPr>
+      </w:pPr>
+      <w:r>
+        <w:rPr>
+          <w:rFonts w:ascii="Calibri" w:hAnsi="Calibri"/>
+          <w:b/>
+        </w:rPr>
+        <w:t xml:space="preserve">Relaciones entre objetos</w:t>
+      </w:r>
+    </w:p>
+    <w:p>
+      <w:r>
+        <w:rPr>
+          <w:rFonts w:ascii="Calibri" w:hAnsi="Calibri"/>
+        </w:rPr>
+        <w:t xml:space="preserve">El modelo está compuesto por cinco clases de dominio: Cliente, Mascota, Profesional, Servicio y Turno. La clase Turno es el centro del modelo: es la que vincula a una mascota con el profesional que la atiende y el servicio que se presta.</w:t>
+        <w:br/>
+        <w:br/>
+        <w:br w:type="page"/>
+      </w:r>
+    </w:p>
+    <w:tbl>
+      <w:tblPr>
+        <w:tblStyle w:val="TableGrid"/>
+        <w:tblW w:w="0" w:type="auto"/>
+        <w:tblLook w:val="04A0" w:firstRow="1" w:lastRow="0" w:firstColumn="1" w:lastColumn="0" w:noHBand="0" w:noVBand="1"/>
+      </w:tblPr>
+      <w:tblGrid>
+        <w:gridCol w:w="1872"/>
+        <w:gridCol w:w="1872"/>
+        <w:gridCol w:w="1872"/>
+        <w:gridCol w:w="1872"/>
+        <w:gridCol w:w="1872"/>
+      </w:tblGrid>
+      <w:tr>
+        <w:trPr>
+          <w:tblHeader/>
+        </w:trPr>
+        <w:tc>
+          <w:tcPr>
+            <w:tcW w:w="1872" w:type="dxa"/>
+            <w:shd w:val="clear" w:color="auto" w:fill="2F5496"/>
+          </w:tcPr>
+          <w:p>
+            <w:r>
+              <w:rPr>
+                <w:rFonts w:ascii="Calibri" w:hAnsi="Calibri"/>
+                <w:b/>
+                <w:color w:val="FFFFFF"/>
+              </w:rPr>
+              <w:t xml:space="preserve">Relación</w:t>
+            </w:r>
+          </w:p>
+        </w:tc>
+        <w:tc>
+          <w:tcPr>
+            <w:tcW w:w="1872" w:type="dxa"/>
+            <w:shd w:val="clear" w:color="auto" w:fill="2F5496"/>
+          </w:tcPr>
+          <w:p>
+            <w:r>
+              <w:rPr>
+                <w:rFonts w:ascii="Calibri" w:hAnsi="Calibri"/>
+                <w:b/>
+                <w:color w:val="FFFFFF"/>
+              </w:rPr>
+              <w:t xml:space="preserve">Tipo</w:t>
+            </w:r>
+          </w:p>
+        </w:tc>
+        <w:tc>
+          <w:tcPr>
+            <w:tcW w:w="1872" w:type="dxa"/>
+            <w:shd w:val="clear" w:color="auto" w:fill="2F5496"/>
+          </w:tcPr>
+          <w:p>
+            <w:r>
+              <w:rPr>
+                <w:rFonts w:ascii="Calibri" w:hAnsi="Calibri"/>
+                <w:b/>
+                <w:color w:val="FFFFFF"/>
+              </w:rPr>
+              <w:t xml:space="preserve">Multiplicidad</w:t>
+            </w:r>
+          </w:p>
+        </w:tc>
+        <w:tc>
+          <w:tcPr>
+            <w:tcW w:w="1872" w:type="dxa"/>
+            <w:shd w:val="clear" w:color="auto" w:fill="2F5496"/>
+          </w:tcPr>
+          <w:p>
+            <w:r>
+              <w:rPr>
+                <w:rFonts w:ascii="Calibri" w:hAnsi="Calibri"/>
+                <w:b/>
+                <w:color w:val="FFFFFF"/>
+              </w:rPr>
+              <w:t xml:space="preserve">Navegabilidad</w:t>
+            </w:r>
+          </w:p>
+        </w:tc>
+        <w:tc>
+          <w:tcPr>
+            <w:tcW w:w="1872" w:type="dxa"/>
+            <w:shd w:val="clear" w:color="auto" w:fill="2F5496"/>
+          </w:tcPr>
+          <w:p>
+            <w:r>
+              <w:rPr>
+                <w:rFonts w:ascii="Calibri" w:hAnsi="Calibri"/>
+                <w:b/>
+                <w:color w:val="FFFFFF"/>
+              </w:rPr>
+              <w:t xml:space="preserve">Implementación</w:t>
+            </w:r>
+          </w:p>
+        </w:tc>
+      </w:tr>
+      <w:tr>
+        <w:tc>
+          <w:tcPr>
+            <w:tcW w:w="1872" w:type="dxa"/>
+          </w:tcPr>
+          <w:p>
+            <w:r>
+              <w:rPr>
+                <w:rFonts w:ascii="Calibri" w:hAnsi="Calibri"/>
+                <w:color w:val="000000"/>
+              </w:rPr>
+              <w:t xml:space="preserve">Cliente – Mascota</w:t>
+            </w:r>
+          </w:p>
+        </w:tc>
+        <w:tc>
+          <w:tcPr>
+            <w:tcW w:w="1872" w:type="dxa"/>
+          </w:tcPr>
+          <w:p>
+            <w:r>
+              <w:rPr>
+                <w:rFonts w:ascii="Calibri" w:hAnsi="Calibri"/>
+                <w:color w:val="000000"/>
+              </w:rPr>
+              <w:t xml:space="preserve">Agregación</w:t>
+            </w:r>
+          </w:p>
+        </w:tc>
+        <w:tc>
+          <w:tcPr>
+            <w:tcW w:w="1872" w:type="dxa"/>
+          </w:tcPr>
+          <w:p>
+            <w:r>
+              <w:rPr>
+                <w:rFonts w:ascii="Calibri" w:hAnsi="Calibri"/>
+                <w:color w:val="000000"/>
+              </w:rPr>
+              <w:t xml:space="preserve">1 cliente → 0..* mascotas</w:t>
+            </w:r>
+          </w:p>
+        </w:tc>
+        <w:tc>
+          <w:tcPr>
+            <w:tcW w:w="1872" w:type="dxa"/>
+          </w:tcPr>
+          <w:p>
+            <w:r>
+              <w:rPr>
+                <w:rFonts w:ascii="Calibri" w:hAnsi="Calibri"/>
+                <w:color w:val="000000"/>
+              </w:rPr>
+              <w:t xml:space="preserve">Cliente → Mascota</w:t>
+            </w:r>
+          </w:p>
+        </w:tc>
+        <w:tc>
+          <w:tcPr>
+            <w:tcW w:w="1872" w:type="dxa"/>
+          </w:tcPr>
+          <w:p>
+            <w:r>
+              <w:rPr>
+                <w:rFonts w:ascii="Calibri" w:hAnsi="Calibri"/>
+                <w:color w:val="000000"/>
+              </w:rPr>
+              <w:t xml:space="preserve">List&lt;Mascota&gt; mascotas en Cliente</w:t>
+            </w:r>
+          </w:p>
+        </w:tc>
+      </w:tr>
+      <w:tr>
+        <w:tc>
+          <w:tcPr>
+            <w:tcW w:w="1872" w:type="dxa"/>
+          </w:tcPr>
+          <w:p>
+            <w:r>
+              <w:rPr>
+                <w:rFonts w:ascii="Calibri" w:hAnsi="Calibri"/>
+                <w:color w:val="000000"/>
+              </w:rPr>
+              <w:t xml:space="preserve">Turno – Mascota</w:t>
+            </w:r>
+          </w:p>
+        </w:tc>
+        <w:tc>
+          <w:tcPr>
+            <w:tcW w:w="1872" w:type="dxa"/>
+          </w:tcPr>
+          <w:p>
+            <w:r>
+              <w:rPr>
+                <w:rFonts w:ascii="Calibri" w:hAnsi="Calibri"/>
+                <w:color w:val="000000"/>
+              </w:rPr>
+              <w:t xml:space="preserve">Asociación</w:t>
+            </w:r>
+          </w:p>
+        </w:tc>
+        <w:tc>
+          <w:tcPr>
+            <w:tcW w:w="1872" w:type="dxa"/>
+          </w:tcPr>
+          <w:p>
+            <w:r>
+              <w:rPr>
+                <w:rFonts w:ascii="Calibri" w:hAnsi="Calibri"/>
+                <w:color w:val="000000"/>
+              </w:rPr>
+              <w:t xml:space="preserve">0..* turnos → 1 mascota</w:t>
+            </w:r>
+          </w:p>
+        </w:tc>
+        <w:tc>
+          <w:tcPr>
+            <w:tcW w:w="1872" w:type="dxa"/>
+          </w:tcPr>
+          <w:p>
+            <w:r>
+              <w:rPr>
+                <w:rFonts w:ascii="Calibri" w:hAnsi="Calibri"/>
+                <w:color w:val="000000"/>
+              </w:rPr>
+              <w:t xml:space="preserve">Turno → Mascota</w:t>
+            </w:r>
+          </w:p>
+        </w:tc>
+        <w:tc>
+          <w:tcPr>
+            <w:tcW w:w="1872" w:type="dxa"/>
+          </w:tcPr>
+          <w:p>
+            <w:r>
+              <w:rPr>
+                <w:rFonts w:ascii="Calibri" w:hAnsi="Calibri"/>
+                <w:color w:val="000000"/>
+              </w:rPr>
+              <w:t xml:space="preserve">atributo Mascota mascota en Turno</w:t>
+            </w:r>
+          </w:p>
+        </w:tc>
+      </w:tr>
+      <w:tr>
+        <w:tc>
+          <w:tcPr>
+            <w:tcW w:w="1872" w:type="dxa"/>
+          </w:tcPr>
+          <w:p>
+            <w:r>
+              <w:rPr>
+                <w:rFonts w:ascii="Calibri" w:hAnsi="Calibri"/>
+                <w:color w:val="000000"/>
+              </w:rPr>
+              <w:t xml:space="preserve">Turno – Profesional</w:t>
+            </w:r>
+          </w:p>
+        </w:tc>
+        <w:tc>
+          <w:tcPr>
+            <w:tcW w:w="1872" w:type="dxa"/>
+          </w:tcPr>
+          <w:p>
+            <w:r>
+              <w:rPr>
+                <w:rFonts w:ascii="Calibri" w:hAnsi="Calibri"/>
+                <w:color w:val="000000"/>
+              </w:rPr>
+              <w:t xml:space="preserve">Asociación</w:t>
+            </w:r>
+          </w:p>
+        </w:tc>
+        <w:tc>
+          <w:tcPr>
+            <w:tcW w:w="1872" w:type="dxa"/>
+          </w:tcPr>
+          <w:p>
+            <w:r>
+              <w:rPr>
+                <w:rFonts w:ascii="Calibri" w:hAnsi="Calibri"/>
+                <w:color w:val="000000"/>
+              </w:rPr>
+              <w:t xml:space="preserve">0..* turnos → 1 profesional</w:t>
+            </w:r>
+          </w:p>
+        </w:tc>
+        <w:tc>
+          <w:tcPr>
+            <w:tcW w:w="1872" w:type="dxa"/>
+          </w:tcPr>
+          <w:p>
+            <w:r>
+              <w:rPr>
+                <w:rFonts w:ascii="Calibri" w:hAnsi="Calibri"/>
+                <w:color w:val="000000"/>
+              </w:rPr>
+              <w:t xml:space="preserve">Turno → Profesional</w:t>
+            </w:r>
+          </w:p>
+        </w:tc>
+        <w:tc>
+          <w:tcPr>
+            <w:tcW w:w="1872" w:type="dxa"/>
+          </w:tcPr>
+          <w:p>
+            <w:r>
+              <w:rPr>
+                <w:rFonts w:ascii="Calibri" w:hAnsi="Calibri"/>
+                <w:color w:val="000000"/>
+              </w:rPr>
+              <w:t xml:space="preserve">atributo Profesional profesional en Turno</w:t>
+            </w:r>
+          </w:p>
+        </w:tc>
+      </w:tr>
+      <w:tr>
+        <w:tc>
+          <w:tcPr>
+            <w:tcW w:w="1872" w:type="dxa"/>
+          </w:tcPr>
+          <w:p>
+            <w:r>
+              <w:rPr>
+                <w:rFonts w:ascii="Calibri" w:hAnsi="Calibri"/>
+                <w:color w:val="000000"/>
+              </w:rPr>
+              <w:t xml:space="preserve">Turno – Servicio</w:t>
+            </w:r>
+          </w:p>
+        </w:tc>
+        <w:tc>
+          <w:tcPr>
+            <w:tcW w:w="1872" w:type="dxa"/>
+          </w:tcPr>
+          <w:p>
+            <w:r>
+              <w:rPr>
+                <w:rFonts w:ascii="Calibri" w:hAnsi="Calibri"/>
+                <w:color w:val="000000"/>
+              </w:rPr>
+              <w:t xml:space="preserve">Asociación</w:t>
+            </w:r>
+          </w:p>
+        </w:tc>
+        <w:tc>
+          <w:tcPr>
+            <w:tcW w:w="1872" w:type="dxa"/>
+          </w:tcPr>
+          <w:p>
+            <w:r>
+              <w:rPr>
+                <w:rFonts w:ascii="Calibri" w:hAnsi="Calibri"/>
+                <w:color w:val="000000"/>
+              </w:rPr>
+              <w:t xml:space="preserve">0..* turnos → 1 servicio</w:t>
+            </w:r>
+          </w:p>
+        </w:tc>
+        <w:tc>
+          <w:tcPr>
+            <w:tcW w:w="1872" w:type="dxa"/>
+          </w:tcPr>
+          <w:p>
+            <w:r>
+              <w:rPr>
+                <w:rFonts w:ascii="Calibri" w:hAnsi="Calibri"/>
+                <w:color w:val="000000"/>
+              </w:rPr>
+              <w:t xml:space="preserve">Turno → Servicio</w:t>
+            </w:r>
+          </w:p>
+        </w:tc>
+        <w:tc>
+          <w:tcPr>
+            <w:tcW w:w="1872" w:type="dxa"/>
+          </w:tcPr>
+          <w:p>
+            <w:r>
+              <w:rPr>
+                <w:rFonts w:ascii="Calibri" w:hAnsi="Calibri"/>
+                <w:color w:val="000000"/>
+              </w:rPr>
+              <w:t xml:space="preserve">atributo Servicio servicio en Turno</w:t>
+            </w:r>
+          </w:p>
+        </w:tc>
+      </w:tr>
+      <w:tr>
+        <w:tc>
+          <w:tcPr>
+            <w:tcW w:w="1872" w:type="dxa"/>
+          </w:tcPr>
+          <w:p>
+            <w:r>
+              <w:rPr>
+                <w:rFonts w:ascii="Calibri" w:hAnsi="Calibri"/>
+                <w:color w:val="000000"/>
+              </w:rPr>
+              <w:t xml:space="preserve">Profesional – Servicio</w:t>
+            </w:r>
+          </w:p>
+        </w:tc>
+        <w:tc>
+          <w:tcPr>
+            <w:tcW w:w="1872" w:type="dxa"/>
+          </w:tcPr>
+          <w:p>
+            <w:r>
+              <w:rPr>
+                <w:rFonts w:ascii="Calibri" w:hAnsi="Calibri"/>
+                <w:color w:val="000000"/>
+              </w:rPr>
+              <w:t xml:space="preserve">Relación lógica (sin referencia directa)</w:t>
+            </w:r>
+          </w:p>
+        </w:tc>
+        <w:tc>
+          <w:tcPr>
+            <w:tcW w:w="1872" w:type="dxa"/>
+          </w:tcPr>
+          <w:p>
+            <w:r>
+              <w:rPr>
+                <w:rFonts w:ascii="Calibri" w:hAnsi="Calibri"/>
+                <w:color w:val="000000"/>
+              </w:rPr>
+              <w:t xml:space="preserve">—</w:t>
+            </w:r>
+          </w:p>
+        </w:tc>
+        <w:tc>
+          <w:tcPr>
+            <w:tcW w:w="1872" w:type="dxa"/>
+          </w:tcPr>
+          <w:p>
+            <w:r>
+              <w:rPr>
+                <w:rFonts w:ascii="Calibri" w:hAnsi="Calibri"/>
+                <w:color w:val="000000"/>
+              </w:rPr>
+              <w:t xml:space="preserve">—</w:t>
+            </w:r>
+          </w:p>
+        </w:tc>
+        <w:tc>
+          <w:tcPr>
+            <w:tcW w:w="1872" w:type="dxa"/>
+          </w:tcPr>
+          <w:p>
+            <w:r>
+              <w:rPr>
+                <w:rFonts w:ascii="Calibri" w:hAnsi="Calibri"/>
+                <w:color w:val="000000"/>
+              </w:rPr>
+              <w:t xml:space="preserve">se comparan especialidad y especialidadRequerida</w:t>
+            </w:r>
+          </w:p>
+        </w:tc>
+      </w:tr>
+    </w:tbl>
+    <w:p/>
+    <w:p>
+      <w:r>
+        <w:rPr>
+          <w:rFonts w:ascii="Calibri" w:hAnsi="Calibri"/>
+          <w:b/>
+          <w:i/>
+          <w:sz w:val="22"/>
+        </w:rPr>
+        <w:t xml:space="preserve">1. Cliente – Mascota (agregación, 1 a muchos)</w:t>
+      </w:r>
+    </w:p>
+    <w:p>
+      <w:r>
+        <w:rPr>
+          <w:rFonts w:ascii="Calibri" w:hAnsi="Calibri"/>
+        </w:rPr>
+        <w:t xml:space="preserve">Un cliente puede tener registradas cero o más mascotas. Para eso, Cliente guarda una lista </w:t>
+      </w:r>
+      <w:r>
+        <w:rPr>
+          <w:rFonts w:ascii="Courier New" w:hAnsi="Courier New"/>
+          <w:b/>
+          <w:bCs/>
+        </w:rPr>
+        <w:t xml:space="preserve">List&lt;Mascota&gt;</w:t>
+      </w:r>
+      <w:r>
+        <w:rPr>
+          <w:rFonts w:ascii="Calibri" w:hAnsi="Calibri"/>
+        </w:rPr>
+        <w:t xml:space="preserve">, que se inicializa vacía en el constructor y se completa con el método </w:t>
+      </w:r>
+      <w:r>
+        <w:rPr>
+          <w:rFonts w:ascii="Courier New" w:hAnsi="Courier New"/>
+          <w:b/>
+          <w:bCs/>
+        </w:rPr>
+        <w:t xml:space="preserve">agregarMascota(Mascota)</w:t>
+      </w:r>
+      <w:r>
+        <w:rPr>
+          <w:rFonts w:ascii="Calibri" w:hAnsi="Calibri"/>
+        </w:rPr>
+        <w:t xml:space="preserve">. La consideramos una agregación y no una composición porque la mascota se crea fuera del cliente y se le pasa ya construida, así que su ciclo de vida no depende del objeto Cliente.</w:t>
+      </w:r>
+    </w:p>
+    <w:p>
+      <w:r>
+        <w:rPr>
+          <w:rFonts w:ascii="Calibri" w:hAnsi="Calibri"/>
+        </w:rPr>
+        <w:t xml:space="preserve">La relación es unidireccional: el cliente conoce a sus mascotas, pero la mascota no guarda una referencia a su dueño. Tomamos esta decisión para mantener simple a la clase Mascota y evitar tener que sincronizar las dos referencias cada vez que se agrega una mascota. Para saber a qué cliente pertenece una mascota, se recorren las listas de mascotas de los clientes.</w:t>
+      </w:r>
+    </w:p>
+    <w:p>
+      <w:pPr>
+        <w:rPr>
+          <w:rFonts w:ascii="Calibri" w:hAnsi="Calibri"/>
+        </w:rPr>
+      </w:pPr>
+    </w:p>
+    <w:p>
+      <w:r>
+        <w:rPr>
+          <w:rFonts w:ascii="Calibri" w:hAnsi="Calibri"/>
+          <w:b/>
+          <w:i/>
+          <w:sz w:val="22"/>
+        </w:rPr>
+        <w:t xml:space="preserve">2. Turno – Mascota (asociación, muchos a 1)</w:t>
+      </w:r>
+    </w:p>
+    <w:p>
+      <w:r>
+        <w:rPr>
+          <w:rFonts w:ascii="Calibri" w:hAnsi="Calibri"/>
+        </w:rPr>
+        <w:t xml:space="preserve">Cada turno está asociado a una única mascota, como pide la regla de negocio 3.3. A su vez, una misma mascota puede tener varios turnos a lo largo del tiempo. Turno guarda la referencia a la mascota y no al cliente porque el turno se agenda por mascota, no por persona. La mascota no conoce sus turnos, así que la relación es unidireccional.</w:t>
+      </w:r>
+    </w:p>
+    <w:p>
+      <w:pPr>
+        <w:rPr>
+          <w:rFonts w:ascii="Calibri" w:hAnsi="Calibri"/>
+        </w:rPr>
+      </w:pPr>
+    </w:p>
+    <w:p>
+      <w:r>
+        <w:rPr>
+          <w:rFonts w:ascii="Calibri" w:hAnsi="Calibri"/>
+          <w:b/>
+          <w:i/>
+          <w:sz w:val="22"/>
+        </w:rPr>
+        <w:t xml:space="preserve">3. Turno – Profesional (asociación, muchos a 1)</w:t>
+      </w:r>
+    </w:p>
+    <w:p>
+      <w:r>
+        <w:rPr>
+          <w:rFonts w:ascii="Calibri" w:hAnsi="Calibri"/>
+        </w:rPr>
+        <w:t xml:space="preserve">Cada turno tiene asignado exactamente un profesional, y un profesional puede atender muchos turnos. El profesional no guarda la lista de sus turnos: es el turno el que conoce al profesional. Esta relación es la base para validar la regla 3.2: un profesional no puede tener dos turnos en el mismo horario. Para verificarlo hay que recorrer los turnos existentes y comparar el profesional, la fecha y el horario de cada uno.</w:t>
+      </w:r>
+    </w:p>
+    <w:p>
+      <w:pPr>
+        <w:rPr>
+          <w:rFonts w:ascii="Calibri" w:hAnsi="Calibri"/>
+        </w:rPr>
+      </w:pPr>
+    </w:p>
+    <w:p>
+      <w:r>
+        <w:rPr>
+          <w:rFonts w:ascii="Calibri" w:hAnsi="Calibri"/>
+          <w:b/>
+          <w:i/>
+          <w:sz w:val="22"/>
+        </w:rPr>
+        <w:t xml:space="preserve">4. Turno – Servicio (asociación, muchos a 1)</w:t>
+      </w:r>
+    </w:p>
+    <w:p>
+      <w:r>
+        <w:rPr>
+          <w:rFonts w:ascii="Calibri" w:hAnsi="Calibri"/>
+        </w:rPr>
+        <w:t xml:space="preserve">Cada turno corresponde a un único servicio (consulta, vacunación, cirugía, etc.), y un mismo servicio puede aparecer en muchos turnos. El servicio se modela como un objeto independiente y no como un texto dentro del turno. Así sus datos, como las especialidades requeridas, se definen una sola vez y los comparten todos los turnos que lo usan.</w:t>
+      </w:r>
+    </w:p>
+    <w:p>
+      <w:pPr>
+        <w:rPr>
+          <w:rFonts w:ascii="Calibri" w:hAnsi="Calibri"/>
+        </w:rPr>
+      </w:pPr>
+    </w:p>
+    <w:p>
+      <w:r>
+        <w:rPr>
+          <w:rFonts w:ascii="Calibri" w:hAnsi="Calibri"/>
+          <w:b/>
+          <w:i/>
+          <w:sz w:val="22"/>
+        </w:rPr>
+        <w:t xml:space="preserve">5. Profesional – Servicio (relación lógica a través de la especialidad)</w:t>
+      </w:r>
+    </w:p>
+    <w:p>
+      <w:r>
+        <w:rPr>
+          <w:rFonts w:ascii="Calibri" w:hAnsi="Calibri"/>
+        </w:rPr>
+        <w:t xml:space="preserve">No hay una referencia directa entre estas dos clases. La compatibilidad se determina comparando el atributo </w:t>
+      </w:r>
+      <w:r>
+        <w:rPr>
+          <w:rFonts w:ascii="Courier New" w:hAnsi="Courier New"/>
+          <w:b/>
+          <w:bCs/>
+        </w:rPr>
+        <w:t xml:space="preserve">especialidad</w:t>
+      </w:r>
+      <w:r>
+        <w:rPr>
+          <w:rFonts w:ascii="Calibri" w:hAnsi="Calibri"/>
+        </w:rPr>
+        <w:t xml:space="preserve"> del Profesional con la lista </w:t>
+      </w:r>
+      <w:r>
+        <w:rPr>
+          <w:rFonts w:ascii="Courier New" w:hAnsi="Courier New"/>
+          <w:b/>
+          <w:bCs/>
+        </w:rPr>
+        <w:t xml:space="preserve">especialidadRequerida</w:t>
+      </w:r>
+      <w:r>
+        <w:rPr>
+          <w:rFonts w:ascii="Calibri" w:hAnsi="Calibri"/>
+        </w:rPr>
+        <w:t xml:space="preserve"> del Servicio: un profesional puede prestar un servicio solo si su especialidad está incluida en esa lista. La decisión de que ninguna de las dos clases conozca a la otra evita acoplarlas, y la validación se hace en el momento de crear el turno.</w:t>
+      </w:r>
+    </w:p>
+    <w:p>
+      <w:pPr>
+        <w:rPr>
+          <w:rFonts w:ascii="Calibri" w:hAnsi="Calibri"/>
+        </w:rPr>
+      </w:pPr>
+    </w:p>
+    <w:p>
+      <w:r>
+        <w:rPr>
+          <w:rFonts w:ascii="Calibri" w:hAnsi="Calibri"/>
+          <w:b/>
+          <w:i/>
+          <w:sz w:val="22"/>
+        </w:rPr>
+        <w:t xml:space="preserve">Turno como clase asociativa</w:t>
+      </w:r>
+    </w:p>
+    <w:p>
+      <w:r>
+        <w:rPr>
+          <w:rFonts w:ascii="Calibri" w:hAnsi="Calibri"/>
+        </w:rPr>
+        <w:t xml:space="preserve">Turno funciona como una clase asociativa entre Mascota, Profesional y Servicio. No existe un vínculo directo entre esas tres clases: la relación entre ellas surge únicamente cuando se agenda un turno, y el turno además agrega información propia de ese encuentro (fecha, horario y si fue cancelado).</w:t>
       </w:r>
       <w:bookmarkStart w:id="0" w:name="_GoBack"/>
       <w:bookmarkEnd w:id="0"/>
     </w:p>
     <w:sectPr>
+      <w:type w:val="nextPage"/>
       <w:pgSz w:w="11906" w:h="16838"/>
       <w:pgMar w:top="1134" w:right="1134" w:bottom="1134" w:left="1134" w:header="708" w:footer="708" w:gutter="0"/>
-      <w:cols w:space="720"/>
+      <w:cols w:space="720" w:num="1"/>
       <w:docGrid w:linePitch="360"/>
     </w:sectPr>
   </w:body>
@@ -3359,12 +3769,12 @@
 </file>
 
 <file path=word/numbering.xml><?xml version="1.0" encoding="utf-8"?>
-<w:numbering xmlns:wpc="http://schemas.microsoft.com/office/word/2010/wordprocessingCanvas" xmlns:cx="http://schemas.microsoft.com/office/drawing/2014/chartex" xmlns:cx1="http://schemas.microsoft.com/office/drawing/2015/9/8/chartex" xmlns:mc="http://schemas.openxmlformats.org/markup-compatibility/2006" xmlns:o="urn:schemas-microsoft-com:office:office" xmlns:r="http://schemas.openxmlformats.org/officeDocument/2006/relationships" xmlns:m="http://schemas.openxmlformats.org/officeDocument/2006/math" xmlns:v="urn:schemas-microsoft-com:vml" xmlns:wp14="http://schemas.microsoft.com/office/word/2010/wordprocessingDrawing" xmlns:wp="http://schemas.openxmlformats.org/drawingml/2006/wordprocessingDrawing" xmlns:w10="urn:schemas-microsoft-com:office:word" xmlns:w="http://schemas.openxmlformats.org/wordprocessingml/2006/main" xmlns:w14="http://schemas.microsoft.com/office/word/2010/wordml" xmlns:w15="http://schemas.microsoft.com/office/word/2012/wordml" xmlns:w16se="http://schemas.microsoft.com/office/word/2015/wordml/symex" xmlns:wpg="http://schemas.microsoft.com/office/word/2010/wordprocessingGroup" xmlns:wpi="http://schemas.microsoft.com/office/word/2010/wordprocessingInk" xmlns:wne="http://schemas.microsoft.com/office/word/2006/wordml" xmlns:wps="http://schemas.microsoft.com/office/word/2010/wordprocessingShape" mc:Ignorable="w14 w15 w16se wp14">
-  <w:abstractNum w:abstractNumId="0" w15:restartNumberingAfterBreak="0">
+<w:numbering xmlns:w="http://schemas.openxmlformats.org/wordprocessingml/2006/main" xmlns:r="http://schemas.openxmlformats.org/officeDocument/2006/relationships" xmlns:wp="http://schemas.openxmlformats.org/drawingml/2006/wordprocessingDrawing" xmlns:a="http://schemas.openxmlformats.org/drawingml/2006/main" xmlns:c="http://schemas.openxmlformats.org/drawingml/2006/chart" xmlns:pic="http://schemas.openxmlformats.org/drawingml/2006/picture" xmlns:mc="http://schemas.openxmlformats.org/markup-compatibility/2006" xmlns:w14="http://schemas.microsoft.com/office/word/2010/wordml" xmlns:wpi="http://schemas.microsoft.com/office/word/2010/wordprocessingInk" xmlns:w15="http://schemas.microsoft.com/office/word/2012/wordml" xmlns:wp14="http://schemas.microsoft.com/office/word/2010/wordprocessingDrawing" xmlns:wps="http://schemas.microsoft.com/office/word/2010/wordprocessingShape" xmlns:wpg="http://schemas.microsoft.com/office/word/2010/wordprocessingGroup" xmlns:wpc="http://schemas.microsoft.com/office/word/2010/wordprocessingCanvas" xmlns:dgm="http://schemas.openxmlformats.org/drawingml/2006/diagram" xmlns:dsp="http://schemas.microsoft.com/office/drawing/2008/diagram" xmlns:m="http://schemas.openxmlformats.org/officeDocument/2006/math" xmlns:v="urn:schemas-microsoft-com:vml" xmlns:o="urn:schemas-microsoft-com:office:office" xmlns:w10="urn:schemas-microsoft-com:office:word" xmlns:cx="http://schemas.microsoft.com/office/drawing/2014/chartex" xmlns:cx1="http://schemas.microsoft.com/office/drawing/2015/9/8/chartex" xmlns:cx2="http://schemas.microsoft.com/office/drawing/2015/10/21/chartex" xmlns:cx3="http://schemas.microsoft.com/office/drawing/2016/5/9/chartex" xmlns:cx4="http://schemas.microsoft.com/office/drawing/2016/5/10/chartex" xmlns:cx5="http://schemas.microsoft.com/office/drawing/2016/5/11/chartex" xmlns:cx6="http://schemas.microsoft.com/office/drawing/2016/5/12/chartex" xmlns:cx7="http://schemas.microsoft.com/office/drawing/2016/5/13/chartex" xmlns:cx8="http://schemas.microsoft.com/office/drawing/2016/5/14/chartex" mc:Ignorable="w14 w15 wp14">
+  <w:abstractNum w:abstractNumId="0">
     <w:nsid w:val="3B7E0B43"/>
     <w:multiLevelType w:val="hybridMultilevel"/>
     <w:tmpl w:val="5A002E4E"/>
-    <w:lvl w:ilvl="0" w:tplc="EE20D62E">
+    <w:lvl w:ilvl="0">
       <w:start w:val="1"/>
       <w:numFmt w:val="bullet"/>
       <w:lvlText w:val="•"/>
@@ -3373,52 +3783,84 @@
         <w:ind w:left="504" w:hanging="259"/>
       </w:pPr>
     </w:lvl>
-    <w:lvl w:ilvl="1" w:tplc="40D6D3C2">
+    <w:lvl w:ilvl="1">
+      <w:start w:val="1"/>
       <w:numFmt w:val="decimal"/>
       <w:lvlText w:val=""/>
       <w:lvlJc w:val="left"/>
+      <w:pPr>
+        <w:ind w:left="0" w:hanging="0"/>
+      </w:pPr>
     </w:lvl>
-    <w:lvl w:ilvl="2" w:tplc="77F4522E">
+    <w:lvl w:ilvl="2">
+      <w:start w:val="1"/>
       <w:numFmt w:val="decimal"/>
       <w:lvlText w:val=""/>
       <w:lvlJc w:val="left"/>
+      <w:pPr>
+        <w:ind w:left="0" w:hanging="0"/>
+      </w:pPr>
     </w:lvl>
-    <w:lvl w:ilvl="3" w:tplc="07A6D982">
+    <w:lvl w:ilvl="3">
+      <w:start w:val="1"/>
       <w:numFmt w:val="decimal"/>
       <w:lvlText w:val=""/>
       <w:lvlJc w:val="left"/>
+      <w:pPr>
+        <w:ind w:left="0" w:hanging="0"/>
+      </w:pPr>
     </w:lvl>
-    <w:lvl w:ilvl="4" w:tplc="FA5E74F2">
+    <w:lvl w:ilvl="4">
+      <w:start w:val="1"/>
       <w:numFmt w:val="decimal"/>
       <w:lvlText w:val=""/>
       <w:lvlJc w:val="left"/>
+      <w:pPr>
+        <w:ind w:left="0" w:hanging="0"/>
+      </w:pPr>
     </w:lvl>
-    <w:lvl w:ilvl="5" w:tplc="CA7C8C7C">
+    <w:lvl w:ilvl="5">
+      <w:start w:val="1"/>
       <w:numFmt w:val="decimal"/>
       <w:lvlText w:val=""/>
       <w:lvlJc w:val="left"/>
+      <w:pPr>
+        <w:ind w:left="0" w:hanging="0"/>
+      </w:pPr>
     </w:lvl>
-    <w:lvl w:ilvl="6" w:tplc="D564FD0A">
+    <w:lvl w:ilvl="6">
+      <w:start w:val="1"/>
       <w:numFmt w:val="decimal"/>
       <w:lvlText w:val=""/>
       <w:lvlJc w:val="left"/>
+      <w:pPr>
+        <w:ind w:left="0" w:hanging="0"/>
+      </w:pPr>
     </w:lvl>
-    <w:lvl w:ilvl="7" w:tplc="04101F8A">
+    <w:lvl w:ilvl="7">
+      <w:start w:val="1"/>
       <w:numFmt w:val="decimal"/>
       <w:lvlText w:val=""/>
       <w:lvlJc w:val="left"/>
+      <w:pPr>
+        <w:ind w:left="0" w:hanging="0"/>
+      </w:pPr>
     </w:lvl>
-    <w:lvl w:ilvl="8" w:tplc="7BCCD4CA">
+    <w:lvl w:ilvl="8">
+      <w:start w:val="1"/>
       <w:numFmt w:val="decimal"/>
       <w:lvlText w:val=""/>
       <w:lvlJc w:val="left"/>
+      <w:pPr>
+        <w:ind w:left="0" w:hanging="0"/>
+      </w:pPr>
     </w:lvl>
   </w:abstractNum>
-  <w:abstractNum w:abstractNumId="1" w15:restartNumberingAfterBreak="0">
+  <w:abstractNum w:abstractNumId="1">
     <w:nsid w:val="79255188"/>
     <w:multiLevelType w:val="hybridMultilevel"/>
     <w:tmpl w:val="40322316"/>
-    <w:lvl w:ilvl="0" w:tplc="52F4CB84">
+    <w:lvl w:ilvl="0">
       <w:start w:val="1"/>
       <w:numFmt w:val="bullet"/>
       <w:lvlText w:val="●"/>
@@ -3427,7 +3869,7 @@
         <w:ind w:left="720" w:hanging="360"/>
       </w:pPr>
     </w:lvl>
-    <w:lvl w:ilvl="1" w:tplc="097AF1E6">
+    <w:lvl w:ilvl="1">
       <w:start w:val="1"/>
       <w:numFmt w:val="bullet"/>
       <w:lvlText w:val="○"/>
@@ -3436,7 +3878,7 @@
         <w:ind w:left="1440" w:hanging="360"/>
       </w:pPr>
     </w:lvl>
-    <w:lvl w:ilvl="2" w:tplc="A49A4A16">
+    <w:lvl w:ilvl="2">
       <w:start w:val="1"/>
       <w:numFmt w:val="bullet"/>
       <w:lvlText w:val="■"/>
@@ -3445,7 +3887,7 @@
         <w:ind w:left="2160" w:hanging="360"/>
       </w:pPr>
     </w:lvl>
-    <w:lvl w:ilvl="3" w:tplc="C0EE1280">
+    <w:lvl w:ilvl="3">
       <w:start w:val="1"/>
       <w:numFmt w:val="bullet"/>
       <w:lvlText w:val="●"/>
@@ -3454,7 +3896,7 @@
         <w:ind w:left="2880" w:hanging="360"/>
       </w:pPr>
     </w:lvl>
-    <w:lvl w:ilvl="4" w:tplc="0F0219BE">
+    <w:lvl w:ilvl="4">
       <w:start w:val="1"/>
       <w:numFmt w:val="bullet"/>
       <w:lvlText w:val="○"/>
@@ -3463,7 +3905,7 @@
         <w:ind w:left="3600" w:hanging="360"/>
       </w:pPr>
     </w:lvl>
-    <w:lvl w:ilvl="5" w:tplc="EA94E066">
+    <w:lvl w:ilvl="5">
       <w:start w:val="1"/>
       <w:numFmt w:val="bullet"/>
       <w:lvlText w:val="■"/>
@@ -3472,7 +3914,7 @@
         <w:ind w:left="4320" w:hanging="360"/>
       </w:pPr>
     </w:lvl>
-    <w:lvl w:ilvl="6" w:tplc="493609B6">
+    <w:lvl w:ilvl="6">
       <w:start w:val="1"/>
       <w:numFmt w:val="bullet"/>
       <w:lvlText w:val="●"/>
@@ -3481,7 +3923,7 @@
         <w:ind w:left="5040" w:hanging="360"/>
       </w:pPr>
     </w:lvl>
-    <w:lvl w:ilvl="7" w:tplc="E6C6E218">
+    <w:lvl w:ilvl="7">
       <w:start w:val="1"/>
       <w:numFmt w:val="bullet"/>
       <w:lvlText w:val="●"/>
@@ -3490,7 +3932,7 @@
         <w:ind w:left="5760" w:hanging="360"/>
       </w:pPr>
     </w:lvl>
-    <w:lvl w:ilvl="8" w:tplc="73DC2B02">
+    <w:lvl w:ilvl="8">
       <w:start w:val="1"/>
       <w:numFmt w:val="bullet"/>
       <w:lvlText w:val="●"/>
@@ -3516,15 +3958,18 @@
 </file>
 
 <file path=word/styles.xml><?xml version="1.0" encoding="utf-8"?>
-<w:styles xmlns:mc="http://schemas.openxmlformats.org/markup-compatibility/2006" xmlns:r="http://schemas.openxmlformats.org/officeDocument/2006/relationships" xmlns:w="http://schemas.openxmlformats.org/wordprocessingml/2006/main" xmlns:w14="http://schemas.microsoft.com/office/word/2010/wordml" xmlns:w15="http://schemas.microsoft.com/office/word/2012/wordml" xmlns:w16se="http://schemas.microsoft.com/office/word/2015/wordml/symex" mc:Ignorable="w14 w15 w16se">
+<w:styles xmlns:w="http://schemas.openxmlformats.org/wordprocessingml/2006/main" xmlns:r="http://schemas.openxmlformats.org/officeDocument/2006/relationships" xmlns:wp="http://schemas.openxmlformats.org/drawingml/2006/wordprocessingDrawing" xmlns:a="http://schemas.openxmlformats.org/drawingml/2006/main" xmlns:c="http://schemas.openxmlformats.org/drawingml/2006/chart" xmlns:pic="http://schemas.openxmlformats.org/drawingml/2006/picture" xmlns:mc="http://schemas.openxmlformats.org/markup-compatibility/2006" xmlns:w14="http://schemas.microsoft.com/office/word/2010/wordml" xmlns:wpi="http://schemas.microsoft.com/office/word/2010/wordprocessingInk" xmlns:w15="http://schemas.microsoft.com/office/word/2012/wordml" xmlns:wp14="http://schemas.microsoft.com/office/word/2010/wordprocessingDrawing" xmlns:wps="http://schemas.microsoft.com/office/word/2010/wordprocessingShape" xmlns:wpg="http://schemas.microsoft.com/office/word/2010/wordprocessingGroup" xmlns:wpc="http://schemas.microsoft.com/office/word/2010/wordprocessingCanvas" xmlns:dgm="http://schemas.openxmlformats.org/drawingml/2006/diagram" xmlns:dsp="http://schemas.microsoft.com/office/drawing/2008/diagram" xmlns:m="http://schemas.openxmlformats.org/officeDocument/2006/math" xmlns:v="urn:schemas-microsoft-com:vml" xmlns:o="urn:schemas-microsoft-com:office:office" xmlns:w10="urn:schemas-microsoft-com:office:word" xmlns:cx="http://schemas.microsoft.com/office/drawing/2014/chartex" xmlns:cx1="http://schemas.microsoft.com/office/drawing/2015/9/8/chartex" xmlns:cx2="http://schemas.microsoft.com/office/drawing/2015/10/21/chartex" xmlns:cx3="http://schemas.microsoft.com/office/drawing/2016/5/9/chartex" xmlns:cx4="http://schemas.microsoft.com/office/drawing/2016/5/10/chartex" xmlns:cx5="http://schemas.microsoft.com/office/drawing/2016/5/11/chartex" xmlns:cx6="http://schemas.microsoft.com/office/drawing/2016/5/12/chartex" xmlns:cx7="http://schemas.microsoft.com/office/drawing/2016/5/13/chartex" xmlns:cx8="http://schemas.microsoft.com/office/drawing/2016/5/14/chartex" mc:Ignorable="w14 w15 wp14">
   <w:docDefaults>
     <w:rPrDefault>
       <w:rPr>
-        <w:rFonts w:ascii="Times New Roman" w:eastAsia="Times New Roman" w:hAnsi="Times New Roman" w:cs="Times New Roman"/>
-        <w:lang w:val="es-AR" w:eastAsia="es-AR" w:bidi="ar-SA"/>
+        <w:rFonts w:ascii="Times New Roman" w:hAnsi="Times New Roman" w:eastAsia="Times New Roman" w:cs="Times New Roman"/>
+        <w:sz w:val="20"/>
+        <w:lang w:val="es-AR" w:bidi="ar-SA"/>
       </w:rPr>
     </w:rPrDefault>
-    <w:pPrDefault/>
+    <w:pPrDefault>
+      <w:pPr/>
+    </w:pPrDefault>
   </w:docDefaults>
   <w:latentStyles w:defLockedState="0" w:defUIPriority="99" w:defSemiHidden="0" w:defUnhideWhenUsed="0" w:defQFormat="0" w:count="371">
     <w:lsdException w:name="Normal" w:uiPriority="0" w:qFormat="1"/>
@@ -3899,7 +4344,7 @@
     <w:lsdException w:name="List Table 6 Colorful Accent 6" w:uiPriority="51"/>
     <w:lsdException w:name="List Table 7 Colorful Accent 6" w:uiPriority="52"/>
   </w:latentStyles>
-  <w:style w:type="paragraph" w:default="1" w:styleId="Normal">
+  <w:style w:type="paragraph" w:styleId="Normal" w:default="1">
     <w:name w:val="Normal"/>
     <w:qFormat/>
   </w:style>
@@ -3971,19 +4416,18 @@
       <w:color w:val="1F4D78"/>
     </w:rPr>
   </w:style>
-  <w:style w:type="character" w:default="1" w:styleId="Fuentedeprrafopredeter">
+  <w:style w:type="character" w:styleId="Fuentedeprrafopredeter" w:default="1">
     <w:name w:val="Default Paragraph Font"/>
     <w:uiPriority w:val="1"/>
     <w:semiHidden/>
     <w:unhideWhenUsed/>
   </w:style>
-  <w:style w:type="table" w:default="1" w:styleId="Tablanormal">
+  <w:style w:type="table" w:styleId="Tablanormal" w:default="1">
     <w:name w:val="Normal Table"/>
     <w:uiPriority w:val="99"/>
     <w:semiHidden/>
     <w:unhideWhenUsed/>
     <w:tblPr>
-      <w:tblInd w:w="0" w:type="dxa"/>
       <w:tblCellMar>
         <w:top w:w="0" w:type="dxa"/>
         <w:left w:w="108" w:type="dxa"/>
@@ -3992,7 +4436,7 @@
       </w:tblCellMar>
     </w:tblPr>
   </w:style>
-  <w:style w:type="numbering" w:default="1" w:styleId="Sinlista">
+  <w:style w:type="numbering" w:styleId="Sinlista" w:default="1">
     <w:name w:val="No List"/>
     <w:uiPriority w:val="99"/>
     <w:semiHidden/>
@@ -4006,7 +4450,7 @@
       <w:szCs w:val="56"/>
     </w:rPr>
   </w:style>
-  <w:style w:type="paragraph" w:customStyle="1" w:styleId="Textoennegrita1">
+  <w:style w:type="paragraph" w:styleId="Textoennegrita1" w:customStyle="1">
     <w:name w:val="Texto en negrita1"/>
     <w:qFormat/>
     <w:rPr>
@@ -4021,7 +4465,6 @@
   <w:style w:type="character" w:styleId="Hipervnculo">
     <w:name w:val="Hyperlink"/>
     <w:uiPriority w:val="99"/>
-    <w:unhideWhenUsed/>
     <w:rPr>
       <w:color w:val="0563C1"/>
       <w:u w:val="single"/>
@@ -4043,7 +4486,7 @@
     <w:semiHidden/>
     <w:unhideWhenUsed/>
   </w:style>
-  <w:style w:type="character" w:customStyle="1" w:styleId="TextonotapieCar">
+  <w:style w:type="character" w:styleId="TextonotapieCar" w:customStyle="1">
     <w:name w:val="Texto nota pie Car"/>
     <w:link w:val="Textonotapie"/>
     <w:uiPriority w:val="99"/>
@@ -4070,7 +4513,7 @@
     <w:semiHidden/>
     <w:unhideWhenUsed/>
   </w:style>
-  <w:style w:type="character" w:customStyle="1" w:styleId="TextonotaalfinalCar">
+  <w:style w:type="character" w:styleId="TextonotaalfinalCar" w:customStyle="1">
     <w:name w:val="Texto nota al final Car"/>
     <w:link w:val="Textonotaalfinal"/>
     <w:uiPriority w:val="99"/>
@@ -4081,18 +4524,890 @@
       <w:szCs w:val="20"/>
     </w:rPr>
   </w:style>
+  <w:style w:type="character" w:styleId="DefaultParagraphFont">
+    <w:name w:val="Default Paragraph Font"/>
+    <w:uiPriority w:val="1"/>
+    <w:semiHidden/>
+    <w:unhideWhenUsed/>
+  </w:style>
+  <w:style w:type="paragraph" w:styleId="NoSpacing">
+    <w:name w:val="No Spacing"/>
+    <w:basedOn w:val="Normal"/>
+    <w:uiPriority w:val="1"/>
+    <w:qFormat/>
+    <w:pPr>
+      <w:spacing w:after="0" w:line="240" w:lineRule="auto"/>
+    </w:pPr>
+  </w:style>
+  <w:style w:type="paragraph" w:styleId="Heading1">
+    <w:name w:val="heading 1"/>
+    <w:basedOn w:val="Normal"/>
+    <w:next w:val="Normal"/>
+    <w:link w:val="Heading1Char"/>
+    <w:uiPriority w:val="10"/>
+    <w:qFormat/>
+    <w:pPr>
+      <w:keepNext/>
+      <w:keepLines/>
+      <w:spacing w:before="360" w:after="80"/>
+      <w:outlineLvl w:val="0"/>
+    </w:pPr>
+    <w:rPr>
+      <w:rFonts w:ascii="Aptos Display" w:hAnsi="Aptos Display"/>
+      <w:color w:val="0F4761"/>
+      <w:sz w:val="40"/>
+    </w:rPr>
+  </w:style>
+  <w:style w:type="paragraph" w:styleId="Heading2">
+    <w:name w:val="heading 2"/>
+    <w:basedOn w:val="Normal"/>
+    <w:next w:val="Normal"/>
+    <w:link w:val="Heading2Char"/>
+    <w:uiPriority w:val="11"/>
+    <w:qFormat/>
+    <w:pPr>
+      <w:keepNext/>
+      <w:keepLines/>
+      <w:spacing w:before="160" w:after="80"/>
+      <w:outlineLvl w:val="1"/>
+    </w:pPr>
+    <w:rPr>
+      <w:rFonts w:ascii="Aptos Display" w:hAnsi="Aptos Display"/>
+      <w:color w:val="0F4761"/>
+      <w:sz w:val="32"/>
+    </w:rPr>
+  </w:style>
+  <w:style w:type="paragraph" w:styleId="Heading3">
+    <w:name w:val="heading 3"/>
+    <w:basedOn w:val="Normal"/>
+    <w:next w:val="Normal"/>
+    <w:link w:val="Heading3Char"/>
+    <w:uiPriority w:val="12"/>
+    <w:qFormat/>
+    <w:pPr>
+      <w:keepNext/>
+      <w:keepLines/>
+      <w:spacing w:before="160" w:after="80"/>
+      <w:outlineLvl w:val="2"/>
+    </w:pPr>
+    <w:rPr>
+      <w:rFonts w:ascii="Aptos" w:hAnsi="Aptos"/>
+      <w:color w:val="0F4761"/>
+      <w:sz w:val="28"/>
+    </w:rPr>
+  </w:style>
+  <w:style w:type="paragraph" w:styleId="Heading4">
+    <w:name w:val="heading 4"/>
+    <w:basedOn w:val="Normal"/>
+    <w:next w:val="Normal"/>
+    <w:link w:val="Heading4Char"/>
+    <w:uiPriority w:val="13"/>
+    <w:pPr>
+      <w:keepNext/>
+      <w:keepLines/>
+      <w:spacing w:before="80" w:after="40"/>
+      <w:outlineLvl w:val="3"/>
+    </w:pPr>
+    <w:rPr>
+      <w:rFonts w:ascii="Aptos" w:hAnsi="Aptos"/>
+      <w:i/>
+      <w:color w:val="0F4761"/>
+      <w:sz w:val="24"/>
+    </w:rPr>
+  </w:style>
+  <w:style w:type="paragraph" w:styleId="Heading5">
+    <w:name w:val="heading 5"/>
+    <w:basedOn w:val="Normal"/>
+    <w:next w:val="Normal"/>
+    <w:link w:val="Heading5Char"/>
+    <w:uiPriority w:val="14"/>
+    <w:pPr>
+      <w:keepNext/>
+      <w:keepLines/>
+      <w:spacing w:before="80" w:after="40"/>
+      <w:outlineLvl w:val="4"/>
+    </w:pPr>
+    <w:rPr>
+      <w:rFonts w:ascii="Aptos" w:hAnsi="Aptos"/>
+      <w:color w:val="0F4761"/>
+      <w:sz w:val="24"/>
+    </w:rPr>
+  </w:style>
+  <w:style w:type="paragraph" w:styleId="Heading6">
+    <w:name w:val="heading 6"/>
+    <w:basedOn w:val="Normal"/>
+    <w:next w:val="Normal"/>
+    <w:link w:val="Heading6Char"/>
+    <w:uiPriority w:val="15"/>
+    <w:pPr>
+      <w:keepNext/>
+      <w:keepLines/>
+      <w:spacing w:before="40" w:after="0"/>
+      <w:outlineLvl w:val="5"/>
+    </w:pPr>
+    <w:rPr>
+      <w:rFonts w:ascii="Aptos" w:hAnsi="Aptos"/>
+      <w:i/>
+      <w:color w:val="595959"/>
+      <w:sz w:val="24"/>
+    </w:rPr>
+  </w:style>
+  <w:style w:type="paragraph" w:styleId="Heading7">
+    <w:name w:val="heading 7"/>
+    <w:basedOn w:val="Normal"/>
+    <w:next w:val="Normal"/>
+    <w:link w:val="Heading7Char"/>
+    <w:uiPriority w:val="16"/>
+    <w:pPr>
+      <w:keepNext/>
+      <w:keepLines/>
+      <w:spacing w:before="40" w:after="0"/>
+      <w:outlineLvl w:val="6"/>
+    </w:pPr>
+    <w:rPr>
+      <w:rFonts w:ascii="Aptos" w:hAnsi="Aptos"/>
+      <w:color w:val="595959"/>
+      <w:sz w:val="24"/>
+    </w:rPr>
+  </w:style>
+  <w:style w:type="paragraph" w:styleId="Heading8">
+    <w:name w:val="heading 8"/>
+    <w:basedOn w:val="Normal"/>
+    <w:next w:val="Normal"/>
+    <w:link w:val="Heading8Char"/>
+    <w:uiPriority w:val="17"/>
+    <w:pPr>
+      <w:keepNext/>
+      <w:keepLines/>
+      <w:spacing w:before="0" w:after="0"/>
+      <w:outlineLvl w:val="7"/>
+    </w:pPr>
+    <w:rPr>
+      <w:rFonts w:ascii="Aptos" w:hAnsi="Aptos"/>
+      <w:i/>
+      <w:color w:val="272727"/>
+      <w:sz w:val="24"/>
+    </w:rPr>
+  </w:style>
+  <w:style w:type="paragraph" w:styleId="Heading9">
+    <w:name w:val="heading 9"/>
+    <w:basedOn w:val="Normal"/>
+    <w:next w:val="Normal"/>
+    <w:link w:val="Heading9Char"/>
+    <w:uiPriority w:val="18"/>
+    <w:pPr>
+      <w:keepNext/>
+      <w:keepLines/>
+      <w:spacing w:before="0" w:after="0"/>
+      <w:outlineLvl w:val="8"/>
+    </w:pPr>
+    <w:rPr>
+      <w:rFonts w:ascii="Aptos" w:hAnsi="Aptos"/>
+      <w:color w:val="272727"/>
+      <w:sz w:val="24"/>
+    </w:rPr>
+  </w:style>
+  <w:style w:type="paragraph" w:styleId="Title">
+    <w:name w:val="Title"/>
+    <w:basedOn w:val="Normal"/>
+    <w:next w:val="Normal"/>
+    <w:uiPriority w:val="10"/>
+    <w:qFormat/>
+    <w:pPr>
+      <w:spacing w:after="80" w:line="240" w:lineRule="auto"/>
+      <w:contextualSpacing/>
+    </w:pPr>
+    <w:rPr>
+      <w:rFonts w:ascii="Aptos Display" w:hAnsi="Aptos Display"/>
+      <w:spacing w:val="-10"/>
+      <w:kern w:val="28"/>
+      <w:sz w:val="56"/>
+    </w:rPr>
+  </w:style>
+  <w:style w:type="paragraph" w:styleId="Subtitle">
+    <w:name w:val="Subtitle"/>
+    <w:basedOn w:val="Normal"/>
+    <w:next w:val="Normal"/>
+    <w:uiPriority w:val="11"/>
+    <w:qFormat/>
+    <w:rPr>
+      <w:color w:val="595959"/>
+      <w:spacing w:val="15"/>
+      <w:sz w:val="28"/>
+    </w:rPr>
+  </w:style>
+  <w:style w:type="character" w:styleId="SubtleEmphasis">
+    <w:name w:val="Subtle Emphasis"/>
+    <w:basedOn w:val="DefaultParagraphFont"/>
+    <w:uiPriority w:val="19"/>
+    <w:qFormat/>
+    <w:rPr>
+      <w:i/>
+      <w:color w:val="404040"/>
+    </w:rPr>
+  </w:style>
+  <w:style w:type="character" w:styleId="Emphasis">
+    <w:name w:val="Emphasis"/>
+    <w:basedOn w:val="DefaultParagraphFont"/>
+    <w:uiPriority w:val="20"/>
+    <w:qFormat/>
+    <w:rPr>
+      <w:i/>
+    </w:rPr>
+  </w:style>
+  <w:style w:type="character" w:styleId="IntenseEmphasis">
+    <w:name w:val="Intense Emphasis"/>
+    <w:basedOn w:val="DefaultParagraphFont"/>
+    <w:uiPriority w:val="21"/>
+    <w:qFormat/>
+    <w:rPr>
+      <w:i/>
+      <w:color w:val="0F4761"/>
+    </w:rPr>
+  </w:style>
+  <w:style w:type="character" w:styleId="Strong">
+    <w:name w:val="Strong"/>
+    <w:basedOn w:val="DefaultParagraphFont"/>
+    <w:uiPriority w:val="22"/>
+    <w:qFormat/>
+    <w:rPr>
+      <w:b/>
+    </w:rPr>
+  </w:style>
+  <w:style w:type="paragraph" w:styleId="Quote">
+    <w:name w:val="Quote"/>
+    <w:basedOn w:val="Normal"/>
+    <w:next w:val="Normal"/>
+    <w:uiPriority w:val="29"/>
+    <w:qFormat/>
+    <w:pPr>
+      <w:spacing w:before="160"/>
+      <w:jc w:val="center"/>
+    </w:pPr>
+    <w:rPr>
+      <w:i/>
+      <w:color w:val="404040"/>
+    </w:rPr>
+  </w:style>
+  <w:style w:type="paragraph" w:styleId="IntenseQuote">
+    <w:name w:val="Intense Quote"/>
+    <w:basedOn w:val="Normal"/>
+    <w:next w:val="Normal"/>
+    <w:uiPriority w:val="30"/>
+    <w:qFormat/>
+    <w:pPr>
+      <w:pBdr>
+        <w:top w:val="single" w:sz="4" w:space="10" w:color="0F4761"/>
+        <w:bottom w:val="single" w:sz="4" w:space="10" w:color="0F4761"/>
+      </w:pBdr>
+      <w:spacing w:before="360" w:after="360"/>
+      <w:ind w:left="864" w:right="864"/>
+      <w:jc w:val="center"/>
+    </w:pPr>
+    <w:rPr>
+      <w:i/>
+      <w:color w:val="0F4761"/>
+    </w:rPr>
+  </w:style>
+  <w:style w:type="character" w:styleId="SubtleReference">
+    <w:name w:val="Subtle Reference"/>
+    <w:basedOn w:val="DefaultParagraphFont"/>
+    <w:uiPriority w:val="31"/>
+    <w:qFormat/>
+    <w:rPr>
+      <w:smallCaps/>
+      <w:color w:val="5A5A5A"/>
+    </w:rPr>
+  </w:style>
+  <w:style w:type="character" w:styleId="IntenseReference">
+    <w:name w:val="Intense Reference"/>
+    <w:basedOn w:val="DefaultParagraphFont"/>
+    <w:uiPriority w:val="32"/>
+    <w:qFormat/>
+    <w:rPr>
+      <w:b/>
+      <w:smallCaps/>
+      <w:color w:val="0F4761"/>
+      <w:spacing w:val="5"/>
+    </w:rPr>
+  </w:style>
+  <w:style w:type="character" w:styleId="BookTitle">
+    <w:name w:val="Book Title"/>
+    <w:basedOn w:val="DefaultParagraphFont"/>
+    <w:uiPriority w:val="33"/>
+    <w:qFormat/>
+    <w:rPr>
+      <w:b/>
+      <w:i/>
+      <w:spacing w:val="5"/>
+    </w:rPr>
+  </w:style>
+  <w:style w:type="paragraph" w:styleId="ListParagraph">
+    <w:name w:val="List Paragraph"/>
+    <w:basedOn w:val="Normal"/>
+    <w:uiPriority w:val="34"/>
+    <w:qFormat/>
+    <w:pPr>
+      <w:ind w:left="720"/>
+      <w:contextualSpacing/>
+    </w:pPr>
+  </w:style>
+  <w:style w:type="character" w:styleId="Hyperlink">
+    <w:name w:val="Hyperlink"/>
+    <w:basedOn w:val="DefaultParagraphFont"/>
+    <w:uiPriority w:val="99"/>
+    <w:rPr>
+      <w:color w:val="467886"/>
+      <w:u w:val="single"/>
+    </w:rPr>
+  </w:style>
+  <w:style w:type="paragraph" w:styleId="Caption">
+    <w:name w:val="caption"/>
+    <w:basedOn w:val="Normal"/>
+    <w:next w:val="Normal"/>
+    <w:uiPriority w:val="35"/>
+    <w:pPr>
+      <w:spacing w:after="200" w:line="240" w:lineRule="auto"/>
+    </w:pPr>
+    <w:rPr>
+      <w:i/>
+      <w:color w:val="0E2841"/>
+      <w:sz w:val="18"/>
+    </w:rPr>
+  </w:style>
+  <w:style w:type="paragraph" w:styleId="Header">
+    <w:name w:val="header"/>
+    <w:basedOn w:val="Normal"/>
+    <w:uiPriority w:val="99"/>
+    <w:pPr>
+      <w:tabs>
+        <w:tab w:val="center" w:pos="4680"/>
+        <w:tab w:val="right" w:pos="9360"/>
+      </w:tabs>
+      <w:spacing w:after="0" w:line="240" w:lineRule="auto"/>
+    </w:pPr>
+  </w:style>
+  <w:style w:type="paragraph" w:styleId="Footer">
+    <w:name w:val="footer"/>
+    <w:basedOn w:val="Normal"/>
+    <w:uiPriority w:val="99"/>
+    <w:pPr>
+      <w:tabs>
+        <w:tab w:val="center" w:pos="4680"/>
+        <w:tab w:val="right" w:pos="9360"/>
+      </w:tabs>
+      <w:spacing w:after="0" w:line="240" w:lineRule="auto"/>
+    </w:pPr>
+  </w:style>
+  <w:style w:type="paragraph" w:styleId="FootnoteText">
+    <w:name w:val="footnote text"/>
+    <w:basedOn w:val="Normal"/>
+    <w:uiPriority w:val="99"/>
+    <w:pPr>
+      <w:spacing w:after="0" w:line="240" w:lineRule="auto"/>
+    </w:pPr>
+    <w:rPr>
+      <w:sz w:val="20"/>
+    </w:rPr>
+  </w:style>
+  <w:style w:type="character" w:styleId="FootnoteReference">
+    <w:name w:val="footnote reference"/>
+    <w:basedOn w:val="DefaultParagraphFont"/>
+    <w:uiPriority w:val="99"/>
+    <w:rPr>
+      <w:vertAlign w:val="superscript"/>
+    </w:rPr>
+  </w:style>
+  <w:style w:type="paragraph" w:styleId="EndnoteText">
+    <w:name w:val="endnote text"/>
+    <w:basedOn w:val="Normal"/>
+    <w:uiPriority w:val="99"/>
+    <w:pPr>
+      <w:spacing w:after="0" w:line="240" w:lineRule="auto"/>
+    </w:pPr>
+    <w:rPr>
+      <w:sz w:val="20"/>
+    </w:rPr>
+  </w:style>
+  <w:style w:type="character" w:styleId="EndnoteReference">
+    <w:name w:val="endnote reference"/>
+    <w:basedOn w:val="DefaultParagraphFont"/>
+    <w:uiPriority w:val="99"/>
+    <w:rPr>
+      <w:vertAlign w:val="superscript"/>
+    </w:rPr>
+  </w:style>
+  <w:style w:type="paragraph" w:styleId="TOCHeading">
+    <w:name w:val="TOC Heading"/>
+    <w:basedOn w:val="Heading1"/>
+    <w:next w:val="Normal"/>
+    <w:uiPriority w:val="39"/>
+    <w:pPr>
+      <w:spacing w:before="240"/>
+      <w:outlineLvl w:val="9"/>
+    </w:pPr>
+  </w:style>
+  <w:style w:type="paragraph" w:styleId="TOC1">
+    <w:name w:val="toc 1"/>
+    <w:basedOn w:val="Normal"/>
+    <w:next w:val="Normal"/>
+    <w:uiPriority w:val="39"/>
+    <w:pPr>
+      <w:spacing w:after="100"/>
+      <w:ind w:left="0"/>
+    </w:pPr>
+  </w:style>
+  <w:style w:type="paragraph" w:styleId="TOC2">
+    <w:name w:val="toc 2"/>
+    <w:basedOn w:val="Normal"/>
+    <w:next w:val="Normal"/>
+    <w:uiPriority w:val="39"/>
+    <w:pPr>
+      <w:spacing w:after="100"/>
+      <w:ind w:left="240"/>
+    </w:pPr>
+  </w:style>
+  <w:style w:type="paragraph" w:styleId="TOC3">
+    <w:name w:val="toc 3"/>
+    <w:basedOn w:val="Normal"/>
+    <w:next w:val="Normal"/>
+    <w:uiPriority w:val="39"/>
+    <w:pPr>
+      <w:spacing w:after="100"/>
+      <w:ind w:left="480"/>
+    </w:pPr>
+  </w:style>
+  <w:style w:type="paragraph" w:styleId="TOC4">
+    <w:name w:val="toc 4"/>
+    <w:basedOn w:val="Normal"/>
+    <w:next w:val="Normal"/>
+    <w:uiPriority w:val="39"/>
+    <w:pPr>
+      <w:spacing w:after="100"/>
+      <w:ind w:left="720"/>
+    </w:pPr>
+  </w:style>
+  <w:style w:type="paragraph" w:styleId="TOC5">
+    <w:name w:val="toc 5"/>
+    <w:basedOn w:val="Normal"/>
+    <w:next w:val="Normal"/>
+    <w:uiPriority w:val="39"/>
+    <w:pPr>
+      <w:spacing w:after="100"/>
+      <w:ind w:left="960"/>
+    </w:pPr>
+  </w:style>
+  <w:style w:type="paragraph" w:styleId="TOC6">
+    <w:name w:val="toc 6"/>
+    <w:basedOn w:val="Normal"/>
+    <w:next w:val="Normal"/>
+    <w:uiPriority w:val="39"/>
+    <w:pPr>
+      <w:spacing w:after="100"/>
+      <w:ind w:left="1200"/>
+    </w:pPr>
+  </w:style>
+  <w:style w:type="paragraph" w:styleId="TOC7">
+    <w:name w:val="toc 7"/>
+    <w:basedOn w:val="Normal"/>
+    <w:next w:val="Normal"/>
+    <w:uiPriority w:val="39"/>
+    <w:pPr>
+      <w:spacing w:after="100"/>
+      <w:ind w:left="1440"/>
+    </w:pPr>
+  </w:style>
+  <w:style w:type="paragraph" w:styleId="TOC8">
+    <w:name w:val="toc 8"/>
+    <w:basedOn w:val="Normal"/>
+    <w:next w:val="Normal"/>
+    <w:uiPriority w:val="39"/>
+    <w:pPr>
+      <w:spacing w:after="100"/>
+      <w:ind w:left="1680"/>
+    </w:pPr>
+  </w:style>
+  <w:style w:type="paragraph" w:styleId="TOC9">
+    <w:name w:val="toc 9"/>
+    <w:basedOn w:val="Normal"/>
+    <w:next w:val="Normal"/>
+    <w:uiPriority w:val="39"/>
+    <w:pPr>
+      <w:spacing w:after="100"/>
+      <w:ind w:left="1920"/>
+    </w:pPr>
+  </w:style>
+  <w:style w:type="table" w:styleId="TableGrid">
+    <w:name w:val="Table Grid"/>
+    <w:uiPriority w:val="59"/>
+    <w:pPr>
+      <w:spacing w:after="0" w:line="240" w:lineRule="auto"/>
+    </w:pPr>
+    <w:tblPr>
+      <w:tblBorders>
+        <w:top w:val="single" w:sz="4" w:space="0" w:color="auto"/>
+        <w:left w:val="single" w:sz="4" w:space="0" w:color="auto"/>
+        <w:bottom w:val="single" w:sz="4" w:space="0" w:color="auto"/>
+        <w:right w:val="single" w:sz="4" w:space="0" w:color="auto"/>
+        <w:insideH w:val="single" w:sz="4" w:space="0" w:color="auto"/>
+        <w:insideV w:val="single" w:sz="4" w:space="0" w:color="auto"/>
+      </w:tblBorders>
+    </w:tblPr>
+  </w:style>
+  <w:style w:type="table" w:styleId="TableNormal">
+    <w:name w:val="Normal Table"/>
+    <w:semiHidden/>
+    <w:unhideWhenUsed/>
+  </w:style>
+  <w:style w:type="table" w:styleId="PlainTable1">
+    <w:name w:val="Plain Table 1"/>
+    <w:basedOn w:val="TableNormal"/>
+    <w:uiPriority w:val="60"/>
+    <w:pPr>
+      <w:spacing w:after="0" w:line="240" w:lineRule="auto"/>
+    </w:pPr>
+    <w:tblPr>
+      <w:tblBorders>
+        <w:top w:val="single" w:sz="4" w:space="0" w:color="BFBFBF"/>
+        <w:left w:val="single" w:sz="4" w:space="0" w:color="BFBFBF"/>
+        <w:bottom w:val="single" w:sz="4" w:space="0" w:color="BFBFBF"/>
+        <w:right w:val="single" w:sz="4" w:space="0" w:color="BFBFBF"/>
+        <w:insideH w:val="single" w:sz="4" w:space="0" w:color="BFBFBF"/>
+        <w:insideV w:val="single" w:sz="4" w:space="0" w:color="BFBFBF"/>
+      </w:tblBorders>
+    </w:tblPr>
+    <w:tblStylePr w:type="band1Horz">
+      <w:tcPr>
+        <w:shd w:val="clear" w:color="auto" w:fill="F2F2F2"/>
+      </w:tcPr>
+    </w:tblStylePr>
+    <w:tblStylePr w:type="firstCol">
+      <w:rPr>
+        <w:b/>
+      </w:rPr>
+    </w:tblStylePr>
+    <w:tblStylePr w:type="firstRow">
+      <w:rPr>
+        <w:b/>
+      </w:rPr>
+    </w:tblStylePr>
+  </w:style>
+  <w:style w:type="table" w:styleId="GridTable1Light">
+    <w:name w:val="Grid Table 1 Light"/>
+    <w:basedOn w:val="TableNormal"/>
+    <w:uiPriority w:val="60"/>
+    <w:pPr>
+      <w:spacing w:after="0" w:line="240" w:lineRule="auto"/>
+    </w:pPr>
+    <w:tblPr>
+      <w:tblBorders>
+        <w:top w:val="single" w:sz="4" w:space="0" w:color="999999"/>
+        <w:left w:val="single" w:sz="4" w:space="0" w:color="999999"/>
+        <w:bottom w:val="single" w:sz="4" w:space="0" w:color="999999"/>
+        <w:right w:val="single" w:sz="4" w:space="0" w:color="999999"/>
+        <w:insideH w:val="single" w:sz="4" w:space="0" w:color="999999"/>
+        <w:insideV w:val="single" w:sz="4" w:space="0" w:color="999999"/>
+      </w:tblBorders>
+    </w:tblPr>
+    <w:tblStylePr w:type="firstCol">
+      <w:rPr>
+        <w:b/>
+      </w:rPr>
+    </w:tblStylePr>
+    <w:tblStylePr w:type="firstRow">
+      <w:rPr>
+        <w:b/>
+      </w:rPr>
+    </w:tblStylePr>
+  </w:style>
+  <w:style w:type="table" w:styleId="GridTable4AccentBlue">
+    <w:name w:val="Grid Table 4 – Blue"/>
+    <w:basedOn w:val="TableNormal"/>
+    <w:uiPriority w:val="60"/>
+    <w:pPr>
+      <w:spacing w:after="0" w:line="240" w:lineRule="auto"/>
+    </w:pPr>
+    <w:tblPr>
+      <w:tblBorders>
+        <w:top w:val="single" w:sz="4" w:space="0" w:color="C1E4F5"/>
+        <w:left w:val="single" w:sz="4" w:space="0" w:color="C1E4F5"/>
+        <w:bottom w:val="single" w:sz="4" w:space="0" w:color="C1E4F5"/>
+        <w:right w:val="single" w:sz="4" w:space="0" w:color="C1E4F5"/>
+        <w:insideH w:val="single" w:sz="4" w:space="0" w:color="C1E4F5"/>
+        <w:insideV w:val="single" w:sz="4" w:space="0" w:color="C1E4F5"/>
+      </w:tblBorders>
+    </w:tblPr>
+    <w:tblStylePr w:type="band1Horz">
+      <w:tcPr>
+        <w:shd w:val="clear" w:color="auto" w:fill="C1E4F5"/>
+      </w:tcPr>
+    </w:tblStylePr>
+    <w:tblStylePr w:type="firstCol">
+      <w:rPr>
+        <w:b/>
+      </w:rPr>
+    </w:tblStylePr>
+    <w:tblStylePr w:type="firstRow">
+      <w:rPr>
+        <w:b/>
+        <w:color w:val="FFFFFF"/>
+      </w:rPr>
+      <w:tcPr>
+        <w:shd w:val="clear" w:color="auto" w:fill="156082"/>
+      </w:tcPr>
+    </w:tblStylePr>
+  </w:style>
+  <w:style w:type="table" w:styleId="ListTable3AccentBlue">
+    <w:name w:val="List Table 3 – Blue"/>
+    <w:basedOn w:val="TableNormal"/>
+    <w:uiPriority w:val="60"/>
+    <w:pPr>
+      <w:spacing w:after="0" w:line="240" w:lineRule="auto"/>
+    </w:pPr>
+    <w:tblPr>
+      <w:tblBorders>
+        <w:top w:val="single" w:sz="4" w:space="0" w:color="156082"/>
+        <w:left w:val="single" w:sz="4" w:space="0" w:color="156082"/>
+        <w:bottom w:val="single" w:sz="4" w:space="0" w:color="156082"/>
+        <w:right w:val="single" w:sz="4" w:space="0" w:color="156082"/>
+      </w:tblBorders>
+    </w:tblPr>
+    <w:tblStylePr w:type="firstRow">
+      <w:rPr>
+        <w:b/>
+        <w:color w:val="FFFFFF"/>
+      </w:rPr>
+      <w:tcPr>
+        <w:shd w:val="clear" w:color="auto" w:fill="156082"/>
+      </w:tcPr>
+    </w:tblStylePr>
+    <w:tblStylePr w:type="lastRow">
+      <w:tcPr>
+        <w:tcBorders>
+          <w:top w:val="single" w:sz="4" w:space="0" w:color="156082"/>
+        </w:tcBorders>
+      </w:tcPr>
+    </w:tblStylePr>
+  </w:style>
+  <w:style w:type="table" w:styleId="GridTable4AccentOrange">
+    <w:name w:val="Grid Table 4 – Orange"/>
+    <w:basedOn w:val="TableNormal"/>
+    <w:uiPriority w:val="60"/>
+    <w:pPr>
+      <w:spacing w:after="0" w:line="240" w:lineRule="auto"/>
+    </w:pPr>
+    <w:tblPr>
+      <w:tblBorders>
+        <w:top w:val="single" w:sz="4" w:space="0" w:color="FBE2D5"/>
+        <w:left w:val="single" w:sz="4" w:space="0" w:color="FBE2D5"/>
+        <w:bottom w:val="single" w:sz="4" w:space="0" w:color="FBE2D5"/>
+        <w:right w:val="single" w:sz="4" w:space="0" w:color="FBE2D5"/>
+        <w:insideH w:val="single" w:sz="4" w:space="0" w:color="FBE2D5"/>
+        <w:insideV w:val="single" w:sz="4" w:space="0" w:color="FBE2D5"/>
+      </w:tblBorders>
+    </w:tblPr>
+    <w:tblStylePr w:type="band1Horz">
+      <w:tcPr>
+        <w:shd w:val="clear" w:color="auto" w:fill="FBE2D5"/>
+      </w:tcPr>
+    </w:tblStylePr>
+    <w:tblStylePr w:type="firstCol">
+      <w:rPr>
+        <w:b/>
+      </w:rPr>
+    </w:tblStylePr>
+    <w:tblStylePr w:type="firstRow">
+      <w:rPr>
+        <w:b/>
+        <w:color w:val="FFFFFF"/>
+      </w:rPr>
+      <w:tcPr>
+        <w:shd w:val="clear" w:color="auto" w:fill="E97132"/>
+      </w:tcPr>
+    </w:tblStylePr>
+  </w:style>
+  <w:style w:type="table" w:styleId="ListTable3AccentOrange">
+    <w:name w:val="List Table 3 – Orange"/>
+    <w:basedOn w:val="TableNormal"/>
+    <w:uiPriority w:val="60"/>
+    <w:pPr>
+      <w:spacing w:after="0" w:line="240" w:lineRule="auto"/>
+    </w:pPr>
+    <w:tblPr>
+      <w:tblBorders>
+        <w:top w:val="single" w:sz="4" w:space="0" w:color="E97132"/>
+        <w:left w:val="single" w:sz="4" w:space="0" w:color="E97132"/>
+        <w:bottom w:val="single" w:sz="4" w:space="0" w:color="E97132"/>
+        <w:right w:val="single" w:sz="4" w:space="0" w:color="E97132"/>
+      </w:tblBorders>
+    </w:tblPr>
+    <w:tblStylePr w:type="firstRow">
+      <w:rPr>
+        <w:b/>
+        <w:color w:val="FFFFFF"/>
+      </w:rPr>
+      <w:tcPr>
+        <w:shd w:val="clear" w:color="auto" w:fill="E97132"/>
+      </w:tcPr>
+    </w:tblStylePr>
+    <w:tblStylePr w:type="lastRow">
+      <w:tcPr>
+        <w:tcBorders>
+          <w:top w:val="single" w:sz="4" w:space="0" w:color="E97132"/>
+        </w:tcBorders>
+      </w:tcPr>
+    </w:tblStylePr>
+  </w:style>
+  <w:style w:type="table" w:styleId="GridTable4AccentGreen">
+    <w:name w:val="Grid Table 4 – Green"/>
+    <w:basedOn w:val="TableNormal"/>
+    <w:uiPriority w:val="60"/>
+    <w:pPr>
+      <w:spacing w:after="0" w:line="240" w:lineRule="auto"/>
+    </w:pPr>
+    <w:tblPr>
+      <w:tblBorders>
+        <w:top w:val="single" w:sz="4" w:space="0" w:color="C1F0C8"/>
+        <w:left w:val="single" w:sz="4" w:space="0" w:color="C1F0C8"/>
+        <w:bottom w:val="single" w:sz="4" w:space="0" w:color="C1F0C8"/>
+        <w:right w:val="single" w:sz="4" w:space="0" w:color="C1F0C8"/>
+        <w:insideH w:val="single" w:sz="4" w:space="0" w:color="C1F0C8"/>
+        <w:insideV w:val="single" w:sz="4" w:space="0" w:color="C1F0C8"/>
+      </w:tblBorders>
+    </w:tblPr>
+    <w:tblStylePr w:type="band1Horz">
+      <w:tcPr>
+        <w:shd w:val="clear" w:color="auto" w:fill="C1F0C8"/>
+      </w:tcPr>
+    </w:tblStylePr>
+    <w:tblStylePr w:type="firstCol">
+      <w:rPr>
+        <w:b/>
+      </w:rPr>
+    </w:tblStylePr>
+    <w:tblStylePr w:type="firstRow">
+      <w:rPr>
+        <w:b/>
+        <w:color w:val="FFFFFF"/>
+      </w:rPr>
+      <w:tcPr>
+        <w:shd w:val="clear" w:color="auto" w:fill="196B24"/>
+      </w:tcPr>
+    </w:tblStylePr>
+  </w:style>
+  <w:style w:type="table" w:styleId="ListTable3AccentGreen">
+    <w:name w:val="List Table 3 – Green"/>
+    <w:basedOn w:val="TableNormal"/>
+    <w:uiPriority w:val="60"/>
+    <w:pPr>
+      <w:spacing w:after="0" w:line="240" w:lineRule="auto"/>
+    </w:pPr>
+    <w:tblPr>
+      <w:tblBorders>
+        <w:top w:val="single" w:sz="4" w:space="0" w:color="196B24"/>
+        <w:left w:val="single" w:sz="4" w:space="0" w:color="196B24"/>
+        <w:bottom w:val="single" w:sz="4" w:space="0" w:color="196B24"/>
+        <w:right w:val="single" w:sz="4" w:space="0" w:color="196B24"/>
+      </w:tblBorders>
+    </w:tblPr>
+    <w:tblStylePr w:type="firstRow">
+      <w:rPr>
+        <w:b/>
+        <w:color w:val="FFFFFF"/>
+      </w:rPr>
+      <w:tcPr>
+        <w:shd w:val="clear" w:color="auto" w:fill="196B24"/>
+      </w:tcPr>
+    </w:tblStylePr>
+    <w:tblStylePr w:type="lastRow">
+      <w:tcPr>
+        <w:tcBorders>
+          <w:top w:val="single" w:sz="4" w:space="0" w:color="196B24"/>
+        </w:tcBorders>
+      </w:tcPr>
+    </w:tblStylePr>
+  </w:style>
+  <w:style w:type="table" w:styleId="GridTable4AccentPurple">
+    <w:name w:val="Grid Table 4 – Purple"/>
+    <w:basedOn w:val="TableNormal"/>
+    <w:uiPriority w:val="60"/>
+    <w:pPr>
+      <w:spacing w:after="0" w:line="240" w:lineRule="auto"/>
+    </w:pPr>
+    <w:tblPr>
+      <w:tblBorders>
+        <w:top w:val="single" w:sz="4" w:space="0" w:color="E5D2EE"/>
+        <w:left w:val="single" w:sz="4" w:space="0" w:color="E5D2EE"/>
+        <w:bottom w:val="single" w:sz="4" w:space="0" w:color="E5D2EE"/>
+        <w:right w:val="single" w:sz="4" w:space="0" w:color="E5D2EE"/>
+        <w:insideH w:val="single" w:sz="4" w:space="0" w:color="E5D2EE"/>
+        <w:insideV w:val="single" w:sz="4" w:space="0" w:color="E5D2EE"/>
+      </w:tblBorders>
+    </w:tblPr>
+    <w:tblStylePr w:type="band1Horz">
+      <w:tcPr>
+        <w:shd w:val="clear" w:color="auto" w:fill="E5D2EE"/>
+      </w:tcPr>
+    </w:tblStylePr>
+    <w:tblStylePr w:type="firstCol">
+      <w:rPr>
+        <w:b/>
+      </w:rPr>
+    </w:tblStylePr>
+    <w:tblStylePr w:type="firstRow">
+      <w:rPr>
+        <w:b/>
+        <w:color w:val="FFFFFF"/>
+      </w:rPr>
+      <w:tcPr>
+        <w:shd w:val="clear" w:color="auto" w:fill="712E8D"/>
+      </w:tcPr>
+    </w:tblStylePr>
+  </w:style>
+  <w:style w:type="table" w:styleId="ListTable3AccentPurple">
+    <w:name w:val="List Table 3 – Purple"/>
+    <w:basedOn w:val="TableNormal"/>
+    <w:uiPriority w:val="60"/>
+    <w:pPr>
+      <w:spacing w:after="0" w:line="240" w:lineRule="auto"/>
+    </w:pPr>
+    <w:tblPr>
+      <w:tblBorders>
+        <w:top w:val="single" w:sz="4" w:space="0" w:color="712E8D"/>
+        <w:left w:val="single" w:sz="4" w:space="0" w:color="712E8D"/>
+        <w:bottom w:val="single" w:sz="4" w:space="0" w:color="712E8D"/>
+        <w:right w:val="single" w:sz="4" w:space="0" w:color="712E8D"/>
+      </w:tblBorders>
+    </w:tblPr>
+    <w:tblStylePr w:type="firstRow">
+      <w:rPr>
+        <w:b/>
+        <w:color w:val="FFFFFF"/>
+      </w:rPr>
+      <w:tcPr>
+        <w:shd w:val="clear" w:color="auto" w:fill="712E8D"/>
+      </w:tcPr>
+    </w:tblStylePr>
+    <w:tblStylePr w:type="lastRow">
+      <w:tcPr>
+        <w:tcBorders>
+          <w:top w:val="single" w:sz="4" w:space="0" w:color="712E8D"/>
+        </w:tcBorders>
+      </w:tcPr>
+    </w:tblStylePr>
+  </w:style>
 </w:styles>
 </file>
 
 <file path=word/theme/theme1.xml><?xml version="1.0" encoding="utf-8"?>
 <a:theme xmlns:a="http://schemas.openxmlformats.org/drawingml/2006/main" name="Tema de Office">
   <a:themeElements>
-    <a:clrScheme name="Office">
+    <a:clrScheme name="Tema de Office">
       <a:dk1>
-        <a:sysClr val="windowText" lastClr="000000"/>
+        <a:srgbClr val="000000"/>
       </a:dk1>
       <a:lt1>
-        <a:sysClr val="window" lastClr="FFFFFF"/>
+        <a:srgbClr val="FFFFFF"/>
       </a:lt1>
       <a:dk2>
         <a:srgbClr val="44546A"/>
@@ -4125,135 +5440,29 @@
         <a:srgbClr val="954F72"/>
       </a:folHlink>
     </a:clrScheme>
-    <a:fontScheme name="Office">
+    <a:fontScheme name="Tema de Office">
       <a:majorFont>
-        <a:latin typeface="Calibri Light" panose="020F0302020204030204"/>
+        <a:latin typeface="Calibri Light"/>
         <a:ea typeface=""/>
         <a:cs typeface=""/>
-        <a:font script="Jpan" typeface="游ゴシック Light"/>
-        <a:font script="Hang" typeface="맑은 고딕"/>
-        <a:font script="Hans" typeface="等线 Light"/>
-        <a:font script="Hant" typeface="新細明體"/>
-        <a:font script="Arab" typeface="Times New Roman"/>
-        <a:font script="Hebr" typeface="Times New Roman"/>
-        <a:font script="Thai" typeface="Angsana New"/>
-        <a:font script="Ethi" typeface="Nyala"/>
-        <a:font script="Beng" typeface="Vrinda"/>
-        <a:font script="Gujr" typeface="Shruti"/>
-        <a:font script="Khmr" typeface="MoolBoran"/>
-        <a:font script="Knda" typeface="Tunga"/>
-        <a:font script="Guru" typeface="Raavi"/>
-        <a:font script="Cans" typeface="Euphemia"/>
-        <a:font script="Cher" typeface="Plantagenet Cherokee"/>
-        <a:font script="Yiii" typeface="Microsoft Yi Baiti"/>
-        <a:font script="Tibt" typeface="Microsoft Himalaya"/>
-        <a:font script="Thaa" typeface="MV Boli"/>
-        <a:font script="Deva" typeface="Mangal"/>
-        <a:font script="Telu" typeface="Gautami"/>
-        <a:font script="Taml" typeface="Latha"/>
-        <a:font script="Syrc" typeface="Estrangelo Edessa"/>
-        <a:font script="Orya" typeface="Kalinga"/>
-        <a:font script="Mlym" typeface="Kartika"/>
-        <a:font script="Laoo" typeface="DokChampa"/>
-        <a:font script="Sinh" typeface="Iskoola Pota"/>
-        <a:font script="Mong" typeface="Mongolian Baiti"/>
-        <a:font script="Viet" typeface="Times New Roman"/>
-        <a:font script="Uigh" typeface="Microsoft Uighur"/>
-        <a:font script="Geor" typeface="Sylfaen"/>
       </a:majorFont>
       <a:minorFont>
-        <a:latin typeface="Calibri" panose="020F0502020204030204"/>
+        <a:latin typeface="Calibri"/>
         <a:ea typeface=""/>
         <a:cs typeface=""/>
-        <a:font script="Jpan" typeface="游明朝"/>
-        <a:font script="Hang" typeface="맑은 고딕"/>
-        <a:font script="Hans" typeface="等线"/>
-        <a:font script="Hant" typeface="新細明體"/>
-        <a:font script="Arab" typeface="Arial"/>
-        <a:font script="Hebr" typeface="Arial"/>
-        <a:font script="Thai" typeface="Cordia New"/>
-        <a:font script="Ethi" typeface="Nyala"/>
-        <a:font script="Beng" typeface="Vrinda"/>
-        <a:font script="Gujr" typeface="Shruti"/>
-        <a:font script="Khmr" typeface="DaunPenh"/>
-        <a:font script="Knda" typeface="Tunga"/>
-        <a:font script="Guru" typeface="Raavi"/>
-        <a:font script="Cans" typeface="Euphemia"/>
-        <a:font script="Cher" typeface="Plantagenet Cherokee"/>
-        <a:font script="Yiii" typeface="Microsoft Yi Baiti"/>
-        <a:font script="Tibt" typeface="Microsoft Himalaya"/>
-        <a:font script="Thaa" typeface="MV Boli"/>
-        <a:font script="Deva" typeface="Mangal"/>
-        <a:font script="Telu" typeface="Gautami"/>
-        <a:font script="Taml" typeface="Latha"/>
-        <a:font script="Syrc" typeface="Estrangelo Edessa"/>
-        <a:font script="Orya" typeface="Kalinga"/>
-        <a:font script="Mlym" typeface="Kartika"/>
-        <a:font script="Laoo" typeface="DokChampa"/>
-        <a:font script="Sinh" typeface="Iskoola Pota"/>
-        <a:font script="Mong" typeface="Mongolian Baiti"/>
-        <a:font script="Viet" typeface="Arial"/>
-        <a:font script="Uigh" typeface="Microsoft Uighur"/>
-        <a:font script="Geor" typeface="Sylfaen"/>
       </a:minorFont>
     </a:fontScheme>
-    <a:fmtScheme name="Office">
+    <a:fmtScheme name="Tema de Office">
       <a:fillStyleLst>
         <a:solidFill>
           <a:schemeClr val="phClr"/>
         </a:solidFill>
-        <a:gradFill rotWithShape="1">
-          <a:gsLst>
-            <a:gs pos="0">
-              <a:schemeClr val="phClr">
-                <a:lumMod val="110000"/>
-                <a:satMod val="105000"/>
-                <a:tint val="67000"/>
-              </a:schemeClr>
-            </a:gs>
-            <a:gs pos="50000">
-              <a:schemeClr val="phClr">
-                <a:lumMod val="105000"/>
-                <a:satMod val="103000"/>
-                <a:tint val="73000"/>
-              </a:schemeClr>
-            </a:gs>
-            <a:gs pos="100000">
-              <a:schemeClr val="phClr">
-                <a:lumMod val="105000"/>
-                <a:satMod val="109000"/>
-                <a:tint val="81000"/>
-              </a:schemeClr>
-            </a:gs>
-          </a:gsLst>
-          <a:lin ang="5400000" scaled="0"/>
-        </a:gradFill>
-        <a:gradFill rotWithShape="1">
-          <a:gsLst>
-            <a:gs pos="0">
-              <a:schemeClr val="phClr">
-                <a:satMod val="103000"/>
-                <a:lumMod val="102000"/>
-                <a:tint val="94000"/>
-              </a:schemeClr>
-            </a:gs>
-            <a:gs pos="50000">
-              <a:schemeClr val="phClr">
-                <a:satMod val="110000"/>
-                <a:lumMod val="100000"/>
-                <a:shade val="100000"/>
-              </a:schemeClr>
-            </a:gs>
-            <a:gs pos="100000">
-              <a:schemeClr val="phClr">
-                <a:lumMod val="99000"/>
-                <a:satMod val="120000"/>
-                <a:shade val="78000"/>
-              </a:schemeClr>
-            </a:gs>
-          </a:gsLst>
-          <a:lin ang="5400000" scaled="0"/>
-        </a:gradFill>
+        <a:solidFill>
+          <a:schemeClr val="phClr"/>
+        </a:solidFill>
+        <a:solidFill>
+          <a:schemeClr val="phClr"/>
+        </a:solidFill>
       </a:fillStyleLst>
       <a:lnStyleLst>
         <a:ln w="6350" cap="flat" cmpd="sng" algn="ctr">
@@ -4286,13 +5495,7 @@
           <a:effectLst/>
         </a:effectStyle>
         <a:effectStyle>
-          <a:effectLst>
-            <a:outerShdw blurRad="57150" dist="19050" dir="5400000" algn="ctr" rotWithShape="0">
-              <a:srgbClr val="000000">
-                <a:alpha val="63000"/>
-              </a:srgbClr>
-            </a:outerShdw>
-          </a:effectLst>
+          <a:effectLst/>
         </a:effectStyle>
       </a:effectStyleLst>
       <a:bgFillStyleLst>
@@ -4300,47 +5503,15 @@
           <a:schemeClr val="phClr"/>
         </a:solidFill>
         <a:solidFill>
-          <a:schemeClr val="phClr">
-            <a:tint val="95000"/>
-            <a:satMod val="170000"/>
-          </a:schemeClr>
+          <a:schemeClr val="phClr"/>
         </a:solidFill>
-        <a:gradFill rotWithShape="1">
-          <a:gsLst>
-            <a:gs pos="0">
-              <a:schemeClr val="phClr">
-                <a:tint val="93000"/>
-                <a:satMod val="150000"/>
-                <a:shade val="98000"/>
-                <a:lumMod val="102000"/>
-              </a:schemeClr>
-            </a:gs>
-            <a:gs pos="50000">
-              <a:schemeClr val="phClr">
-                <a:tint val="98000"/>
-                <a:satMod val="130000"/>
-                <a:shade val="90000"/>
-                <a:lumMod val="103000"/>
-              </a:schemeClr>
-            </a:gs>
-            <a:gs pos="100000">
-              <a:schemeClr val="phClr">
-                <a:shade val="63000"/>
-                <a:satMod val="120000"/>
-              </a:schemeClr>
-            </a:gs>
-          </a:gsLst>
-          <a:lin ang="5400000" scaled="0"/>
-        </a:gradFill>
+        <a:solidFill>
+          <a:schemeClr val="phClr"/>
+        </a:solidFill>
       </a:bgFillStyleLst>
     </a:fmtScheme>
   </a:themeElements>
   <a:objectDefaults/>
   <a:extraClrSchemeLst/>
-  <a:extLst>
-    <a:ext uri="{05A4C25C-085E-4340-85A3-A5531E510DB2}">
-      <thm15:themeFamily xmlns:thm15="http://schemas.microsoft.com/office/thememl/2012/main" name="Office Theme" id="{62F939B6-93AF-4DB8-9C6B-D6C7DFDC589F}" vid="{4A3C46E8-61CC-4603-A589-7422A47A8E4A}"/>
-    </a:ext>
-  </a:extLst>
 </a:theme>
 </file>
--- a/Sprint_0_TPI_Programacion_II.docx
+++ b/Sprint_0_TPI_Programacion_II.docx
@@ -3756,6 +3756,491 @@
       </w:r>
       <w:bookmarkStart w:id="0" w:name="_GoBack"/>
       <w:bookmarkEnd w:id="0"/>
+    </w:p>
+    <w:p>
+      <w:pPr>
+        <w:rPr>
+          <w:rFonts w:ascii="Calibri" w:hAnsi="Calibri"/>
+        </w:rPr>
+      </w:pPr>
+    </w:p>
+    <w:p>
+      <w:pPr>
+        <w:pStyle w:val="Ttulo1"/>
+        <w:numPr>
+          <w:ilvl w:val="0"/>
+          <w:numId w:val="0"/>
+        </w:numPr>
+        <w:spacing w:before="280" w:after="80"/>
+        <w:jc w:val="left"/>
+        <w:rPr>
+          <w:b/>
+          <w:bCs/>
+        </w:rPr>
+      </w:pPr>
+      <w:r>
+        <w:rPr>
+          <w:rFonts w:ascii="Calibri" w:hAnsi="Calibri"/>
+          <w:b/>
+        </w:rPr>
+        <w:t xml:space="preserve">Responsabilidades de las clases</w:t>
+      </w:r>
+    </w:p>
+    <w:p>
+      <w:pPr>
+        <w:spacing w:after="80"/>
+      </w:pPr>
+      <w:r>
+        <w:rPr>
+          <w:rFonts w:ascii="Calibri" w:hAnsi="Calibri"/>
+        </w:rPr>
+        <w:t xml:space="preserve">Siguiendo el principio de Responsabilidad Única (SRP - Single Responsibility Principle) de la programación orientada a objetos, cada clase del sistema asume un conjunto delimitado y coherente de responsabilidades dentro del modelo de dominio:</w:t>
+      </w:r>
+    </w:p>
+    <w:p>
+      <w:pPr>
+        <w:spacing w:before="160" w:after="60"/>
+      </w:pPr>
+      <w:r>
+        <w:rPr>
+          <w:rFonts w:ascii="Calibri" w:hAnsi="Calibri"/>
+          <w:b/>
+          <w:i/>
+          <w:sz w:val="22"/>
+        </w:rPr>
+        <w:t xml:space="preserve">1. Cliente</w:t>
+      </w:r>
+    </w:p>
+    <w:p>
+      <w:pPr>
+        <w:ind w:left="360" w:hanging="180"/>
+        <w:spacing w:after="60"/>
+      </w:pPr>
+      <w:r>
+        <w:rPr>
+          <w:rFonts w:ascii="Calibri" w:hAnsi="Calibri"/>
+        </w:rPr>
+        <w:t xml:space="preserve">• </w:t>
+      </w:r>
+      <w:r>
+        <w:rPr>
+          <w:rFonts w:ascii="Calibri" w:hAnsi="Calibri"/>
+          <w:b/>
+        </w:rPr>
+        <w:t xml:space="preserve">Representación del titular: </w:t>
+      </w:r>
+      <w:r>
+        <w:rPr>
+          <w:rFonts w:ascii="Calibri" w:hAnsi="Calibri"/>
+        </w:rPr>
+        <w:t xml:space="preserve">Modela a la persona responsable y titular de contacto ante la clínica veterinaria (dueño de una o más mascotas).</w:t>
+      </w:r>
+    </w:p>
+    <w:p>
+      <w:pPr>
+        <w:ind w:left="360" w:hanging="180"/>
+        <w:spacing w:after="60"/>
+      </w:pPr>
+      <w:r>
+        <w:rPr>
+          <w:rFonts w:ascii="Calibri" w:hAnsi="Calibri"/>
+        </w:rPr>
+        <w:t xml:space="preserve">• </w:t>
+      </w:r>
+      <w:r>
+        <w:rPr>
+          <w:rFonts w:ascii="Calibri" w:hAnsi="Calibri"/>
+          <w:b/>
+        </w:rPr>
+        <w:t xml:space="preserve">Gestión de identidad y contacto: </w:t>
+      </w:r>
+      <w:r>
+        <w:rPr>
+          <w:rFonts w:ascii="Calibri" w:hAnsi="Calibri"/>
+        </w:rPr>
+        <w:t xml:space="preserve">Almacena y encapsula sus atributos personales (id, nombre, apellido, teléfono).</w:t>
+      </w:r>
+    </w:p>
+    <w:p>
+      <w:pPr>
+        <w:ind w:left="360" w:hanging="180"/>
+        <w:spacing w:after="60"/>
+      </w:pPr>
+      <w:r>
+        <w:rPr>
+          <w:rFonts w:ascii="Calibri" w:hAnsi="Calibri"/>
+        </w:rPr>
+        <w:t xml:space="preserve">• </w:t>
+      </w:r>
+      <w:r>
+        <w:rPr>
+          <w:rFonts w:ascii="Calibri" w:hAnsi="Calibri"/>
+          <w:b/>
+        </w:rPr>
+        <w:t xml:space="preserve">Administración de mascotas: </w:t>
+      </w:r>
+      <w:r>
+        <w:rPr>
+          <w:rFonts w:ascii="Calibri" w:hAnsi="Calibri"/>
+        </w:rPr>
+        <w:t xml:space="preserve">Mantiene la colección de mascotas a su cargo (List&lt;Mascota&gt;) y proporciona el método agregarMascota(Mascota) para incorporar nuevos animales sin delegar esta lógica a agentes externos.</w:t>
+      </w:r>
+    </w:p>
+    <w:p>
+      <w:pPr>
+        <w:spacing w:before="160" w:after="60"/>
+      </w:pPr>
+      <w:r>
+        <w:rPr>
+          <w:rFonts w:ascii="Calibri" w:hAnsi="Calibri"/>
+          <w:b/>
+          <w:i/>
+          <w:sz w:val="22"/>
+        </w:rPr>
+        <w:t xml:space="preserve">2. Mascota</w:t>
+      </w:r>
+    </w:p>
+    <w:p>
+      <w:pPr>
+        <w:ind w:left="360" w:hanging="180"/>
+        <w:spacing w:after="60"/>
+      </w:pPr>
+      <w:r>
+        <w:rPr>
+          <w:rFonts w:ascii="Calibri" w:hAnsi="Calibri"/>
+        </w:rPr>
+        <w:t xml:space="preserve">• </w:t>
+      </w:r>
+      <w:r>
+        <w:rPr>
+          <w:rFonts w:ascii="Calibri" w:hAnsi="Calibri"/>
+          <w:b/>
+        </w:rPr>
+        <w:t xml:space="preserve">Representación del paciente: </w:t>
+      </w:r>
+      <w:r>
+        <w:rPr>
+          <w:rFonts w:ascii="Calibri" w:hAnsi="Calibri"/>
+        </w:rPr>
+        <w:t xml:space="preserve">Modela al animal que recibe los cuidados médicos y servicios dentro de la veterinaria.</w:t>
+      </w:r>
+    </w:p>
+    <w:p>
+      <w:pPr>
+        <w:ind w:left="360" w:hanging="180"/>
+        <w:spacing w:after="60"/>
+      </w:pPr>
+      <w:r>
+        <w:rPr>
+          <w:rFonts w:ascii="Calibri" w:hAnsi="Calibri"/>
+        </w:rPr>
+        <w:t xml:space="preserve">• </w:t>
+      </w:r>
+      <w:r>
+        <w:rPr>
+          <w:rFonts w:ascii="Calibri" w:hAnsi="Calibri"/>
+          <w:b/>
+        </w:rPr>
+        <w:t xml:space="preserve">Encapsulamiento biológico: </w:t>
+      </w:r>
+      <w:r>
+        <w:rPr>
+          <w:rFonts w:ascii="Calibri" w:hAnsi="Calibri"/>
+        </w:rPr>
+        <w:t xml:space="preserve">Resguarda la identidad y características del animal (id, nombre, especie, raza).</w:t>
+      </w:r>
+    </w:p>
+    <w:p>
+      <w:pPr>
+        <w:ind w:left="360" w:hanging="180"/>
+        <w:spacing w:after="60"/>
+      </w:pPr>
+      <w:r>
+        <w:rPr>
+          <w:rFonts w:ascii="Calibri" w:hAnsi="Calibri"/>
+        </w:rPr>
+        <w:t xml:space="preserve">• </w:t>
+      </w:r>
+      <w:r>
+        <w:rPr>
+          <w:rFonts w:ascii="Calibri" w:hAnsi="Calibri"/>
+          <w:b/>
+        </w:rPr>
+        <w:t xml:space="preserve">Entidad individual de turnos: </w:t>
+      </w:r>
+      <w:r>
+        <w:rPr>
+          <w:rFonts w:ascii="Calibri" w:hAnsi="Calibri"/>
+        </w:rPr>
+        <w:t xml:space="preserve">Funciona como el sujeto central e individual sobre el cual se agendan los turnos, respetando la regla de negocio de que cada turno corresponde a una única mascota.</w:t>
+      </w:r>
+    </w:p>
+    <w:p>
+      <w:pPr>
+        <w:spacing w:before="160" w:after="60"/>
+      </w:pPr>
+      <w:r>
+        <w:rPr>
+          <w:rFonts w:ascii="Calibri" w:hAnsi="Calibri"/>
+          <w:b/>
+          <w:i/>
+          <w:sz w:val="22"/>
+        </w:rPr>
+        <w:t xml:space="preserve">3. Profesional</w:t>
+      </w:r>
+    </w:p>
+    <w:p>
+      <w:pPr>
+        <w:ind w:left="360" w:hanging="180"/>
+        <w:spacing w:after="60"/>
+      </w:pPr>
+      <w:r>
+        <w:rPr>
+          <w:rFonts w:ascii="Calibri" w:hAnsi="Calibri"/>
+        </w:rPr>
+        <w:t xml:space="preserve">• </w:t>
+      </w:r>
+      <w:r>
+        <w:rPr>
+          <w:rFonts w:ascii="Calibri" w:hAnsi="Calibri"/>
+          <w:b/>
+        </w:rPr>
+        <w:t xml:space="preserve">Representación del personal médico: </w:t>
+      </w:r>
+      <w:r>
+        <w:rPr>
+          <w:rFonts w:ascii="Calibri" w:hAnsi="Calibri"/>
+        </w:rPr>
+        <w:t xml:space="preserve">Modela al veterinario o especialista habilitado para prestar los servicios de la clínica.</w:t>
+      </w:r>
+    </w:p>
+    <w:p>
+      <w:pPr>
+        <w:ind w:left="360" w:hanging="180"/>
+        <w:spacing w:after="60"/>
+      </w:pPr>
+      <w:r>
+        <w:rPr>
+          <w:rFonts w:ascii="Calibri" w:hAnsi="Calibri"/>
+        </w:rPr>
+        <w:t xml:space="preserve">• </w:t>
+      </w:r>
+      <w:r>
+        <w:rPr>
+          <w:rFonts w:ascii="Calibri" w:hAnsi="Calibri"/>
+          <w:b/>
+        </w:rPr>
+        <w:t xml:space="preserve">Identificación y especialidad: </w:t>
+      </w:r>
+      <w:r>
+        <w:rPr>
+          <w:rFonts w:ascii="Calibri" w:hAnsi="Calibri"/>
+        </w:rPr>
+        <w:t xml:space="preserve">Encapsula su número de matrícula profesional, sus datos de contacto (teléfono, correo) y su especialidad médica correspondiente.</w:t>
+      </w:r>
+    </w:p>
+    <w:p>
+      <w:pPr>
+        <w:ind w:left="360" w:hanging="180"/>
+        <w:spacing w:after="60"/>
+      </w:pPr>
+      <w:r>
+        <w:rPr>
+          <w:rFonts w:ascii="Calibri" w:hAnsi="Calibri"/>
+        </w:rPr>
+        <w:t xml:space="preserve">• </w:t>
+      </w:r>
+      <w:r>
+        <w:rPr>
+          <w:rFonts w:ascii="Calibri" w:hAnsi="Calibri"/>
+          <w:b/>
+        </w:rPr>
+        <w:t xml:space="preserve">Validación de atención y disponibilidad: </w:t>
+      </w:r>
+      <w:r>
+        <w:rPr>
+          <w:rFonts w:ascii="Calibri" w:hAnsi="Calibri"/>
+        </w:rPr>
+        <w:t xml:space="preserve">Provee la información esencial para contrastar su especialidad frente a los servicios solicitados y controlar que no existan superposiciones horarias en su agenda.</w:t>
+      </w:r>
+    </w:p>
+    <w:p>
+      <w:pPr>
+        <w:spacing w:before="160" w:after="60"/>
+      </w:pPr>
+      <w:r>
+        <w:rPr>
+          <w:rFonts w:ascii="Calibri" w:hAnsi="Calibri"/>
+          <w:b/>
+          <w:i/>
+          <w:sz w:val="22"/>
+        </w:rPr>
+        <w:t xml:space="preserve">4. Servicio</w:t>
+      </w:r>
+    </w:p>
+    <w:p>
+      <w:pPr>
+        <w:ind w:left="360" w:hanging="180"/>
+        <w:spacing w:after="60"/>
+      </w:pPr>
+      <w:r>
+        <w:rPr>
+          <w:rFonts w:ascii="Calibri" w:hAnsi="Calibri"/>
+        </w:rPr>
+        <w:t xml:space="preserve">• </w:t>
+      </w:r>
+      <w:r>
+        <w:rPr>
+          <w:rFonts w:ascii="Calibri" w:hAnsi="Calibri"/>
+          <w:b/>
+        </w:rPr>
+        <w:t xml:space="preserve">Tipificación de prestaciones: </w:t>
+      </w:r>
+      <w:r>
+        <w:rPr>
+          <w:rFonts w:ascii="Calibri" w:hAnsi="Calibri"/>
+        </w:rPr>
+        <w:t xml:space="preserve">Modela el catálogo de servicios ofrecidos por la veterinaria (consulta general, cirugía, vacunación, etc.).</w:t>
+      </w:r>
+    </w:p>
+    <w:p>
+      <w:pPr>
+        <w:ind w:left="360" w:hanging="180"/>
+        <w:spacing w:after="60"/>
+      </w:pPr>
+      <w:r>
+        <w:rPr>
+          <w:rFonts w:ascii="Calibri" w:hAnsi="Calibri"/>
+        </w:rPr>
+        <w:t xml:space="preserve">• </w:t>
+      </w:r>
+      <w:r>
+        <w:rPr>
+          <w:rFonts w:ascii="Calibri" w:hAnsi="Calibri"/>
+          <w:b/>
+        </w:rPr>
+        <w:t xml:space="preserve">Requerimientos de habilitación: </w:t>
+      </w:r>
+      <w:r>
+        <w:rPr>
+          <w:rFonts w:ascii="Calibri" w:hAnsi="Calibri"/>
+        </w:rPr>
+        <w:t xml:space="preserve">Encapsula la lista de especialidades requeridas (List&lt;String&gt; especialidadRequerida) necesarias para prestar la atención.</w:t>
+      </w:r>
+    </w:p>
+    <w:p>
+      <w:pPr>
+        <w:ind w:left="360" w:hanging="180"/>
+        <w:spacing w:after="60"/>
+      </w:pPr>
+      <w:r>
+        <w:rPr>
+          <w:rFonts w:ascii="Calibri" w:hAnsi="Calibri"/>
+        </w:rPr>
+        <w:t xml:space="preserve">• </w:t>
+      </w:r>
+      <w:r>
+        <w:rPr>
+          <w:rFonts w:ascii="Calibri" w:hAnsi="Calibri"/>
+          <w:b/>
+        </w:rPr>
+        <w:t xml:space="preserve">Desacoplamiento de reglas: </w:t>
+      </w:r>
+      <w:r>
+        <w:rPr>
+          <w:rFonts w:ascii="Calibri" w:hAnsi="Calibri"/>
+        </w:rPr>
+        <w:t xml:space="preserve">Permite desacoplar el servicio de los profesionales específicos, funcionando como criterio de validación al momento de asignar un turno.</w:t>
+      </w:r>
+    </w:p>
+    <w:p>
+      <w:pPr>
+        <w:spacing w:before="160" w:after="60"/>
+      </w:pPr>
+      <w:r>
+        <w:rPr>
+          <w:rFonts w:ascii="Calibri" w:hAnsi="Calibri"/>
+          <w:b/>
+          <w:i/>
+          <w:sz w:val="22"/>
+        </w:rPr>
+        <w:t xml:space="preserve">5. Turno</w:t>
+      </w:r>
+    </w:p>
+    <w:p>
+      <w:pPr>
+        <w:ind w:left="360" w:hanging="180"/>
+        <w:spacing w:after="60"/>
+      </w:pPr>
+      <w:r>
+        <w:rPr>
+          <w:rFonts w:ascii="Calibri" w:hAnsi="Calibri"/>
+        </w:rPr>
+        <w:t xml:space="preserve">• </w:t>
+      </w:r>
+      <w:r>
+        <w:rPr>
+          <w:rFonts w:ascii="Calibri" w:hAnsi="Calibri"/>
+          <w:b/>
+        </w:rPr>
+        <w:t xml:space="preserve">Objeto asociativo central: </w:t>
+      </w:r>
+      <w:r>
+        <w:rPr>
+          <w:rFonts w:ascii="Calibri" w:hAnsi="Calibri"/>
+        </w:rPr>
+        <w:t xml:space="preserve">Materializa la reserva concreta de un horario determinado, vinculando a una Mascota, un Profesional y un Servicio solicitado.</w:t>
+      </w:r>
+    </w:p>
+    <w:p>
+      <w:pPr>
+        <w:ind w:left="360" w:hanging="180"/>
+        <w:spacing w:after="60"/>
+      </w:pPr>
+      <w:r>
+        <w:rPr>
+          <w:rFonts w:ascii="Calibri" w:hAnsi="Calibri"/>
+        </w:rPr>
+        <w:t xml:space="preserve">• </w:t>
+      </w:r>
+      <w:r>
+        <w:rPr>
+          <w:rFonts w:ascii="Calibri" w:hAnsi="Calibri"/>
+          <w:b/>
+        </w:rPr>
+        <w:t xml:space="preserve">Control de datos temporales: </w:t>
+      </w:r>
+      <w:r>
+        <w:rPr>
+          <w:rFonts w:ascii="Calibri" w:hAnsi="Calibri"/>
+        </w:rPr>
+        <w:t xml:space="preserve">Registra y preserva la fecha y hora de la cita veterinaria.</w:t>
+      </w:r>
+    </w:p>
+    <w:p>
+      <w:pPr>
+        <w:ind w:left="360" w:hanging="180"/>
+        <w:spacing w:after="60"/>
+      </w:pPr>
+      <w:r>
+        <w:rPr>
+          <w:rFonts w:ascii="Calibri" w:hAnsi="Calibri"/>
+        </w:rPr>
+        <w:t xml:space="preserve">• </w:t>
+      </w:r>
+      <w:r>
+        <w:rPr>
+          <w:rFonts w:ascii="Calibri" w:hAnsi="Calibri"/>
+          <w:b/>
+        </w:rPr>
+        <w:t xml:space="preserve">Gestión de ciclo de vida y estado: </w:t>
+      </w:r>
+      <w:r>
+        <w:rPr>
+          <w:rFonts w:ascii="Calibri" w:hAnsi="Calibri"/>
+        </w:rPr>
+        <w:t xml:space="preserve">Controla si el turno se encuentra activo o cancelado (atributo boolean cancelado), permitiendo gestionar cancelaciones según los límites de tiempo de la veterinaria.</w:t>
+      </w:r>
     </w:p>
     <w:sectPr>
       <w:type w:val="nextPage"/>

--- a/Sprint_0_TPI_Programacion_II.docx
+++ b/Sprint_0_TPI_Programacion_II.docx
@@ -3758,11 +3758,9 @@
       <w:bookmarkEnd w:id="0"/>
     </w:p>
     <w:p>
-      <w:pPr>
-        <w:rPr>
-          <w:rFonts w:ascii="Calibri" w:hAnsi="Calibri"/>
-        </w:rPr>
-      </w:pPr>
+      <w:r>
+        <w:br w:type="page"/>
+      </w:r>
     </w:p>
     <w:p>
       <w:pPr>
@@ -3771,7 +3769,7 @@
           <w:ilvl w:val="0"/>
           <w:numId w:val="0"/>
         </w:numPr>
-        <w:spacing w:before="280" w:after="80"/>
+        <w:spacing w:after="80"/>
         <w:jc w:val="left"/>
         <w:rPr>
           <w:b/>
@@ -3783,24 +3781,25 @@
           <w:rFonts w:ascii="Calibri" w:hAnsi="Calibri"/>
           <w:b/>
         </w:rPr>
-        <w:t xml:space="preserve">Responsabilidades de las clases</w:t>
-      </w:r>
-    </w:p>
-    <w:p>
-      <w:pPr>
-        <w:spacing w:after="80"/>
-      </w:pPr>
+        <w:t xml:space="preserve">Decisiones de diseño</w:t>
+      </w:r>
+    </w:p>
+    <w:p>
       <w:r>
         <w:rPr>
           <w:rFonts w:ascii="Calibri" w:hAnsi="Calibri"/>
         </w:rPr>
-        <w:t xml:space="preserve">Siguiendo el principio de Responsabilidad Única (SRP - Single Responsibility Principle) de la programación orientada a objetos, cada clase del sistema asume un conjunto delimitado y coherente de responsabilidades dentro del modelo de dominio:</w:t>
-      </w:r>
-    </w:p>
-    <w:p>
-      <w:pPr>
-        <w:spacing w:before="160" w:after="60"/>
-      </w:pPr>
+        <w:t xml:space="preserve">Acá explicamos qué decidimos al pasar del boceto del Sprint 0 al código, y por qué.</w:t>
+      </w:r>
+    </w:p>
+    <w:p>
+      <w:pPr>
+        <w:rPr>
+          <w:rFonts w:ascii="Calibri" w:hAnsi="Calibri"/>
+        </w:rPr>
+      </w:pPr>
+    </w:p>
+    <w:p>
       <w:r>
         <w:rPr>
           <w:rFonts w:ascii="Calibri" w:hAnsi="Calibri"/>
@@ -3808,88 +3807,340 @@
           <w:i/>
           <w:sz w:val="22"/>
         </w:rPr>
-        <w:t xml:space="preserve">1. Cliente</w:t>
-      </w:r>
-    </w:p>
-    <w:p>
-      <w:pPr>
-        <w:ind w:left="360" w:hanging="180"/>
-        <w:spacing w:after="60"/>
-      </w:pPr>
+        <w:t xml:space="preserve">Qué cambió a comparacion  del Sprint 0</w:t>
+      </w:r>
+    </w:p>
+    <w:p/>
+    <w:p>
       <w:r>
         <w:rPr>
           <w:rFonts w:ascii="Calibri" w:hAnsi="Calibri"/>
         </w:rPr>
-        <w:t xml:space="preserve">• </w:t>
-      </w:r>
-      <w:r>
+        <w:t xml:space="preserve"> cambiamos algunas cosas del boceto:</w:t>
+      </w:r>
+    </w:p>
+    <w:tbl>
+      <w:tblPr>
+        <w:tblStyle w:val="TableGrid"/>
+        <w:tblW w:w="9360" w:type="dxa"/>
+        <w:tblLook w:val="04A0" w:firstRow="1" w:lastRow="0" w:firstColumn="1" w:lastColumn="0" w:noHBand="0" w:noVBand="1"/>
+      </w:tblPr>
+      <w:tblGrid>
+        <w:gridCol w:w="1400"/>
+        <w:gridCol w:w="2300"/>
+        <w:gridCol w:w="2700"/>
+        <w:gridCol w:w="2960"/>
+      </w:tblGrid>
+      <w:tr>
+        <w:trPr>
+          <w:tblHeader/>
+        </w:trPr>
+        <w:tc>
+          <w:tcPr>
+            <w:tcW w:w="1400" w:type="dxa"/>
+            <w:shd w:val="clear" w:color="auto" w:fill="2F5496"/>
+          </w:tcPr>
+          <w:p>
+            <w:r>
+              <w:rPr>
+                <w:rFonts w:ascii="Calibri" w:hAnsi="Calibri"/>
+                <w:b/>
+                <w:color w:val="FFFFFF"/>
+              </w:rPr>
+              <w:t xml:space="preserve">Clase</w:t>
+            </w:r>
+          </w:p>
+        </w:tc>
+        <w:tc>
+          <w:tcPr>
+            <w:tcW w:w="2300" w:type="dxa"/>
+            <w:shd w:val="clear" w:color="auto" w:fill="2F5496"/>
+          </w:tcPr>
+          <w:p>
+            <w:r>
+              <w:rPr>
+                <w:rFonts w:ascii="Calibri" w:hAnsi="Calibri"/>
+                <w:b/>
+                <w:color w:val="FFFFFF"/>
+              </w:rPr>
+              <w:t xml:space="preserve">Antes (Sprint 0)</w:t>
+            </w:r>
+          </w:p>
+        </w:tc>
+        <w:tc>
+          <w:tcPr>
+            <w:tcW w:w="2700" w:type="dxa"/>
+            <w:shd w:val="clear" w:color="auto" w:fill="2F5496"/>
+          </w:tcPr>
+          <w:p>
+            <w:r>
+              <w:rPr>
+                <w:rFonts w:ascii="Calibri" w:hAnsi="Calibri"/>
+                <w:b/>
+                <w:color w:val="FFFFFF"/>
+              </w:rPr>
+              <w:t xml:space="preserve">Ahora (código)</w:t>
+            </w:r>
+          </w:p>
+        </w:tc>
+        <w:tc>
+          <w:tcPr>
+            <w:tcW w:w="2960" w:type="dxa"/>
+            <w:shd w:val="clear" w:color="auto" w:fill="2F5496"/>
+          </w:tcPr>
+          <w:p>
+            <w:r>
+              <w:rPr>
+                <w:rFonts w:ascii="Calibri" w:hAnsi="Calibri"/>
+                <w:b/>
+                <w:color w:val="FFFFFF"/>
+              </w:rPr>
+              <w:t xml:space="preserve">Por qué</w:t>
+            </w:r>
+          </w:p>
+        </w:tc>
+      </w:tr>
+      <w:tr>
+        <w:tc>
+          <w:tcPr>
+            <w:tcW w:w="1400" w:type="dxa"/>
+          </w:tcPr>
+          <w:p>
+            <w:r>
+              <w:rPr>
+                <w:rFonts w:ascii="Calibri" w:hAnsi="Calibri"/>
+                <w:color w:val="000000"/>
+              </w:rPr>
+              <w:t xml:space="preserve">Mascota</w:t>
+            </w:r>
+          </w:p>
+        </w:tc>
+        <w:tc>
+          <w:tcPr>
+            <w:tcW w:w="2300" w:type="dxa"/>
+          </w:tcPr>
+          <w:p>
+            <w:r>
+              <w:rPr>
+                <w:rFonts w:ascii="Calibri" w:hAnsi="Calibri"/>
+                <w:color w:val="000000"/>
+              </w:rPr>
+              <w:t xml:space="preserve">animal</w:t>
+            </w:r>
+          </w:p>
+        </w:tc>
+        <w:tc>
+          <w:tcPr>
+            <w:tcW w:w="2700" w:type="dxa"/>
+          </w:tcPr>
+          <w:p>
+            <w:r>
+              <w:rPr>
+                <w:rFonts w:ascii="Calibri" w:hAnsi="Calibri"/>
+                <w:color w:val="000000"/>
+              </w:rPr>
+              <w:t xml:space="preserve">especie y raza</w:t>
+            </w:r>
+          </w:p>
+        </w:tc>
+        <w:tc>
+          <w:tcPr>
+            <w:tcW w:w="2960" w:type="dxa"/>
+          </w:tcPr>
+          <w:p>
+            <w:r>
+              <w:rPr>
+                <w:rFonts w:ascii="Calibri" w:hAnsi="Calibri"/>
+                <w:color w:val="000000"/>
+              </w:rPr>
+              <w:t xml:space="preserve">“Especie” es la palabra correcta y la raza le sirve al veterinario</w:t>
+            </w:r>
+          </w:p>
+        </w:tc>
+      </w:tr>
+      <w:tr>
+        <w:tc>
+          <w:tcPr>
+            <w:tcW w:w="1400" w:type="dxa"/>
+          </w:tcPr>
+          <w:p>
+            <w:r>
+              <w:rPr>
+                <w:rFonts w:ascii="Calibri" w:hAnsi="Calibri"/>
+                <w:color w:val="000000"/>
+              </w:rPr>
+              <w:t xml:space="preserve">Mascota</w:t>
+            </w:r>
+          </w:p>
+        </w:tc>
+        <w:tc>
+          <w:tcPr>
+            <w:tcW w:w="2300" w:type="dxa"/>
+          </w:tcPr>
+          <w:p>
+            <w:r>
+              <w:rPr>
+                <w:rFonts w:ascii="Calibri" w:hAnsi="Calibri"/>
+                <w:color w:val="000000"/>
+              </w:rPr>
+              <w:t xml:space="preserve">dueño</w:t>
+            </w:r>
+          </w:p>
+        </w:tc>
+        <w:tc>
+          <w:tcPr>
+            <w:tcW w:w="2700" w:type="dxa"/>
+          </w:tcPr>
+          <w:p>
+            <w:r>
+              <w:rPr>
+                <w:rFonts w:ascii="Calibri" w:hAnsi="Calibri"/>
+                <w:color w:val="000000"/>
+              </w:rPr>
+              <w:t xml:space="preserve">Se sacó</w:t>
+            </w:r>
+          </w:p>
+        </w:tc>
+        <w:tc>
+          <w:tcPr>
+            <w:tcW w:w="2960" w:type="dxa"/>
+          </w:tcPr>
+          <w:p>
+            <w:r>
+              <w:rPr>
+                <w:rFonts w:ascii="Calibri" w:hAnsi="Calibri"/>
+                <w:color w:val="000000"/>
+              </w:rPr>
+              <w:t xml:space="preserve">El cliente ya sabe cuáles son sus mascotas</w:t>
+            </w:r>
+          </w:p>
+        </w:tc>
+      </w:tr>
+      <w:tr>
+        <w:tc>
+          <w:tcPr>
+            <w:tcW w:w="1400" w:type="dxa"/>
+          </w:tcPr>
+          <w:p>
+            <w:r>
+              <w:rPr>
+                <w:rFonts w:ascii="Calibri" w:hAnsi="Calibri"/>
+                <w:color w:val="000000"/>
+              </w:rPr>
+              <w:t xml:space="preserve">Profesional</w:t>
+            </w:r>
+          </w:p>
+        </w:tc>
+        <w:tc>
+          <w:tcPr>
+            <w:tcW w:w="2300" w:type="dxa"/>
+          </w:tcPr>
+          <w:p>
+            <w:r>
+              <w:rPr>
+                <w:rFonts w:ascii="Calibri" w:hAnsi="Calibri"/>
+                <w:color w:val="000000"/>
+              </w:rPr>
+              <w:t xml:space="preserve">horarios</w:t>
+            </w:r>
+          </w:p>
+        </w:tc>
+        <w:tc>
+          <w:tcPr>
+            <w:tcW w:w="2700" w:type="dxa"/>
+          </w:tcPr>
+          <w:p>
+            <w:r>
+              <w:rPr>
+                <w:rFonts w:ascii="Calibri" w:hAnsi="Calibri"/>
+                <w:color w:val="000000"/>
+              </w:rPr>
+              <w:t xml:space="preserve">Todavía no está</w:t>
+            </w:r>
+          </w:p>
+        </w:tc>
+        <w:tc>
+          <w:tcPr>
+            <w:tcW w:w="2960" w:type="dxa"/>
+          </w:tcPr>
+          <w:p>
+            <w:r>
+              <w:rPr>
+                <w:rFonts w:ascii="Calibri" w:hAnsi="Calibri"/>
+                <w:color w:val="000000"/>
+              </w:rPr>
+              <w:t xml:space="preserve">Lo vamos a agregar cuando programemos la disponibilidad horaria</w:t>
+            </w:r>
+          </w:p>
+        </w:tc>
+      </w:tr>
+      <w:tr>
+        <w:tc>
+          <w:tcPr>
+            <w:tcW w:w="1400" w:type="dxa"/>
+          </w:tcPr>
+          <w:p>
+            <w:r>
+              <w:rPr>
+                <w:rFonts w:ascii="Calibri" w:hAnsi="Calibri"/>
+                <w:color w:val="000000"/>
+              </w:rPr>
+              <w:t xml:space="preserve">Turno</w:t>
+            </w:r>
+          </w:p>
+        </w:tc>
+        <w:tc>
+          <w:tcPr>
+            <w:tcW w:w="2300" w:type="dxa"/>
+          </w:tcPr>
+          <w:p>
+            <w:r>
+              <w:rPr>
+                <w:rFonts w:ascii="Calibri" w:hAnsi="Calibri"/>
+                <w:color w:val="000000"/>
+              </w:rPr>
+              <w:t xml:space="preserve">horario</w:t>
+            </w:r>
+          </w:p>
+        </w:tc>
+        <w:tc>
+          <w:tcPr>
+            <w:tcW w:w="2700" w:type="dxa"/>
+          </w:tcPr>
+          <w:p>
+            <w:r>
+              <w:rPr>
+                <w:rFonts w:ascii="Calibri" w:hAnsi="Calibri"/>
+                <w:color w:val="000000"/>
+              </w:rPr>
+              <w:t xml:space="preserve">fecha y horario</w:t>
+            </w:r>
+          </w:p>
+        </w:tc>
+        <w:tc>
+          <w:tcPr>
+            <w:tcW w:w="2960" w:type="dxa"/>
+          </w:tcPr>
+          <w:p>
+            <w:r>
+              <w:rPr>
+                <w:rFonts w:ascii="Calibri" w:hAnsi="Calibri"/>
+                <w:color w:val="000000"/>
+              </w:rPr>
+              <w:t xml:space="preserve">Es más fácil buscar los turnos de un día</w:t>
+            </w:r>
+          </w:p>
+        </w:tc>
+      </w:tr>
+    </w:tbl>
+    <w:p>
+      <w:pPr>
         <w:rPr>
           <w:rFonts w:ascii="Calibri" w:hAnsi="Calibri"/>
-          <w:b/>
-        </w:rPr>
-        <w:t xml:space="preserve">Representación del titular: </w:t>
-      </w:r>
-      <w:r>
-        <w:rPr>
-          <w:rFonts w:ascii="Calibri" w:hAnsi="Calibri"/>
-        </w:rPr>
-        <w:t xml:space="preserve">Modela a la persona responsable y titular de contacto ante la clínica veterinaria (dueño de una o más mascotas).</w:t>
-      </w:r>
-    </w:p>
-    <w:p>
-      <w:pPr>
-        <w:ind w:left="360" w:hanging="180"/>
-        <w:spacing w:after="60"/>
-      </w:pPr>
-      <w:r>
-        <w:rPr>
-          <w:rFonts w:ascii="Calibri" w:hAnsi="Calibri"/>
-        </w:rPr>
-        <w:t xml:space="preserve">• </w:t>
-      </w:r>
-      <w:r>
-        <w:rPr>
-          <w:rFonts w:ascii="Calibri" w:hAnsi="Calibri"/>
-          <w:b/>
-        </w:rPr>
-        <w:t xml:space="preserve">Gestión de identidad y contacto: </w:t>
-      </w:r>
-      <w:r>
-        <w:rPr>
-          <w:rFonts w:ascii="Calibri" w:hAnsi="Calibri"/>
-        </w:rPr>
-        <w:t xml:space="preserve">Almacena y encapsula sus atributos personales (id, nombre, apellido, teléfono).</w:t>
-      </w:r>
-    </w:p>
-    <w:p>
-      <w:pPr>
-        <w:ind w:left="360" w:hanging="180"/>
-        <w:spacing w:after="60"/>
-      </w:pPr>
-      <w:r>
-        <w:rPr>
-          <w:rFonts w:ascii="Calibri" w:hAnsi="Calibri"/>
-        </w:rPr>
-        <w:t xml:space="preserve">• </w:t>
-      </w:r>
-      <w:r>
-        <w:rPr>
-          <w:rFonts w:ascii="Calibri" w:hAnsi="Calibri"/>
-          <w:b/>
-        </w:rPr>
-        <w:t xml:space="preserve">Administración de mascotas: </w:t>
-      </w:r>
-      <w:r>
-        <w:rPr>
-          <w:rFonts w:ascii="Calibri" w:hAnsi="Calibri"/>
-        </w:rPr>
-        <w:t xml:space="preserve">Mantiene la colección de mascotas a su cargo (List&lt;Mascota&gt;) y proporciona el método agregarMascota(Mascota) para incorporar nuevos animales sin delegar esta lógica a agentes externos.</w:t>
-      </w:r>
-    </w:p>
-    <w:p>
-      <w:pPr>
-        <w:spacing w:before="160" w:after="60"/>
-      </w:pPr>
+        </w:rPr>
+      </w:pPr>
+    </w:p>
+    <w:p>
       <w:r>
         <w:rPr>
           <w:rFonts w:ascii="Calibri" w:hAnsi="Calibri"/>
@@ -3897,88 +4148,33 @@
           <w:i/>
           <w:sz w:val="22"/>
         </w:rPr>
-        <w:t xml:space="preserve">2. Mascota</w:t>
-      </w:r>
-    </w:p>
-    <w:p>
-      <w:pPr>
-        <w:ind w:left="360" w:hanging="180"/>
-        <w:spacing w:after="60"/>
-      </w:pPr>
+        <w:t xml:space="preserve">1. Los datos de cada clase están protegidos</w:t>
+      </w:r>
+    </w:p>
+    <w:p>
       <w:r>
         <w:rPr>
           <w:rFonts w:ascii="Calibri" w:hAnsi="Calibri"/>
         </w:rPr>
-        <w:t xml:space="preserve">• </w:t>
-      </w:r>
+        <w:t xml:space="preserve">Todos los atributos son private. Desde afuera solo se pueden leer con los métodos get. No hay métodos set para cambiarlos.</w:t>
+      </w:r>
+    </w:p>
+    <w:p>
       <w:r>
         <w:rPr>
           <w:rFonts w:ascii="Calibri" w:hAnsi="Calibri"/>
-          <w:b/>
-        </w:rPr>
-        <w:t xml:space="preserve">Representación del paciente: </w:t>
-      </w:r>
-      <w:r>
+        </w:rPr>
+        <w:t xml:space="preserve">Lo hicimos así para que nadie cambie un dato por error. Por ejemplo: si cualquiera pudiera cambiar el profesional de un turno, se podría poner a alguien que no tiene la especialidad necesaria. Cuando algo sí tiene que cambiar, usamos un método con un nombre claro, como agregarMascota() en Cliente.</w:t>
+      </w:r>
+    </w:p>
+    <w:p>
+      <w:pPr>
         <w:rPr>
           <w:rFonts w:ascii="Calibri" w:hAnsi="Calibri"/>
         </w:rPr>
-        <w:t xml:space="preserve">Modela al animal que recibe los cuidados médicos y servicios dentro de la veterinaria.</w:t>
-      </w:r>
-    </w:p>
-    <w:p>
-      <w:pPr>
-        <w:ind w:left="360" w:hanging="180"/>
-        <w:spacing w:after="60"/>
-      </w:pPr>
-      <w:r>
-        <w:rPr>
-          <w:rFonts w:ascii="Calibri" w:hAnsi="Calibri"/>
-        </w:rPr>
-        <w:t xml:space="preserve">• </w:t>
-      </w:r>
-      <w:r>
-        <w:rPr>
-          <w:rFonts w:ascii="Calibri" w:hAnsi="Calibri"/>
-          <w:b/>
-        </w:rPr>
-        <w:t xml:space="preserve">Encapsulamiento biológico: </w:t>
-      </w:r>
-      <w:r>
-        <w:rPr>
-          <w:rFonts w:ascii="Calibri" w:hAnsi="Calibri"/>
-        </w:rPr>
-        <w:t xml:space="preserve">Resguarda la identidad y características del animal (id, nombre, especie, raza).</w:t>
-      </w:r>
-    </w:p>
-    <w:p>
-      <w:pPr>
-        <w:ind w:left="360" w:hanging="180"/>
-        <w:spacing w:after="60"/>
-      </w:pPr>
-      <w:r>
-        <w:rPr>
-          <w:rFonts w:ascii="Calibri" w:hAnsi="Calibri"/>
-        </w:rPr>
-        <w:t xml:space="preserve">• </w:t>
-      </w:r>
-      <w:r>
-        <w:rPr>
-          <w:rFonts w:ascii="Calibri" w:hAnsi="Calibri"/>
-          <w:b/>
-        </w:rPr>
-        <w:t xml:space="preserve">Entidad individual de turnos: </w:t>
-      </w:r>
-      <w:r>
-        <w:rPr>
-          <w:rFonts w:ascii="Calibri" w:hAnsi="Calibri"/>
-        </w:rPr>
-        <w:t xml:space="preserve">Funciona como el sujeto central e individual sobre el cual se agendan los turnos, respetando la regla de negocio de que cada turno corresponde a una única mascota.</w:t>
-      </w:r>
-    </w:p>
-    <w:p>
-      <w:pPr>
-        <w:spacing w:before="160" w:after="60"/>
-      </w:pPr>
+      </w:pPr>
+    </w:p>
+    <w:p>
       <w:r>
         <w:rPr>
           <w:rFonts w:ascii="Calibri" w:hAnsi="Calibri"/>
@@ -3986,88 +4182,33 @@
           <w:i/>
           <w:sz w:val="22"/>
         </w:rPr>
-        <w:t xml:space="preserve">3. Profesional</w:t>
-      </w:r>
-    </w:p>
-    <w:p>
-      <w:pPr>
-        <w:ind w:left="360" w:hanging="180"/>
-        <w:spacing w:after="60"/>
-      </w:pPr>
+        <w:t xml:space="preserve">2. Cada objeto tiene su número (id)</w:t>
+      </w:r>
+    </w:p>
+    <w:p>
       <w:r>
         <w:rPr>
           <w:rFonts w:ascii="Calibri" w:hAnsi="Calibri"/>
         </w:rPr>
-        <w:t xml:space="preserve">• </w:t>
-      </w:r>
+        <w:t xml:space="preserve">Cliente, Mascota, Servicio y Turno tienen un id. Sirve para no confundir dos cosas que se llaman igual, por ejemplo dos perros llamados “Firulais”.</w:t>
+      </w:r>
+    </w:p>
+    <w:p>
       <w:r>
         <w:rPr>
           <w:rFonts w:ascii="Calibri" w:hAnsi="Calibri"/>
-          <w:b/>
-        </w:rPr>
-        <w:t xml:space="preserve">Representación del personal médico: </w:t>
-      </w:r>
-      <w:r>
+        </w:rPr>
+        <w:t xml:space="preserve">El profesional no tiene id porque usa su matricula, que ya es un número único de cada veterinario.</w:t>
+      </w:r>
+    </w:p>
+    <w:p>
+      <w:pPr>
         <w:rPr>
           <w:rFonts w:ascii="Calibri" w:hAnsi="Calibri"/>
         </w:rPr>
-        <w:t xml:space="preserve">Modela al veterinario o especialista habilitado para prestar los servicios de la clínica.</w:t>
-      </w:r>
-    </w:p>
-    <w:p>
-      <w:pPr>
-        <w:ind w:left="360" w:hanging="180"/>
-        <w:spacing w:after="60"/>
-      </w:pPr>
-      <w:r>
-        <w:rPr>
-          <w:rFonts w:ascii="Calibri" w:hAnsi="Calibri"/>
-        </w:rPr>
-        <w:t xml:space="preserve">• </w:t>
-      </w:r>
-      <w:r>
-        <w:rPr>
-          <w:rFonts w:ascii="Calibri" w:hAnsi="Calibri"/>
-          <w:b/>
-        </w:rPr>
-        <w:t xml:space="preserve">Identificación y especialidad: </w:t>
-      </w:r>
-      <w:r>
-        <w:rPr>
-          <w:rFonts w:ascii="Calibri" w:hAnsi="Calibri"/>
-        </w:rPr>
-        <w:t xml:space="preserve">Encapsula su número de matrícula profesional, sus datos de contacto (teléfono, correo) y su especialidad médica correspondiente.</w:t>
-      </w:r>
-    </w:p>
-    <w:p>
-      <w:pPr>
-        <w:ind w:left="360" w:hanging="180"/>
-        <w:spacing w:after="60"/>
-      </w:pPr>
-      <w:r>
-        <w:rPr>
-          <w:rFonts w:ascii="Calibri" w:hAnsi="Calibri"/>
-        </w:rPr>
-        <w:t xml:space="preserve">• </w:t>
-      </w:r>
-      <w:r>
-        <w:rPr>
-          <w:rFonts w:ascii="Calibri" w:hAnsi="Calibri"/>
-          <w:b/>
-        </w:rPr>
-        <w:t xml:space="preserve">Validación de atención y disponibilidad: </w:t>
-      </w:r>
-      <w:r>
-        <w:rPr>
-          <w:rFonts w:ascii="Calibri" w:hAnsi="Calibri"/>
-        </w:rPr>
-        <w:t xml:space="preserve">Provee la información esencial para contrastar su especialidad frente a los servicios solicitados y controlar que no existan superposiciones horarias en su agenda.</w:t>
-      </w:r>
-    </w:p>
-    <w:p>
-      <w:pPr>
-        <w:spacing w:before="160" w:after="60"/>
-      </w:pPr>
+      </w:pPr>
+    </w:p>
+    <w:p>
       <w:r>
         <w:rPr>
           <w:rFonts w:ascii="Calibri" w:hAnsi="Calibri"/>
@@ -4075,88 +4216,33 @@
           <w:i/>
           <w:sz w:val="22"/>
         </w:rPr>
-        <w:t xml:space="preserve">4. Servicio</w:t>
-      </w:r>
-    </w:p>
-    <w:p>
-      <w:pPr>
-        <w:ind w:left="360" w:hanging="180"/>
-        <w:spacing w:after="60"/>
-      </w:pPr>
+        <w:t xml:space="preserve">3. Mascota</w:t>
+      </w:r>
+    </w:p>
+    <w:p>
       <w:r>
         <w:rPr>
           <w:rFonts w:ascii="Calibri" w:hAnsi="Calibri"/>
         </w:rPr>
-        <w:t xml:space="preserve">• </w:t>
-      </w:r>
+        <w:t xml:space="preserve">Cambiamos animal por especie (perro, gato, etc.), que es la palabra correcta, y agregamos raza porque es un dato que el veterinario necesita.</w:t>
+      </w:r>
+    </w:p>
+    <w:p>
       <w:r>
         <w:rPr>
           <w:rFonts w:ascii="Calibri" w:hAnsi="Calibri"/>
-          <w:b/>
-        </w:rPr>
-        <w:t xml:space="preserve">Tipificación de prestaciones: </w:t>
-      </w:r>
-      <w:r>
+        </w:rPr>
+        <w:t xml:space="preserve">Sacamos el atributo dueño. El cliente ya tiene la lista de sus mascotas, así que guardar el dueño también en la mascota sería repetir el mismo dato dos veces.</w:t>
+      </w:r>
+    </w:p>
+    <w:p>
+      <w:pPr>
         <w:rPr>
           <w:rFonts w:ascii="Calibri" w:hAnsi="Calibri"/>
         </w:rPr>
-        <w:t xml:space="preserve">Modela el catálogo de servicios ofrecidos por la veterinaria (consulta general, cirugía, vacunación, etc.).</w:t>
-      </w:r>
-    </w:p>
-    <w:p>
-      <w:pPr>
-        <w:ind w:left="360" w:hanging="180"/>
-        <w:spacing w:after="60"/>
-      </w:pPr>
-      <w:r>
-        <w:rPr>
-          <w:rFonts w:ascii="Calibri" w:hAnsi="Calibri"/>
-        </w:rPr>
-        <w:t xml:space="preserve">• </w:t>
-      </w:r>
-      <w:r>
-        <w:rPr>
-          <w:rFonts w:ascii="Calibri" w:hAnsi="Calibri"/>
-          <w:b/>
-        </w:rPr>
-        <w:t xml:space="preserve">Requerimientos de habilitación: </w:t>
-      </w:r>
-      <w:r>
-        <w:rPr>
-          <w:rFonts w:ascii="Calibri" w:hAnsi="Calibri"/>
-        </w:rPr>
-        <w:t xml:space="preserve">Encapsula la lista de especialidades requeridas (List&lt;String&gt; especialidadRequerida) necesarias para prestar la atención.</w:t>
-      </w:r>
-    </w:p>
-    <w:p>
-      <w:pPr>
-        <w:ind w:left="360" w:hanging="180"/>
-        <w:spacing w:after="60"/>
-      </w:pPr>
-      <w:r>
-        <w:rPr>
-          <w:rFonts w:ascii="Calibri" w:hAnsi="Calibri"/>
-        </w:rPr>
-        <w:t xml:space="preserve">• </w:t>
-      </w:r>
-      <w:r>
-        <w:rPr>
-          <w:rFonts w:ascii="Calibri" w:hAnsi="Calibri"/>
-          <w:b/>
-        </w:rPr>
-        <w:t xml:space="preserve">Desacoplamiento de reglas: </w:t>
-      </w:r>
-      <w:r>
-        <w:rPr>
-          <w:rFonts w:ascii="Calibri" w:hAnsi="Calibri"/>
-        </w:rPr>
-        <w:t xml:space="preserve">Permite desacoplar el servicio de los profesionales específicos, funcionando como criterio de validación al momento de asignar un turno.</w:t>
-      </w:r>
-    </w:p>
-    <w:p>
-      <w:pPr>
-        <w:spacing w:before="160" w:after="60"/>
-      </w:pPr>
+      </w:pPr>
+    </w:p>
+    <w:p>
       <w:r>
         <w:rPr>
           <w:rFonts w:ascii="Calibri" w:hAnsi="Calibri"/>
@@ -4164,82 +4250,161 @@
           <w:i/>
           <w:sz w:val="22"/>
         </w:rPr>
-        <w:t xml:space="preserve">5. Turno</w:t>
-      </w:r>
-    </w:p>
-    <w:p>
-      <w:pPr>
-        <w:ind w:left="360" w:hanging="180"/>
-        <w:spacing w:after="60"/>
-      </w:pPr>
+        <w:t xml:space="preserve">4. Profesional</w:t>
+      </w:r>
+    </w:p>
+    <w:p>
       <w:r>
         <w:rPr>
           <w:rFonts w:ascii="Calibri" w:hAnsi="Calibri"/>
         </w:rPr>
-        <w:t xml:space="preserve">• </w:t>
-      </w:r>
+        <w:t xml:space="preserve">Cada profesional tiene una sola especialidad. Es lo más simple y alcanza para una veterinaria normal.</w:t>
+      </w:r>
+    </w:p>
+    <w:p>
+      <w:pPr>
+        <w:rPr>
+          <w:rFonts w:ascii="Calibri" w:hAnsi="Calibri"/>
+        </w:rPr>
+      </w:pPr>
+    </w:p>
+    <w:p>
       <w:r>
         <w:rPr>
           <w:rFonts w:ascii="Calibri" w:hAnsi="Calibri"/>
           <w:b/>
-        </w:rPr>
-        <w:t xml:space="preserve">Objeto asociativo central: </w:t>
-      </w:r>
+          <w:i/>
+          <w:sz w:val="22"/>
+        </w:rPr>
+        <w:t xml:space="preserve">5. Servicio</w:t>
+      </w:r>
+    </w:p>
+    <w:p>
       <w:r>
         <w:rPr>
           <w:rFonts w:ascii="Calibri" w:hAnsi="Calibri"/>
         </w:rPr>
-        <w:t xml:space="preserve">Materializa la reserva concreta de un horario determinado, vinculando a una Mascota, un Profesional y un Servicio solicitado.</w:t>
-      </w:r>
-    </w:p>
-    <w:p>
-      <w:pPr>
-        <w:ind w:left="360" w:hanging="180"/>
-        <w:spacing w:after="60"/>
-      </w:pPr>
+        <w:t xml:space="preserve">Un servicio guarda una lista de especialidades y no una sola, porque algunos servicios los pueden hacer profesionales de distintas especialidades. Por ejempl: poner una vacuna la puede poner un veterinario clínico o un especialista.</w:t>
+      </w:r>
+    </w:p>
+    <w:p>
       <w:r>
         <w:rPr>
           <w:rFonts w:ascii="Calibri" w:hAnsi="Calibri"/>
         </w:rPr>
-        <w:t xml:space="preserve">• </w:t>
-      </w:r>
+        <w:t xml:space="preserve">Un profesional puede hacer un servicio solo si su especialidad está en esa lista.</w:t>
+      </w:r>
+    </w:p>
+    <w:p>
+      <w:pPr>
+        <w:rPr>
+          <w:rFonts w:ascii="Calibri" w:hAnsi="Calibri"/>
+        </w:rPr>
+      </w:pPr>
+    </w:p>
+    <w:p>
       <w:r>
         <w:rPr>
           <w:rFonts w:ascii="Calibri" w:hAnsi="Calibri"/>
           <w:b/>
-        </w:rPr>
-        <w:t xml:space="preserve">Control de datos temporales: </w:t>
-      </w:r>
+          <w:i/>
+          <w:sz w:val="22"/>
+        </w:rPr>
+        <w:t xml:space="preserve">6. Las especialidades se escriben como texto</w:t>
+      </w:r>
+    </w:p>
+    <w:p>
       <w:r>
         <w:rPr>
           <w:rFonts w:ascii="Calibri" w:hAnsi="Calibri"/>
         </w:rPr>
-        <w:t xml:space="preserve">Registra y preserva la fecha y hora de la cita veterinaria.</w:t>
-      </w:r>
-    </w:p>
-    <w:p>
-      <w:pPr>
-        <w:ind w:left="360" w:hanging="180"/>
-        <w:spacing w:after="60"/>
-      </w:pPr>
+        <w:t xml:space="preserve">Por ahora las especialidades son texto.</w:t>
+      </w:r>
+    </w:p>
+    <w:p>
       <w:r>
         <w:rPr>
           <w:rFonts w:ascii="Calibri" w:hAnsi="Calibri"/>
         </w:rPr>
-        <w:t xml:space="preserve">• </w:t>
-      </w:r>
+        <w:t xml:space="preserve">El problema es que hay que escribirlas siempre igual, por ejemplo cuando escribis “Cirugía” y “Cirugia”  el programa las toma como distintas. Más adelante podríamos usar un enum, que de solo opciones. </w:t>
+      </w:r>
+    </w:p>
+    <w:p>
+      <w:pPr>
+        <w:rPr>
+          <w:rFonts w:ascii="Calibri" w:hAnsi="Calibri"/>
+        </w:rPr>
+      </w:pPr>
+    </w:p>
+    <w:p>
       <w:r>
         <w:rPr>
           <w:rFonts w:ascii="Calibri" w:hAnsi="Calibri"/>
           <w:b/>
-        </w:rPr>
-        <w:t xml:space="preserve">Gestión de ciclo de vida y estado: </w:t>
-      </w:r>
+          <w:i/>
+          <w:sz w:val="22"/>
+        </w:rPr>
+        <w:t xml:space="preserve">7. Turno: fecha y hora separadas</w:t>
+      </w:r>
+    </w:p>
+    <w:p>
       <w:r>
         <w:rPr>
           <w:rFonts w:ascii="Calibri" w:hAnsi="Calibri"/>
         </w:rPr>
-        <w:t xml:space="preserve">Controla si el turno se encuentra activo o cancelado (atributo boolean cancelado), permitiendo gestionar cancelaciones según los límites de tiempo de la veterinaria.</w:t>
+        <w:t xml:space="preserve">En el boceto el turno tenía un solo dato horario. Ahora tiene fecha y horario separados. Así es más fácil hacer dos cosas que necesitamos: ver si un profesional ya tiene un turno ese día a esa hora, y ver qué horarios le quedan libres en un día.</w:t>
+      </w:r>
+    </w:p>
+    <w:p>
+      <w:pPr>
+        <w:rPr>
+          <w:rFonts w:ascii="Calibri" w:hAnsi="Calibri"/>
+        </w:rPr>
+      </w:pPr>
+    </w:p>
+    <w:p>
+      <w:r>
+        <w:rPr>
+          <w:rFonts w:ascii="Calibri" w:hAnsi="Calibri"/>
+          <w:b/>
+          <w:i/>
+          <w:sz w:val="22"/>
+        </w:rPr>
+        <w:t xml:space="preserve">8. Los turnos cancelados no se borran</w:t>
+      </w:r>
+    </w:p>
+    <w:p>
+      <w:r>
+        <w:rPr>
+          <w:rFonts w:ascii="Calibri" w:hAnsi="Calibri"/>
+        </w:rPr>
+        <w:t xml:space="preserve">Cuando se cancela un turno no lo borramos, solo lo marcamos con cancelado. Así queda registrado que existió, pero el horario vuelve a quedar libre para otra mascota.</w:t>
+      </w:r>
+    </w:p>
+    <w:p>
+      <w:pPr>
+        <w:rPr>
+          <w:rFonts w:ascii="Calibri" w:hAnsi="Calibri"/>
+        </w:rPr>
+      </w:pPr>
+    </w:p>
+    <w:p>
+      <w:r>
+        <w:rPr>
+          <w:rFonts w:ascii="Calibri" w:hAnsi="Calibri"/>
+          <w:b/>
+          <w:i/>
+          <w:sz w:val="22"/>
+        </w:rPr>
+        <w:t xml:space="preserve">9. El turno guarda los objetos completos</w:t>
+      </w:r>
+    </w:p>
+    <w:p>
+      <w:r>
+        <w:rPr>
+          <w:rFonts w:ascii="Calibri" w:hAnsi="Calibri"/>
+        </w:rPr>
+        <w:t xml:space="preserve">El turno guarda la mascota, el profesional y el servicio completos, no solo sus números de id. Así, desde el turno se puede ver directamente la especialidad del profesional (turno.getProfesional().getEspecialidad()) sin tener que buscarlo en una lista.</w:t>
       </w:r>
     </w:p>
     <w:sectPr>

--- a/Sprint_0_TPI_Programacion_II.docx
+++ b/Sprint_0_TPI_Programacion_II.docx
@@ -4405,6 +4405,491 @@
           <w:rFonts w:ascii="Calibri" w:hAnsi="Calibri"/>
         </w:rPr>
         <w:t xml:space="preserve">El turno guarda la mascota, el profesional y el servicio completos, no solo sus números de id. Así, desde el turno se puede ver directamente la especialidad del profesional (turno.getProfesional().getEspecialidad()) sin tener que buscarlo en una lista.</w:t>
+      </w:r>
+    </w:p>
+    <w:p>
+      <w:pPr>
+        <w:rPr>
+          <w:rFonts w:ascii="Calibri" w:hAnsi="Calibri"/>
+        </w:rPr>
+      </w:pPr>
+    </w:p>
+    <w:p>
+      <w:pPr>
+        <w:pStyle w:val="Ttulo1"/>
+        <w:numPr>
+          <w:ilvl w:val="0"/>
+          <w:numId w:val="0"/>
+        </w:numPr>
+        <w:spacing w:before="280" w:after="80"/>
+        <w:jc w:val="left"/>
+        <w:rPr>
+          <w:b/>
+          <w:bCs/>
+        </w:rPr>
+      </w:pPr>
+      <w:r>
+        <w:rPr>
+          <w:rFonts w:ascii="Calibri" w:hAnsi="Calibri"/>
+          <w:b/>
+        </w:rPr>
+        <w:t xml:space="preserve">Responsabilidades de las clases</w:t>
+      </w:r>
+    </w:p>
+    <w:p>
+      <w:pPr>
+        <w:spacing w:after="80"/>
+      </w:pPr>
+      <w:r>
+        <w:rPr>
+          <w:rFonts w:ascii="Calibri" w:hAnsi="Calibri"/>
+        </w:rPr>
+        <w:t xml:space="preserve">Siguiendo el principio de Responsabilidad Única (SRP - Single Responsibility Principle) de la programación orientada a objetos, cada clase del sistema asume un conjunto delimitado y coherente de responsabilidades dentro del modelo de dominio:</w:t>
+      </w:r>
+    </w:p>
+    <w:p>
+      <w:pPr>
+        <w:spacing w:before="160" w:after="60"/>
+      </w:pPr>
+      <w:r>
+        <w:rPr>
+          <w:rFonts w:ascii="Calibri" w:hAnsi="Calibri"/>
+          <w:b/>
+          <w:i/>
+          <w:sz w:val="22"/>
+        </w:rPr>
+        <w:t xml:space="preserve">1. Cliente</w:t>
+      </w:r>
+    </w:p>
+    <w:p>
+      <w:pPr>
+        <w:ind w:left="360" w:hanging="180"/>
+        <w:spacing w:after="60"/>
+      </w:pPr>
+      <w:r>
+        <w:rPr>
+          <w:rFonts w:ascii="Calibri" w:hAnsi="Calibri"/>
+        </w:rPr>
+        <w:t xml:space="preserve">• </w:t>
+      </w:r>
+      <w:r>
+        <w:rPr>
+          <w:rFonts w:ascii="Calibri" w:hAnsi="Calibri"/>
+          <w:b/>
+        </w:rPr>
+        <w:t xml:space="preserve">Representación del titular: </w:t>
+      </w:r>
+      <w:r>
+        <w:rPr>
+          <w:rFonts w:ascii="Calibri" w:hAnsi="Calibri"/>
+        </w:rPr>
+        <w:t xml:space="preserve">Modela a la persona responsable y titular de contacto ante la clínica veterinaria (dueño de una o más mascotas).</w:t>
+      </w:r>
+    </w:p>
+    <w:p>
+      <w:pPr>
+        <w:ind w:left="360" w:hanging="180"/>
+        <w:spacing w:after="60"/>
+      </w:pPr>
+      <w:r>
+        <w:rPr>
+          <w:rFonts w:ascii="Calibri" w:hAnsi="Calibri"/>
+        </w:rPr>
+        <w:t xml:space="preserve">• </w:t>
+      </w:r>
+      <w:r>
+        <w:rPr>
+          <w:rFonts w:ascii="Calibri" w:hAnsi="Calibri"/>
+          <w:b/>
+        </w:rPr>
+        <w:t xml:space="preserve">Gestión de identidad y contacto: </w:t>
+      </w:r>
+      <w:r>
+        <w:rPr>
+          <w:rFonts w:ascii="Calibri" w:hAnsi="Calibri"/>
+        </w:rPr>
+        <w:t xml:space="preserve">Almacena y encapsula sus atributos personales (id, nombre, apellido, teléfono).</w:t>
+      </w:r>
+    </w:p>
+    <w:p>
+      <w:pPr>
+        <w:ind w:left="360" w:hanging="180"/>
+        <w:spacing w:after="60"/>
+      </w:pPr>
+      <w:r>
+        <w:rPr>
+          <w:rFonts w:ascii="Calibri" w:hAnsi="Calibri"/>
+        </w:rPr>
+        <w:t xml:space="preserve">• </w:t>
+      </w:r>
+      <w:r>
+        <w:rPr>
+          <w:rFonts w:ascii="Calibri" w:hAnsi="Calibri"/>
+          <w:b/>
+        </w:rPr>
+        <w:t xml:space="preserve">Administración de mascotas: </w:t>
+      </w:r>
+      <w:r>
+        <w:rPr>
+          <w:rFonts w:ascii="Calibri" w:hAnsi="Calibri"/>
+        </w:rPr>
+        <w:t xml:space="preserve">Mantiene la colección de mascotas a su cargo (List&lt;Mascota&gt;) y proporciona el método agregarMascota(Mascota) para incorporar nuevos animales sin delegar esta lógica a agentes externos.</w:t>
+      </w:r>
+    </w:p>
+    <w:p>
+      <w:pPr>
+        <w:spacing w:before="160" w:after="60"/>
+      </w:pPr>
+      <w:r>
+        <w:rPr>
+          <w:rFonts w:ascii="Calibri" w:hAnsi="Calibri"/>
+          <w:b/>
+          <w:i/>
+          <w:sz w:val="22"/>
+        </w:rPr>
+        <w:t xml:space="preserve">2. Mascota</w:t>
+      </w:r>
+    </w:p>
+    <w:p>
+      <w:pPr>
+        <w:ind w:left="360" w:hanging="180"/>
+        <w:spacing w:after="60"/>
+      </w:pPr>
+      <w:r>
+        <w:rPr>
+          <w:rFonts w:ascii="Calibri" w:hAnsi="Calibri"/>
+        </w:rPr>
+        <w:t xml:space="preserve">• </w:t>
+      </w:r>
+      <w:r>
+        <w:rPr>
+          <w:rFonts w:ascii="Calibri" w:hAnsi="Calibri"/>
+          <w:b/>
+        </w:rPr>
+        <w:t xml:space="preserve">Representación del paciente: </w:t>
+      </w:r>
+      <w:r>
+        <w:rPr>
+          <w:rFonts w:ascii="Calibri" w:hAnsi="Calibri"/>
+        </w:rPr>
+        <w:t xml:space="preserve">Modela al animal que recibe los cuidados médicos y servicios dentro de la veterinaria.</w:t>
+      </w:r>
+    </w:p>
+    <w:p>
+      <w:pPr>
+        <w:ind w:left="360" w:hanging="180"/>
+        <w:spacing w:after="60"/>
+      </w:pPr>
+      <w:r>
+        <w:rPr>
+          <w:rFonts w:ascii="Calibri" w:hAnsi="Calibri"/>
+        </w:rPr>
+        <w:t xml:space="preserve">• </w:t>
+      </w:r>
+      <w:r>
+        <w:rPr>
+          <w:rFonts w:ascii="Calibri" w:hAnsi="Calibri"/>
+          <w:b/>
+        </w:rPr>
+        <w:t xml:space="preserve">Encapsulamiento biológico: </w:t>
+      </w:r>
+      <w:r>
+        <w:rPr>
+          <w:rFonts w:ascii="Calibri" w:hAnsi="Calibri"/>
+        </w:rPr>
+        <w:t xml:space="preserve">Resguarda la identidad y características del animal (id, nombre, especie, raza).</w:t>
+      </w:r>
+    </w:p>
+    <w:p>
+      <w:pPr>
+        <w:ind w:left="360" w:hanging="180"/>
+        <w:spacing w:after="60"/>
+      </w:pPr>
+      <w:r>
+        <w:rPr>
+          <w:rFonts w:ascii="Calibri" w:hAnsi="Calibri"/>
+        </w:rPr>
+        <w:t xml:space="preserve">• </w:t>
+      </w:r>
+      <w:r>
+        <w:rPr>
+          <w:rFonts w:ascii="Calibri" w:hAnsi="Calibri"/>
+          <w:b/>
+        </w:rPr>
+        <w:t xml:space="preserve">Entidad individual de turnos: </w:t>
+      </w:r>
+      <w:r>
+        <w:rPr>
+          <w:rFonts w:ascii="Calibri" w:hAnsi="Calibri"/>
+        </w:rPr>
+        <w:t xml:space="preserve">Funciona como el sujeto central e individual sobre el cual se agendan los turnos, respetando la regla de negocio de que cada turno corresponde a una única mascota.</w:t>
+      </w:r>
+    </w:p>
+    <w:p>
+      <w:pPr>
+        <w:spacing w:before="160" w:after="60"/>
+      </w:pPr>
+      <w:r>
+        <w:rPr>
+          <w:rFonts w:ascii="Calibri" w:hAnsi="Calibri"/>
+          <w:b/>
+          <w:i/>
+          <w:sz w:val="22"/>
+        </w:rPr>
+        <w:t xml:space="preserve">3. Profesional</w:t>
+      </w:r>
+    </w:p>
+    <w:p>
+      <w:pPr>
+        <w:ind w:left="360" w:hanging="180"/>
+        <w:spacing w:after="60"/>
+      </w:pPr>
+      <w:r>
+        <w:rPr>
+          <w:rFonts w:ascii="Calibri" w:hAnsi="Calibri"/>
+        </w:rPr>
+        <w:t xml:space="preserve">• </w:t>
+      </w:r>
+      <w:r>
+        <w:rPr>
+          <w:rFonts w:ascii="Calibri" w:hAnsi="Calibri"/>
+          <w:b/>
+        </w:rPr>
+        <w:t xml:space="preserve">Representación del personal médico: </w:t>
+      </w:r>
+      <w:r>
+        <w:rPr>
+          <w:rFonts w:ascii="Calibri" w:hAnsi="Calibri"/>
+        </w:rPr>
+        <w:t xml:space="preserve">Modela al veterinario o especialista habilitado para prestar los servicios de la clínica.</w:t>
+      </w:r>
+    </w:p>
+    <w:p>
+      <w:pPr>
+        <w:ind w:left="360" w:hanging="180"/>
+        <w:spacing w:after="60"/>
+      </w:pPr>
+      <w:r>
+        <w:rPr>
+          <w:rFonts w:ascii="Calibri" w:hAnsi="Calibri"/>
+        </w:rPr>
+        <w:t xml:space="preserve">• </w:t>
+      </w:r>
+      <w:r>
+        <w:rPr>
+          <w:rFonts w:ascii="Calibri" w:hAnsi="Calibri"/>
+          <w:b/>
+        </w:rPr>
+        <w:t xml:space="preserve">Identificación y especialidad: </w:t>
+      </w:r>
+      <w:r>
+        <w:rPr>
+          <w:rFonts w:ascii="Calibri" w:hAnsi="Calibri"/>
+        </w:rPr>
+        <w:t xml:space="preserve">Encapsula su número de matrícula profesional, sus datos de contacto (teléfono, correo) y su especialidad médica correspondiente.</w:t>
+      </w:r>
+    </w:p>
+    <w:p>
+      <w:pPr>
+        <w:ind w:left="360" w:hanging="180"/>
+        <w:spacing w:after="60"/>
+      </w:pPr>
+      <w:r>
+        <w:rPr>
+          <w:rFonts w:ascii="Calibri" w:hAnsi="Calibri"/>
+        </w:rPr>
+        <w:t xml:space="preserve">• </w:t>
+      </w:r>
+      <w:r>
+        <w:rPr>
+          <w:rFonts w:ascii="Calibri" w:hAnsi="Calibri"/>
+          <w:b/>
+        </w:rPr>
+        <w:t xml:space="preserve">Validación de atención y disponibilidad: </w:t>
+      </w:r>
+      <w:r>
+        <w:rPr>
+          <w:rFonts w:ascii="Calibri" w:hAnsi="Calibri"/>
+        </w:rPr>
+        <w:t xml:space="preserve">Provee la información esencial para contrastar su especialidad frente a los servicios solicitados y controlar que no existan superposiciones horarias en su agenda.</w:t>
+      </w:r>
+    </w:p>
+    <w:p>
+      <w:pPr>
+        <w:spacing w:before="160" w:after="60"/>
+      </w:pPr>
+      <w:r>
+        <w:rPr>
+          <w:rFonts w:ascii="Calibri" w:hAnsi="Calibri"/>
+          <w:b/>
+          <w:i/>
+          <w:sz w:val="22"/>
+        </w:rPr>
+        <w:t xml:space="preserve">4. Servicio</w:t>
+      </w:r>
+    </w:p>
+    <w:p>
+      <w:pPr>
+        <w:ind w:left="360" w:hanging="180"/>
+        <w:spacing w:after="60"/>
+      </w:pPr>
+      <w:r>
+        <w:rPr>
+          <w:rFonts w:ascii="Calibri" w:hAnsi="Calibri"/>
+        </w:rPr>
+        <w:t xml:space="preserve">• </w:t>
+      </w:r>
+      <w:r>
+        <w:rPr>
+          <w:rFonts w:ascii="Calibri" w:hAnsi="Calibri"/>
+          <w:b/>
+        </w:rPr>
+        <w:t xml:space="preserve">Tipificación de prestaciones: </w:t>
+      </w:r>
+      <w:r>
+        <w:rPr>
+          <w:rFonts w:ascii="Calibri" w:hAnsi="Calibri"/>
+        </w:rPr>
+        <w:t xml:space="preserve">Modela el catálogo de servicios ofrecidos por la veterinaria (consulta general, cirugía, vacunación, etc.).</w:t>
+      </w:r>
+    </w:p>
+    <w:p>
+      <w:pPr>
+        <w:ind w:left="360" w:hanging="180"/>
+        <w:spacing w:after="60"/>
+      </w:pPr>
+      <w:r>
+        <w:rPr>
+          <w:rFonts w:ascii="Calibri" w:hAnsi="Calibri"/>
+        </w:rPr>
+        <w:t xml:space="preserve">• </w:t>
+      </w:r>
+      <w:r>
+        <w:rPr>
+          <w:rFonts w:ascii="Calibri" w:hAnsi="Calibri"/>
+          <w:b/>
+        </w:rPr>
+        <w:t xml:space="preserve">Requerimientos de habilitación: </w:t>
+      </w:r>
+      <w:r>
+        <w:rPr>
+          <w:rFonts w:ascii="Calibri" w:hAnsi="Calibri"/>
+        </w:rPr>
+        <w:t xml:space="preserve">Encapsula la lista de especialidades requeridas (List&lt;String&gt; especialidadRequerida) necesarias para prestar la atención.</w:t>
+      </w:r>
+    </w:p>
+    <w:p>
+      <w:pPr>
+        <w:ind w:left="360" w:hanging="180"/>
+        <w:spacing w:after="60"/>
+      </w:pPr>
+      <w:r>
+        <w:rPr>
+          <w:rFonts w:ascii="Calibri" w:hAnsi="Calibri"/>
+        </w:rPr>
+        <w:t xml:space="preserve">• </w:t>
+      </w:r>
+      <w:r>
+        <w:rPr>
+          <w:rFonts w:ascii="Calibri" w:hAnsi="Calibri"/>
+          <w:b/>
+        </w:rPr>
+        <w:t xml:space="preserve">Desacoplamiento de reglas: </w:t>
+      </w:r>
+      <w:r>
+        <w:rPr>
+          <w:rFonts w:ascii="Calibri" w:hAnsi="Calibri"/>
+        </w:rPr>
+        <w:t xml:space="preserve">Permite desacoplar el servicio de los profesionales específicos, funcionando como criterio de validación al momento de asignar un turno.</w:t>
+      </w:r>
+    </w:p>
+    <w:p>
+      <w:pPr>
+        <w:spacing w:before="160" w:after="60"/>
+      </w:pPr>
+      <w:r>
+        <w:rPr>
+          <w:rFonts w:ascii="Calibri" w:hAnsi="Calibri"/>
+          <w:b/>
+          <w:i/>
+          <w:sz w:val="22"/>
+        </w:rPr>
+        <w:t xml:space="preserve">5. Turno</w:t>
+      </w:r>
+    </w:p>
+    <w:p>
+      <w:pPr>
+        <w:ind w:left="360" w:hanging="180"/>
+        <w:spacing w:after="60"/>
+      </w:pPr>
+      <w:r>
+        <w:rPr>
+          <w:rFonts w:ascii="Calibri" w:hAnsi="Calibri"/>
+        </w:rPr>
+        <w:t xml:space="preserve">• </w:t>
+      </w:r>
+      <w:r>
+        <w:rPr>
+          <w:rFonts w:ascii="Calibri" w:hAnsi="Calibri"/>
+          <w:b/>
+        </w:rPr>
+        <w:t xml:space="preserve">Objeto asociativo central: </w:t>
+      </w:r>
+      <w:r>
+        <w:rPr>
+          <w:rFonts w:ascii="Calibri" w:hAnsi="Calibri"/>
+        </w:rPr>
+        <w:t xml:space="preserve">Materializa la reserva concreta de un horario determinado, vinculando a una Mascota, un Profesional y un Servicio solicitado.</w:t>
+      </w:r>
+    </w:p>
+    <w:p>
+      <w:pPr>
+        <w:ind w:left="360" w:hanging="180"/>
+        <w:spacing w:after="60"/>
+      </w:pPr>
+      <w:r>
+        <w:rPr>
+          <w:rFonts w:ascii="Calibri" w:hAnsi="Calibri"/>
+        </w:rPr>
+        <w:t xml:space="preserve">• </w:t>
+      </w:r>
+      <w:r>
+        <w:rPr>
+          <w:rFonts w:ascii="Calibri" w:hAnsi="Calibri"/>
+          <w:b/>
+        </w:rPr>
+        <w:t xml:space="preserve">Control de datos temporales: </w:t>
+      </w:r>
+      <w:r>
+        <w:rPr>
+          <w:rFonts w:ascii="Calibri" w:hAnsi="Calibri"/>
+        </w:rPr>
+        <w:t xml:space="preserve">Registra y preserva la fecha y hora de la cita veterinaria.</w:t>
+      </w:r>
+    </w:p>
+    <w:p>
+      <w:pPr>
+        <w:ind w:left="360" w:hanging="180"/>
+        <w:spacing w:after="60"/>
+      </w:pPr>
+      <w:r>
+        <w:rPr>
+          <w:rFonts w:ascii="Calibri" w:hAnsi="Calibri"/>
+        </w:rPr>
+        <w:t xml:space="preserve">• </w:t>
+      </w:r>
+      <w:r>
+        <w:rPr>
+          <w:rFonts w:ascii="Calibri" w:hAnsi="Calibri"/>
+          <w:b/>
+        </w:rPr>
+        <w:t xml:space="preserve">Gestión de ciclo de vida y estado: </w:t>
+      </w:r>
+      <w:r>
+        <w:rPr>
+          <w:rFonts w:ascii="Calibri" w:hAnsi="Calibri"/>
+        </w:rPr>
+        <w:t xml:space="preserve">Controla si el turno se encuentra activo o cancelado (atributo boolean cancelado), permitiendo gestionar cancelaciones según los límites de tiempo de la veterinaria.</w:t>
       </w:r>
     </w:p>
     <w:sectPr>
